--- a/Quotations/Kavita Goswami 20_22_Feb_2026 artist/Quotation With Artist.docx
+++ b/Quotations/Kavita Goswami 20_22_Feb_2026 artist/Quotation With Artist.docx
@@ -132,7 +132,6 @@
               </w:rPr>
               <w:t xml:space="preserve">  </w:t>
             </w:r>
-            <w:proofErr w:type="spellStart"/>
             <w:r>
               <w:rPr>
                 <w:rStyle w:val="IntenseEmphasis"/>
@@ -175,30 +174,7 @@
                   <w14:round/>
                 </w14:textOutline>
               </w:rPr>
-              <w:t>rs</w:t>
-            </w:r>
-            <w:proofErr w:type="spellEnd"/>
-            <w:r>
-              <w:rPr>
-                <w:rStyle w:val="IntenseEmphasis"/>
-                <w:rFonts w:asciiTheme="minorHAnsi" w:hAnsiTheme="minorHAnsi" w:cstheme="minorHAnsi"/>
-                <w:i w:val="0"/>
-                <w:iCs w:val="0"/>
-                <w:color w:val="000000" w:themeColor="text1"/>
-                <w:sz w:val="28"/>
-                <w:szCs w:val="28"/>
-                <w14:shadow w14:blurRad="38100" w14:dist="19050" w14:dir="2700000" w14:sx="100000" w14:sy="100000" w14:kx="0" w14:ky="0" w14:algn="tl">
-                  <w14:schemeClr w14:val="dk1">
-                    <w14:alpha w14:val="60000"/>
-                  </w14:schemeClr>
-                </w14:shadow>
-                <w14:textOutline w14:w="0" w14:cap="flat" w14:cmpd="sng" w14:algn="ctr">
-                  <w14:noFill/>
-                  <w14:prstDash w14:val="solid"/>
-                  <w14:round/>
-                </w14:textOutline>
-              </w:rPr>
-              <w:t xml:space="preserve"> Kavita</w:t>
+              <w:t>rs Kavita</w:t>
             </w:r>
           </w:p>
         </w:tc>
@@ -1353,31 +1329,8 @@
                   <w14:round/>
                 </w14:textOutline>
               </w:rPr>
-              <w:t>Raat-E-</w:t>
-            </w:r>
-            <w:proofErr w:type="spellStart"/>
-            <w:r>
-              <w:rPr>
-                <w:rFonts w:ascii="Abadi" w:eastAsiaTheme="majorEastAsia" w:hAnsi="Abadi" w:cs="ADLaM Display"/>
-                <w:bCs/>
-                <w:smallCaps/>
-                <w:color w:val="2F5496" w:themeColor="accent1" w:themeShade="BF"/>
-                <w:sz w:val="36"/>
-                <w:szCs w:val="36"/>
-                <w14:shadow w14:blurRad="38100" w14:dist="19050" w14:dir="2700000" w14:sx="100000" w14:sy="100000" w14:kx="0" w14:ky="0" w14:algn="tl">
-                  <w14:schemeClr w14:val="dk1">
-                    <w14:alpha w14:val="60000"/>
-                  </w14:schemeClr>
-                </w14:shadow>
-                <w14:textOutline w14:w="0" w14:cap="flat" w14:cmpd="sng" w14:algn="ctr">
-                  <w14:noFill/>
-                  <w14:prstDash w14:val="solid"/>
-                  <w14:round/>
-                </w14:textOutline>
-              </w:rPr>
-              <w:t>Ishq</w:t>
-            </w:r>
-            <w:proofErr w:type="spellEnd"/>
+              <w:t>Raat-E-Ishq</w:t>
+            </w:r>
             <w:r>
               <w:rPr>
                 <w:rFonts w:ascii="Abadi" w:eastAsiaTheme="majorEastAsia" w:hAnsi="Abadi" w:cs="ADLaM Display"/>
@@ -1479,13 +1432,8 @@
             <w:pPr>
               <w:pStyle w:val="Heading1"/>
             </w:pPr>
-            <w:proofErr w:type="spellStart"/>
-            <w:r>
-              <w:t>Diwam</w:t>
-            </w:r>
-            <w:proofErr w:type="spellEnd"/>
-            <w:r>
-              <w:t>-E-Aam</w:t>
+            <w:r>
+              <w:t>Diwam-E-Aam</w:t>
             </w:r>
           </w:p>
           <w:p>
@@ -1599,23 +1547,13 @@
                 <w:szCs w:val="24"/>
               </w:rPr>
             </w:pPr>
-            <w:proofErr w:type="spellStart"/>
-            <w:r>
-              <w:rPr>
-                <w:rFonts w:cstheme="minorHAnsi"/>
-                <w:sz w:val="24"/>
-                <w:szCs w:val="24"/>
-              </w:rPr>
-              <w:t>Dholki</w:t>
-            </w:r>
-            <w:proofErr w:type="spellEnd"/>
-            <w:r>
-              <w:rPr>
-                <w:rFonts w:cstheme="minorHAnsi"/>
-                <w:sz w:val="24"/>
-                <w:szCs w:val="24"/>
-              </w:rPr>
-              <w:t xml:space="preserve"> For Family Rituals</w:t>
+            <w:r>
+              <w:rPr>
+                <w:rFonts w:cstheme="minorHAnsi"/>
+                <w:sz w:val="24"/>
+                <w:szCs w:val="24"/>
+              </w:rPr>
+              <w:t>Dholki For Family Rituals</w:t>
             </w:r>
           </w:p>
           <w:p>
@@ -2517,25 +2455,7 @@
                 <w:szCs w:val="24"/>
                 <w:highlight w:val="yellow"/>
               </w:rPr>
-              <w:t>[</w:t>
-            </w:r>
-            <w:r>
-              <w:rPr>
-                <w:rFonts w:cstheme="minorHAnsi"/>
-                <w:sz w:val="24"/>
-                <w:szCs w:val="24"/>
-                <w:highlight w:val="yellow"/>
-              </w:rPr>
-              <w:t>ISH NANDA</w:t>
-            </w:r>
-            <w:r>
-              <w:rPr>
-                <w:rFonts w:cstheme="minorHAnsi"/>
-                <w:sz w:val="24"/>
-                <w:szCs w:val="24"/>
-                <w:highlight w:val="yellow"/>
-              </w:rPr>
-              <w:t xml:space="preserve"> NOT AVAILABLE]</w:t>
+              <w:t>[ISH NANDA NOT AVAILABLE]</w:t>
             </w:r>
           </w:p>
         </w:tc>
@@ -2569,6 +2489,80 @@
                 <w:szCs w:val="24"/>
               </w:rPr>
               <w:t>35,000/-</w:t>
+            </w:r>
+          </w:p>
+        </w:tc>
+      </w:tr>
+      <w:tr>
+        <w:trPr>
+          <w:trHeight w:val="563"/>
+        </w:trPr>
+        <w:tc>
+          <w:tcPr>
+            <w:tcW w:w="6745" w:type="dxa"/>
+          </w:tcPr>
+          <w:p>
+            <w:pPr>
+              <w:rPr>
+                <w:rFonts w:cstheme="minorHAnsi"/>
+                <w:sz w:val="24"/>
+                <w:szCs w:val="24"/>
+              </w:rPr>
+            </w:pPr>
+          </w:p>
+          <w:p>
+            <w:pPr>
+              <w:pStyle w:val="ListParagraph"/>
+              <w:numPr>
+                <w:ilvl w:val="0"/>
+                <w:numId w:val="23"/>
+              </w:numPr>
+              <w:rPr>
+                <w:rFonts w:cstheme="minorHAnsi"/>
+                <w:sz w:val="24"/>
+                <w:szCs w:val="24"/>
+              </w:rPr>
+            </w:pPr>
+            <w:r>
+              <w:rPr>
+                <w:rFonts w:cstheme="minorHAnsi"/>
+                <w:sz w:val="24"/>
+                <w:szCs w:val="24"/>
+              </w:rPr>
+              <w:t>Mohsick Percussionist</w:t>
+            </w:r>
+          </w:p>
+        </w:tc>
+        <w:tc>
+          <w:tcPr>
+            <w:tcW w:w="2790" w:type="dxa"/>
+          </w:tcPr>
+          <w:p>
+            <w:pPr>
+              <w:jc w:val="center"/>
+              <w:rPr>
+                <w:rFonts w:cstheme="minorHAnsi"/>
+                <w:sz w:val="24"/>
+                <w:szCs w:val="24"/>
+              </w:rPr>
+            </w:pPr>
+          </w:p>
+          <w:p>
+            <w:pPr>
+              <w:jc w:val="center"/>
+              <w:rPr>
+                <w:rFonts w:cstheme="minorHAnsi"/>
+                <w:sz w:val="24"/>
+                <w:szCs w:val="24"/>
+              </w:rPr>
+            </w:pPr>
+            <w:r>
+              <w:rPr>
+                <w:rFonts w:cstheme="minorHAnsi"/>
+                <w:sz w:val="24"/>
+                <w:szCs w:val="24"/>
+              </w:rPr>
+              <w:t>1,50,000 /-</w:t>
             </w:r>
           </w:p>
         </w:tc>
@@ -2970,7 +2964,7 @@
                 <w:sz w:val="24"/>
                 <w:szCs w:val="24"/>
               </w:rPr>
-              <w:t>1</w:t>
+              <w:t>2</w:t>
             </w:r>
             <w:r>
               <w:rPr>
@@ -2992,7 +2986,18 @@
                 <w:sz w:val="24"/>
                 <w:szCs w:val="24"/>
               </w:rPr>
-              <w:t>25</w:t>
+              <w:t>7</w:t>
+            </w:r>
+            <w:r>
+              <w:rPr>
+                <w:rFonts w:cstheme="minorHAnsi"/>
+                <w:b/>
+                <w:bCs/>
+                <w:color w:val="C45911" w:themeColor="accent2" w:themeShade="BF"/>
+                <w:sz w:val="24"/>
+                <w:szCs w:val="24"/>
+              </w:rPr>
+              <w:t>5</w:t>
             </w:r>
             <w:r>
               <w:rPr>
@@ -5273,7 +5278,7 @@
                   <w14:round/>
                 </w14:textOutline>
               </w:rPr>
-              <w:t>3</w:t>
+              <w:t>5</w:t>
             </w:r>
             <w:r>
               <w:rPr>
@@ -5313,7 +5318,27 @@
                   <w14:round/>
                 </w14:textOutline>
               </w:rPr>
-              <w:t>85</w:t>
+              <w:t>3</w:t>
+            </w:r>
+            <w:r>
+              <w:rPr>
+                <w:rFonts w:asciiTheme="majorHAnsi" w:eastAsiaTheme="majorEastAsia" w:hAnsiTheme="majorHAnsi" w:cstheme="majorBidi"/>
+                <w:bCs/>
+                <w:color w:val="C45911" w:themeColor="accent2" w:themeShade="BF"/>
+                <w:sz w:val="36"/>
+                <w:szCs w:val="36"/>
+                <w14:shadow w14:blurRad="38100" w14:dist="19050" w14:dir="2700000" w14:sx="100000" w14:sy="100000" w14:kx="0" w14:ky="0" w14:algn="tl">
+                  <w14:schemeClr w14:val="dk1">
+                    <w14:alpha w14:val="60000"/>
+                  </w14:schemeClr>
+                </w14:shadow>
+                <w14:textOutline w14:w="0" w14:cap="flat" w14:cmpd="sng" w14:algn="ctr">
+                  <w14:noFill/>
+                  <w14:prstDash w14:val="solid"/>
+                  <w14:round/>
+                </w14:textOutline>
+              </w:rPr>
+              <w:t>5</w:t>
             </w:r>
             <w:r>
               <w:rPr>

--- a/Quotations/Kavita Goswami 20_22_Feb_2026 artist/Quotation With Artist.docx
+++ b/Quotations/Kavita Goswami 20_22_Feb_2026 artist/Quotation With Artist.docx
@@ -132,6 +132,7 @@
               </w:rPr>
               <w:t xml:space="preserve">  </w:t>
             </w:r>
+            <w:proofErr w:type="spellStart"/>
             <w:r>
               <w:rPr>
                 <w:rStyle w:val="IntenseEmphasis"/>
@@ -174,7 +175,30 @@
                   <w14:round/>
                 </w14:textOutline>
               </w:rPr>
-              <w:t>rs Kavita</w:t>
+              <w:t>rs</w:t>
+            </w:r>
+            <w:proofErr w:type="spellEnd"/>
+            <w:r>
+              <w:rPr>
+                <w:rStyle w:val="IntenseEmphasis"/>
+                <w:rFonts w:asciiTheme="minorHAnsi" w:hAnsiTheme="minorHAnsi" w:cstheme="minorHAnsi"/>
+                <w:i w:val="0"/>
+                <w:iCs w:val="0"/>
+                <w:color w:val="000000" w:themeColor="text1"/>
+                <w:sz w:val="28"/>
+                <w:szCs w:val="28"/>
+                <w14:shadow w14:blurRad="38100" w14:dist="19050" w14:dir="2700000" w14:sx="100000" w14:sy="100000" w14:kx="0" w14:ky="0" w14:algn="tl">
+                  <w14:schemeClr w14:val="dk1">
+                    <w14:alpha w14:val="60000"/>
+                  </w14:schemeClr>
+                </w14:shadow>
+                <w14:textOutline w14:w="0" w14:cap="flat" w14:cmpd="sng" w14:algn="ctr">
+                  <w14:noFill/>
+                  <w14:prstDash w14:val="solid"/>
+                  <w14:round/>
+                </w14:textOutline>
+              </w:rPr>
+              <w:t xml:space="preserve"> Kavita</w:t>
             </w:r>
           </w:p>
         </w:tc>
@@ -1329,8 +1353,31 @@
                   <w14:round/>
                 </w14:textOutline>
               </w:rPr>
-              <w:t>Raat-E-Ishq</w:t>
-            </w:r>
+              <w:t>Raat-E-</w:t>
+            </w:r>
+            <w:proofErr w:type="spellStart"/>
+            <w:r>
+              <w:rPr>
+                <w:rFonts w:ascii="Abadi" w:eastAsiaTheme="majorEastAsia" w:hAnsi="Abadi" w:cs="ADLaM Display"/>
+                <w:bCs/>
+                <w:smallCaps/>
+                <w:color w:val="2F5496" w:themeColor="accent1" w:themeShade="BF"/>
+                <w:sz w:val="36"/>
+                <w:szCs w:val="36"/>
+                <w14:shadow w14:blurRad="38100" w14:dist="19050" w14:dir="2700000" w14:sx="100000" w14:sy="100000" w14:kx="0" w14:ky="0" w14:algn="tl">
+                  <w14:schemeClr w14:val="dk1">
+                    <w14:alpha w14:val="60000"/>
+                  </w14:schemeClr>
+                </w14:shadow>
+                <w14:textOutline w14:w="0" w14:cap="flat" w14:cmpd="sng" w14:algn="ctr">
+                  <w14:noFill/>
+                  <w14:prstDash w14:val="solid"/>
+                  <w14:round/>
+                </w14:textOutline>
+              </w:rPr>
+              <w:t>Ishq</w:t>
+            </w:r>
+            <w:proofErr w:type="spellEnd"/>
             <w:r>
               <w:rPr>
                 <w:rFonts w:ascii="Abadi" w:eastAsiaTheme="majorEastAsia" w:hAnsi="Abadi" w:cs="ADLaM Display"/>
@@ -1432,8 +1479,13 @@
             <w:pPr>
               <w:pStyle w:val="Heading1"/>
             </w:pPr>
-            <w:r>
-              <w:t>Diwam-E-Aam</w:t>
+            <w:proofErr w:type="spellStart"/>
+            <w:r>
+              <w:t>Diwam</w:t>
+            </w:r>
+            <w:proofErr w:type="spellEnd"/>
+            <w:r>
+              <w:t>-E-Aam</w:t>
             </w:r>
           </w:p>
           <w:p>
@@ -1513,15 +1565,51 @@
                 <w:sz w:val="24"/>
                 <w:szCs w:val="24"/>
               </w:rPr>
-              <w:t>Sound Setup With Tech Rider</w:t>
-            </w:r>
-            <w:r>
-              <w:rPr>
-                <w:rFonts w:cstheme="minorHAnsi"/>
-                <w:sz w:val="24"/>
-                <w:szCs w:val="24"/>
-              </w:rPr>
-              <w:t xml:space="preserve"> For Band</w:t>
+              <w:t xml:space="preserve">Sound Setup </w:t>
+            </w:r>
+            <w:proofErr w:type="gramStart"/>
+            <w:r>
+              <w:rPr>
+                <w:rFonts w:cstheme="minorHAnsi"/>
+                <w:sz w:val="24"/>
+                <w:szCs w:val="24"/>
+              </w:rPr>
+              <w:t>With</w:t>
+            </w:r>
+            <w:proofErr w:type="gramEnd"/>
+            <w:r>
+              <w:rPr>
+                <w:rFonts w:cstheme="minorHAnsi"/>
+                <w:sz w:val="24"/>
+                <w:szCs w:val="24"/>
+              </w:rPr>
+              <w:t xml:space="preserve"> Tech Rider</w:t>
+            </w:r>
+            <w:r>
+              <w:rPr>
+                <w:rFonts w:cstheme="minorHAnsi"/>
+                <w:sz w:val="24"/>
+                <w:szCs w:val="24"/>
+              </w:rPr>
+              <w:t xml:space="preserve"> </w:t>
+            </w:r>
+            <w:proofErr w:type="gramStart"/>
+            <w:r>
+              <w:rPr>
+                <w:rFonts w:cstheme="minorHAnsi"/>
+                <w:sz w:val="24"/>
+                <w:szCs w:val="24"/>
+              </w:rPr>
+              <w:t>For</w:t>
+            </w:r>
+            <w:proofErr w:type="gramEnd"/>
+            <w:r>
+              <w:rPr>
+                <w:rFonts w:cstheme="minorHAnsi"/>
+                <w:sz w:val="24"/>
+                <w:szCs w:val="24"/>
+              </w:rPr>
+              <w:t xml:space="preserve"> Band</w:t>
             </w:r>
           </w:p>
           <w:p>
@@ -1547,13 +1635,23 @@
                 <w:szCs w:val="24"/>
               </w:rPr>
             </w:pPr>
-            <w:r>
-              <w:rPr>
-                <w:rFonts w:cstheme="minorHAnsi"/>
-                <w:sz w:val="24"/>
-                <w:szCs w:val="24"/>
-              </w:rPr>
-              <w:t>Dholki For Family Rituals</w:t>
+            <w:proofErr w:type="spellStart"/>
+            <w:r>
+              <w:rPr>
+                <w:rFonts w:cstheme="minorHAnsi"/>
+                <w:sz w:val="24"/>
+                <w:szCs w:val="24"/>
+              </w:rPr>
+              <w:t>Dholki</w:t>
+            </w:r>
+            <w:proofErr w:type="spellEnd"/>
+            <w:r>
+              <w:rPr>
+                <w:rFonts w:cstheme="minorHAnsi"/>
+                <w:sz w:val="24"/>
+                <w:szCs w:val="24"/>
+              </w:rPr>
+              <w:t xml:space="preserve"> For Family Rituals</w:t>
             </w:r>
           </w:p>
           <w:p>
@@ -2529,7 +2627,41 @@
                 <w:sz w:val="24"/>
                 <w:szCs w:val="24"/>
               </w:rPr>
-              <w:t>Mohsick Percussionist</w:t>
+              <w:t>Saxophone Artist</w:t>
+            </w:r>
+          </w:p>
+          <w:p>
+            <w:pPr>
+              <w:pStyle w:val="ListParagraph"/>
+              <w:rPr>
+                <w:rFonts w:cstheme="minorHAnsi"/>
+                <w:sz w:val="24"/>
+                <w:szCs w:val="24"/>
+              </w:rPr>
+            </w:pPr>
+            <w:r>
+              <w:rPr>
+                <w:rFonts w:cstheme="minorHAnsi"/>
+                <w:sz w:val="24"/>
+                <w:szCs w:val="24"/>
+              </w:rPr>
+              <w:t xml:space="preserve">[Studio Room </w:t>
+            </w:r>
+            <w:r>
+              <w:rPr>
+                <w:rFonts w:cstheme="minorHAnsi"/>
+                <w:sz w:val="24"/>
+                <w:szCs w:val="24"/>
+              </w:rPr>
+              <w:t>Required</w:t>
+            </w:r>
+            <w:r>
+              <w:rPr>
+                <w:rFonts w:cstheme="minorHAnsi"/>
+                <w:sz w:val="24"/>
+                <w:szCs w:val="24"/>
+              </w:rPr>
+              <w:t>]</w:t>
             </w:r>
           </w:p>
         </w:tc>
@@ -2562,7 +2694,7 @@
                 <w:sz w:val="24"/>
                 <w:szCs w:val="24"/>
               </w:rPr>
-              <w:t>1,50,000 /-</w:t>
+              <w:t>40,000 /-</w:t>
             </w:r>
           </w:p>
         </w:tc>
@@ -2603,7 +2735,55 @@
                 <w:sz w:val="24"/>
                 <w:szCs w:val="24"/>
               </w:rPr>
-              <w:t>Saxophone Artist</w:t>
+              <w:t>Artists [</w:t>
+            </w:r>
+            <w:r>
+              <w:rPr>
+                <w:rFonts w:cstheme="minorHAnsi"/>
+                <w:sz w:val="24"/>
+                <w:szCs w:val="24"/>
+              </w:rPr>
+              <w:t>2</w:t>
+            </w:r>
+            <w:r>
+              <w:rPr>
+                <w:rFonts w:cstheme="minorHAnsi"/>
+                <w:sz w:val="24"/>
+                <w:szCs w:val="24"/>
+              </w:rPr>
+              <w:t xml:space="preserve">] </w:t>
+            </w:r>
+            <w:r>
+              <w:rPr>
+                <w:rFonts w:cstheme="minorHAnsi"/>
+                <w:sz w:val="24"/>
+                <w:szCs w:val="24"/>
+              </w:rPr>
+              <w:t>[</w:t>
+            </w:r>
+            <w:r>
+              <w:rPr>
+                <w:rFonts w:cstheme="minorHAnsi"/>
+                <w:sz w:val="24"/>
+                <w:szCs w:val="24"/>
+              </w:rPr>
+              <w:t>Jiving &amp; Swing Dancing</w:t>
+            </w:r>
+            <w:r>
+              <w:rPr>
+                <w:rFonts w:cstheme="minorHAnsi"/>
+                <w:sz w:val="24"/>
+                <w:szCs w:val="24"/>
+              </w:rPr>
+              <w:t>]</w:t>
+            </w:r>
+            <w:r>
+              <w:rPr>
+                <w:rFonts w:cstheme="minorHAnsi"/>
+                <w:sz w:val="24"/>
+                <w:szCs w:val="24"/>
+              </w:rPr>
+              <w:t xml:space="preserve"> </w:t>
             </w:r>
           </w:p>
           <w:p>
@@ -2615,169 +2795,23 @@
                 <w:szCs w:val="24"/>
               </w:rPr>
             </w:pPr>
-            <w:r>
-              <w:rPr>
-                <w:rFonts w:cstheme="minorHAnsi"/>
-                <w:sz w:val="24"/>
-                <w:szCs w:val="24"/>
-              </w:rPr>
-              <w:t xml:space="preserve">[Studio Room </w:t>
-            </w:r>
-            <w:r>
-              <w:rPr>
-                <w:rFonts w:cstheme="minorHAnsi"/>
-                <w:sz w:val="24"/>
-                <w:szCs w:val="24"/>
-              </w:rPr>
-              <w:t>Required</w:t>
-            </w:r>
-            <w:r>
-              <w:rPr>
-                <w:rFonts w:cstheme="minorHAnsi"/>
-                <w:sz w:val="24"/>
-                <w:szCs w:val="24"/>
-              </w:rPr>
-              <w:t>]</w:t>
-            </w:r>
-          </w:p>
-        </w:tc>
-        <w:tc>
-          <w:tcPr>
-            <w:tcW w:w="2790" w:type="dxa"/>
-          </w:tcPr>
-          <w:p>
-            <w:pPr>
-              <w:jc w:val="center"/>
-              <w:rPr>
-                <w:rFonts w:cstheme="minorHAnsi"/>
-                <w:sz w:val="24"/>
-                <w:szCs w:val="24"/>
-              </w:rPr>
-            </w:pPr>
-          </w:p>
-          <w:p>
-            <w:pPr>
-              <w:jc w:val="center"/>
-              <w:rPr>
-                <w:rFonts w:cstheme="minorHAnsi"/>
-                <w:sz w:val="24"/>
-                <w:szCs w:val="24"/>
-              </w:rPr>
-            </w:pPr>
-            <w:r>
-              <w:rPr>
-                <w:rFonts w:cstheme="minorHAnsi"/>
-                <w:sz w:val="24"/>
-                <w:szCs w:val="24"/>
-              </w:rPr>
-              <w:t>40,000 /-</w:t>
-            </w:r>
-          </w:p>
-        </w:tc>
-      </w:tr>
-      <w:tr>
-        <w:trPr>
-          <w:trHeight w:val="563"/>
-        </w:trPr>
-        <w:tc>
-          <w:tcPr>
-            <w:tcW w:w="6745" w:type="dxa"/>
-          </w:tcPr>
-          <w:p>
-            <w:pPr>
-              <w:rPr>
-                <w:rFonts w:cstheme="minorHAnsi"/>
-                <w:sz w:val="24"/>
-                <w:szCs w:val="24"/>
-              </w:rPr>
-            </w:pPr>
-          </w:p>
-          <w:p>
-            <w:pPr>
-              <w:pStyle w:val="ListParagraph"/>
-              <w:numPr>
-                <w:ilvl w:val="0"/>
-                <w:numId w:val="23"/>
-              </w:numPr>
-              <w:rPr>
-                <w:rFonts w:cstheme="minorHAnsi"/>
-                <w:sz w:val="24"/>
-                <w:szCs w:val="24"/>
-              </w:rPr>
-            </w:pPr>
-            <w:r>
-              <w:rPr>
-                <w:rFonts w:cstheme="minorHAnsi"/>
-                <w:sz w:val="24"/>
-                <w:szCs w:val="24"/>
-              </w:rPr>
-              <w:t>Artists [</w:t>
-            </w:r>
-            <w:r>
-              <w:rPr>
-                <w:rFonts w:cstheme="minorHAnsi"/>
-                <w:sz w:val="24"/>
-                <w:szCs w:val="24"/>
-              </w:rPr>
-              <w:t>2</w:t>
-            </w:r>
-            <w:r>
-              <w:rPr>
-                <w:rFonts w:cstheme="minorHAnsi"/>
-                <w:sz w:val="24"/>
-                <w:szCs w:val="24"/>
-              </w:rPr>
-              <w:t xml:space="preserve">] </w:t>
-            </w:r>
-            <w:r>
-              <w:rPr>
-                <w:rFonts w:cstheme="minorHAnsi"/>
-                <w:sz w:val="24"/>
-                <w:szCs w:val="24"/>
-              </w:rPr>
-              <w:t>[</w:t>
-            </w:r>
-            <w:r>
-              <w:rPr>
-                <w:rFonts w:cstheme="minorHAnsi"/>
-                <w:sz w:val="24"/>
-                <w:szCs w:val="24"/>
-              </w:rPr>
-              <w:t>Jiving &amp; Swing Dancing</w:t>
-            </w:r>
-            <w:r>
-              <w:rPr>
-                <w:rFonts w:cstheme="minorHAnsi"/>
-                <w:sz w:val="24"/>
-                <w:szCs w:val="24"/>
-              </w:rPr>
-              <w:t>]</w:t>
-            </w:r>
-            <w:r>
-              <w:rPr>
-                <w:rFonts w:cstheme="minorHAnsi"/>
-                <w:sz w:val="24"/>
-                <w:szCs w:val="24"/>
-              </w:rPr>
-              <w:t xml:space="preserve"> </w:t>
-            </w:r>
-          </w:p>
-          <w:p>
-            <w:pPr>
-              <w:pStyle w:val="ListParagraph"/>
-              <w:rPr>
-                <w:rFonts w:cstheme="minorHAnsi"/>
-                <w:sz w:val="24"/>
-                <w:szCs w:val="24"/>
-              </w:rPr>
-            </w:pPr>
-            <w:r>
-              <w:rPr>
-                <w:rFonts w:cstheme="minorHAnsi"/>
-                <w:sz w:val="24"/>
-                <w:szCs w:val="24"/>
-              </w:rPr>
-              <w:t xml:space="preserve">[ Studio Room </w:t>
+            <w:proofErr w:type="gramStart"/>
+            <w:r>
+              <w:rPr>
+                <w:rFonts w:cstheme="minorHAnsi"/>
+                <w:sz w:val="24"/>
+                <w:szCs w:val="24"/>
+              </w:rPr>
+              <w:t>[ Studio</w:t>
+            </w:r>
+            <w:proofErr w:type="gramEnd"/>
+            <w:r>
+              <w:rPr>
+                <w:rFonts w:cstheme="minorHAnsi"/>
+                <w:sz w:val="24"/>
+                <w:szCs w:val="24"/>
+              </w:rPr>
+              <w:t xml:space="preserve"> Room </w:t>
             </w:r>
             <w:r>
               <w:rPr>
@@ -2964,29 +2998,29 @@
                 <w:sz w:val="24"/>
                 <w:szCs w:val="24"/>
               </w:rPr>
+              <w:t>1</w:t>
+            </w:r>
+            <w:r>
+              <w:rPr>
+                <w:rFonts w:cstheme="minorHAnsi"/>
+                <w:b/>
+                <w:bCs/>
+                <w:color w:val="C45911" w:themeColor="accent2" w:themeShade="BF"/>
+                <w:sz w:val="24"/>
+                <w:szCs w:val="24"/>
+              </w:rPr>
+              <w:t>,</w:t>
+            </w:r>
+            <w:r>
+              <w:rPr>
+                <w:rFonts w:cstheme="minorHAnsi"/>
+                <w:b/>
+                <w:bCs/>
+                <w:color w:val="C45911" w:themeColor="accent2" w:themeShade="BF"/>
+                <w:sz w:val="24"/>
+                <w:szCs w:val="24"/>
+              </w:rPr>
               <w:t>2</w:t>
-            </w:r>
-            <w:r>
-              <w:rPr>
-                <w:rFonts w:cstheme="minorHAnsi"/>
-                <w:b/>
-                <w:bCs/>
-                <w:color w:val="C45911" w:themeColor="accent2" w:themeShade="BF"/>
-                <w:sz w:val="24"/>
-                <w:szCs w:val="24"/>
-              </w:rPr>
-              <w:t>,</w:t>
-            </w:r>
-            <w:r>
-              <w:rPr>
-                <w:rFonts w:cstheme="minorHAnsi"/>
-                <w:b/>
-                <w:bCs/>
-                <w:color w:val="C45911" w:themeColor="accent2" w:themeShade="BF"/>
-                <w:sz w:val="24"/>
-                <w:szCs w:val="24"/>
-              </w:rPr>
-              <w:t>7</w:t>
             </w:r>
             <w:r>
               <w:rPr>
@@ -3722,6 +3756,90 @@
                 <w:szCs w:val="24"/>
               </w:rPr>
             </w:pPr>
+            <w:proofErr w:type="spellStart"/>
+            <w:r>
+              <w:rPr>
+                <w:rFonts w:cstheme="minorHAnsi"/>
+                <w:sz w:val="24"/>
+                <w:szCs w:val="24"/>
+              </w:rPr>
+              <w:t>Mohsick</w:t>
+            </w:r>
+            <w:proofErr w:type="spellEnd"/>
+            <w:r>
+              <w:rPr>
+                <w:rFonts w:cstheme="minorHAnsi"/>
+                <w:sz w:val="24"/>
+                <w:szCs w:val="24"/>
+              </w:rPr>
+              <w:t xml:space="preserve"> Percussionist</w:t>
+            </w:r>
+          </w:p>
+        </w:tc>
+        <w:tc>
+          <w:tcPr>
+            <w:tcW w:w="3153" w:type="dxa"/>
+          </w:tcPr>
+          <w:p>
+            <w:pPr>
+              <w:jc w:val="center"/>
+              <w:rPr>
+                <w:rFonts w:cstheme="minorHAnsi"/>
+                <w:sz w:val="24"/>
+                <w:szCs w:val="24"/>
+              </w:rPr>
+            </w:pPr>
+          </w:p>
+          <w:p>
+            <w:pPr>
+              <w:jc w:val="center"/>
+              <w:rPr>
+                <w:rFonts w:cstheme="minorHAnsi"/>
+                <w:sz w:val="24"/>
+                <w:szCs w:val="24"/>
+              </w:rPr>
+            </w:pPr>
+            <w:r>
+              <w:rPr>
+                <w:rFonts w:cstheme="minorHAnsi"/>
+                <w:sz w:val="24"/>
+                <w:szCs w:val="24"/>
+              </w:rPr>
+              <w:t>1,50,000 /-</w:t>
+            </w:r>
+          </w:p>
+        </w:tc>
+      </w:tr>
+      <w:tr>
+        <w:trPr>
+          <w:trHeight w:val="563"/>
+        </w:trPr>
+        <w:tc>
+          <w:tcPr>
+            <w:tcW w:w="6205" w:type="dxa"/>
+          </w:tcPr>
+          <w:p>
+            <w:pPr>
+              <w:rPr>
+                <w:rFonts w:cstheme="minorHAnsi"/>
+                <w:sz w:val="24"/>
+                <w:szCs w:val="24"/>
+              </w:rPr>
+            </w:pPr>
+          </w:p>
+          <w:p>
+            <w:pPr>
+              <w:pStyle w:val="ListParagraph"/>
+              <w:numPr>
+                <w:ilvl w:val="0"/>
+                <w:numId w:val="21"/>
+              </w:numPr>
+              <w:rPr>
+                <w:rFonts w:cstheme="minorHAnsi"/>
+                <w:sz w:val="24"/>
+                <w:szCs w:val="24"/>
+              </w:rPr>
+            </w:pPr>
             <w:r>
               <w:rPr>
                 <w:rFonts w:cstheme="minorHAnsi"/>
@@ -4142,7 +4260,29 @@
                 <w:sz w:val="24"/>
                 <w:szCs w:val="24"/>
               </w:rPr>
-              <w:t>1,1</w:t>
+              <w:t>2</w:t>
+            </w:r>
+            <w:r>
+              <w:rPr>
+                <w:rFonts w:cstheme="minorHAnsi"/>
+                <w:b/>
+                <w:bCs/>
+                <w:color w:val="C45911" w:themeColor="accent2" w:themeShade="BF"/>
+                <w:sz w:val="24"/>
+                <w:szCs w:val="24"/>
+              </w:rPr>
+              <w:t>,</w:t>
+            </w:r>
+            <w:r>
+              <w:rPr>
+                <w:rFonts w:cstheme="minorHAnsi"/>
+                <w:b/>
+                <w:bCs/>
+                <w:color w:val="C45911" w:themeColor="accent2" w:themeShade="BF"/>
+                <w:sz w:val="24"/>
+                <w:szCs w:val="24"/>
+              </w:rPr>
+              <w:t>6</w:t>
             </w:r>
             <w:r>
               <w:rPr>
@@ -5405,6 +5545,7 @@
           </w14:textOutline>
         </w:rPr>
       </w:pPr>
+      <w:proofErr w:type="gramStart"/>
       <w:r>
         <w:rPr>
           <w:rFonts w:asciiTheme="majorHAnsi" w:eastAsiaTheme="majorEastAsia" w:hAnsiTheme="majorHAnsi" w:cstheme="majorBidi"/>
@@ -5424,7 +5565,29 @@
             <w14:round/>
           </w14:textOutline>
         </w:rPr>
-        <w:t>NOTE : NO Other Hidden Charges</w:t>
+        <w:t>NOTE :</w:t>
+      </w:r>
+      <w:proofErr w:type="gramEnd"/>
+      <w:r>
+        <w:rPr>
+          <w:rFonts w:asciiTheme="majorHAnsi" w:eastAsiaTheme="majorEastAsia" w:hAnsiTheme="majorHAnsi" w:cstheme="majorBidi"/>
+          <w:bCs/>
+          <w:color w:val="000000" w:themeColor="text1"/>
+          <w:sz w:val="36"/>
+          <w:szCs w:val="36"/>
+          <w:highlight w:val="yellow"/>
+          <w14:shadow w14:blurRad="38100" w14:dist="19050" w14:dir="2700000" w14:sx="100000" w14:sy="100000" w14:kx="0" w14:ky="0" w14:algn="tl">
+            <w14:schemeClr w14:val="dk1">
+              <w14:alpha w14:val="60000"/>
+            </w14:schemeClr>
+          </w14:shadow>
+          <w14:textOutline w14:w="0" w14:cap="flat" w14:cmpd="sng" w14:algn="ctr">
+            <w14:noFill/>
+            <w14:prstDash w14:val="solid"/>
+            <w14:round/>
+          </w14:textOutline>
+        </w:rPr>
+        <w:t xml:space="preserve"> NO Other Hidden Charges</w:t>
       </w:r>
     </w:p>
     <w:p>

--- a/Quotations/Kavita Goswami 20_22_Feb_2026 artist/Quotation With Artist.docx
+++ b/Quotations/Kavita Goswami 20_22_Feb_2026 artist/Quotation With Artist.docx
@@ -132,7 +132,6 @@
               </w:rPr>
               <w:t xml:space="preserve">  </w:t>
             </w:r>
-            <w:proofErr w:type="spellStart"/>
             <w:r>
               <w:rPr>
                 <w:rStyle w:val="IntenseEmphasis"/>
@@ -175,30 +174,7 @@
                   <w14:round/>
                 </w14:textOutline>
               </w:rPr>
-              <w:t>rs</w:t>
-            </w:r>
-            <w:proofErr w:type="spellEnd"/>
-            <w:r>
-              <w:rPr>
-                <w:rStyle w:val="IntenseEmphasis"/>
-                <w:rFonts w:asciiTheme="minorHAnsi" w:hAnsiTheme="minorHAnsi" w:cstheme="minorHAnsi"/>
-                <w:i w:val="0"/>
-                <w:iCs w:val="0"/>
-                <w:color w:val="000000" w:themeColor="text1"/>
-                <w:sz w:val="28"/>
-                <w:szCs w:val="28"/>
-                <w14:shadow w14:blurRad="38100" w14:dist="19050" w14:dir="2700000" w14:sx="100000" w14:sy="100000" w14:kx="0" w14:ky="0" w14:algn="tl">
-                  <w14:schemeClr w14:val="dk1">
-                    <w14:alpha w14:val="60000"/>
-                  </w14:schemeClr>
-                </w14:shadow>
-                <w14:textOutline w14:w="0" w14:cap="flat" w14:cmpd="sng" w14:algn="ctr">
-                  <w14:noFill/>
-                  <w14:prstDash w14:val="solid"/>
-                  <w14:round/>
-                </w14:textOutline>
-              </w:rPr>
-              <w:t xml:space="preserve"> Kavita</w:t>
+              <w:t>rs Kavita</w:t>
             </w:r>
           </w:p>
         </w:tc>
@@ -1353,31 +1329,8 @@
                   <w14:round/>
                 </w14:textOutline>
               </w:rPr>
-              <w:t>Raat-E-</w:t>
-            </w:r>
-            <w:proofErr w:type="spellStart"/>
-            <w:r>
-              <w:rPr>
-                <w:rFonts w:ascii="Abadi" w:eastAsiaTheme="majorEastAsia" w:hAnsi="Abadi" w:cs="ADLaM Display"/>
-                <w:bCs/>
-                <w:smallCaps/>
-                <w:color w:val="2F5496" w:themeColor="accent1" w:themeShade="BF"/>
-                <w:sz w:val="36"/>
-                <w:szCs w:val="36"/>
-                <w14:shadow w14:blurRad="38100" w14:dist="19050" w14:dir="2700000" w14:sx="100000" w14:sy="100000" w14:kx="0" w14:ky="0" w14:algn="tl">
-                  <w14:schemeClr w14:val="dk1">
-                    <w14:alpha w14:val="60000"/>
-                  </w14:schemeClr>
-                </w14:shadow>
-                <w14:textOutline w14:w="0" w14:cap="flat" w14:cmpd="sng" w14:algn="ctr">
-                  <w14:noFill/>
-                  <w14:prstDash w14:val="solid"/>
-                  <w14:round/>
-                </w14:textOutline>
-              </w:rPr>
-              <w:t>Ishq</w:t>
-            </w:r>
-            <w:proofErr w:type="spellEnd"/>
+              <w:t>Raat-E-Ishq</w:t>
+            </w:r>
             <w:r>
               <w:rPr>
                 <w:rFonts w:ascii="Abadi" w:eastAsiaTheme="majorEastAsia" w:hAnsi="Abadi" w:cs="ADLaM Display"/>
@@ -1479,13 +1432,8 @@
             <w:pPr>
               <w:pStyle w:val="Heading1"/>
             </w:pPr>
-            <w:proofErr w:type="spellStart"/>
-            <w:r>
-              <w:t>Diwam</w:t>
-            </w:r>
-            <w:proofErr w:type="spellEnd"/>
-            <w:r>
-              <w:t>-E-Aam</w:t>
+            <w:r>
+              <w:t>Diwam-E-Aam</w:t>
             </w:r>
           </w:p>
           <w:p>
@@ -1565,51 +1513,15 @@
                 <w:sz w:val="24"/>
                 <w:szCs w:val="24"/>
               </w:rPr>
-              <w:t xml:space="preserve">Sound Setup </w:t>
-            </w:r>
-            <w:proofErr w:type="gramStart"/>
-            <w:r>
-              <w:rPr>
-                <w:rFonts w:cstheme="minorHAnsi"/>
-                <w:sz w:val="24"/>
-                <w:szCs w:val="24"/>
-              </w:rPr>
-              <w:t>With</w:t>
-            </w:r>
-            <w:proofErr w:type="gramEnd"/>
-            <w:r>
-              <w:rPr>
-                <w:rFonts w:cstheme="minorHAnsi"/>
-                <w:sz w:val="24"/>
-                <w:szCs w:val="24"/>
-              </w:rPr>
-              <w:t xml:space="preserve"> Tech Rider</w:t>
-            </w:r>
-            <w:r>
-              <w:rPr>
-                <w:rFonts w:cstheme="minorHAnsi"/>
-                <w:sz w:val="24"/>
-                <w:szCs w:val="24"/>
-              </w:rPr>
-              <w:t xml:space="preserve"> </w:t>
-            </w:r>
-            <w:proofErr w:type="gramStart"/>
-            <w:r>
-              <w:rPr>
-                <w:rFonts w:cstheme="minorHAnsi"/>
-                <w:sz w:val="24"/>
-                <w:szCs w:val="24"/>
-              </w:rPr>
-              <w:t>For</w:t>
-            </w:r>
-            <w:proofErr w:type="gramEnd"/>
-            <w:r>
-              <w:rPr>
-                <w:rFonts w:cstheme="minorHAnsi"/>
-                <w:sz w:val="24"/>
-                <w:szCs w:val="24"/>
-              </w:rPr>
-              <w:t xml:space="preserve"> Band</w:t>
+              <w:t>Sound Setup With Tech Rider</w:t>
+            </w:r>
+            <w:r>
+              <w:rPr>
+                <w:rFonts w:cstheme="minorHAnsi"/>
+                <w:sz w:val="24"/>
+                <w:szCs w:val="24"/>
+              </w:rPr>
+              <w:t xml:space="preserve"> For Band</w:t>
             </w:r>
           </w:p>
           <w:p>
@@ -1635,23 +1547,13 @@
                 <w:szCs w:val="24"/>
               </w:rPr>
             </w:pPr>
-            <w:proofErr w:type="spellStart"/>
-            <w:r>
-              <w:rPr>
-                <w:rFonts w:cstheme="minorHAnsi"/>
-                <w:sz w:val="24"/>
-                <w:szCs w:val="24"/>
-              </w:rPr>
-              <w:t>Dholki</w:t>
-            </w:r>
-            <w:proofErr w:type="spellEnd"/>
-            <w:r>
-              <w:rPr>
-                <w:rFonts w:cstheme="minorHAnsi"/>
-                <w:sz w:val="24"/>
-                <w:szCs w:val="24"/>
-              </w:rPr>
-              <w:t xml:space="preserve"> For Family Rituals</w:t>
+            <w:r>
+              <w:rPr>
+                <w:rFonts w:cstheme="minorHAnsi"/>
+                <w:sz w:val="24"/>
+                <w:szCs w:val="24"/>
+              </w:rPr>
+              <w:t>Dholki For Family Rituals</w:t>
             </w:r>
           </w:p>
           <w:p>
@@ -1722,8 +1624,44 @@
                 <w:sz w:val="24"/>
                 <w:szCs w:val="24"/>
               </w:rPr>
-              <w:t>70,000 /- (Include Travel)</w:t>
-            </w:r>
+              <w:t>9</w:t>
+            </w:r>
+            <w:r>
+              <w:rPr>
+                <w:rFonts w:cstheme="minorHAnsi"/>
+                <w:sz w:val="24"/>
+                <w:szCs w:val="24"/>
+              </w:rPr>
+              <w:t xml:space="preserve">0,000 /- </w:t>
+            </w:r>
+          </w:p>
+          <w:p>
+            <w:pPr>
+              <w:jc w:val="center"/>
+              <w:rPr>
+                <w:rFonts w:cstheme="minorHAnsi"/>
+                <w:sz w:val="24"/>
+                <w:szCs w:val="24"/>
+              </w:rPr>
+            </w:pPr>
+            <w:r>
+              <w:rPr>
+                <w:rFonts w:cstheme="minorHAnsi"/>
+                <w:sz w:val="24"/>
+                <w:szCs w:val="24"/>
+              </w:rPr>
+              <w:t>(Include Travel)</w:t>
+            </w:r>
+          </w:p>
+          <w:p>
+            <w:pPr>
+              <w:jc w:val="center"/>
+              <w:rPr>
+                <w:rFonts w:cstheme="minorHAnsi"/>
+                <w:sz w:val="24"/>
+                <w:szCs w:val="24"/>
+              </w:rPr>
+            </w:pPr>
           </w:p>
           <w:p>
             <w:pPr>
@@ -1876,7 +1814,7 @@
                 <w:sz w:val="24"/>
                 <w:szCs w:val="24"/>
               </w:rPr>
-              <w:t>0</w:t>
+              <w:t>2</w:t>
             </w:r>
             <w:r>
               <w:rPr>
@@ -2484,15 +2422,7 @@
                 <w:sz w:val="24"/>
                 <w:szCs w:val="24"/>
               </w:rPr>
-              <w:t>Radhika</w:t>
-            </w:r>
-            <w:r>
-              <w:rPr>
-                <w:rFonts w:cstheme="minorHAnsi"/>
-                <w:sz w:val="24"/>
-                <w:szCs w:val="24"/>
-              </w:rPr>
-              <w:t>/Vijay Randhawa</w:t>
+              <w:t>Vijay Randhawa</w:t>
             </w:r>
             <w:r>
               <w:rPr>
@@ -2539,22 +2469,12 @@
           </w:p>
           <w:p>
             <w:pPr>
-              <w:pStyle w:val="ListParagraph"/>
-              <w:rPr>
-                <w:rFonts w:cstheme="minorHAnsi"/>
-                <w:sz w:val="24"/>
-                <w:szCs w:val="24"/>
-              </w:rPr>
-            </w:pPr>
-            <w:r>
-              <w:rPr>
-                <w:rFonts w:cstheme="minorHAnsi"/>
-                <w:sz w:val="24"/>
-                <w:szCs w:val="24"/>
-                <w:highlight w:val="yellow"/>
-              </w:rPr>
-              <w:t>[ISH NANDA NOT AVAILABLE]</w:t>
-            </w:r>
+              <w:rPr>
+                <w:rFonts w:cstheme="minorHAnsi"/>
+                <w:sz w:val="24"/>
+                <w:szCs w:val="24"/>
+              </w:rPr>
+            </w:pPr>
           </w:p>
         </w:tc>
         <w:tc>
@@ -2664,6 +2584,15 @@
               <w:t>]</w:t>
             </w:r>
           </w:p>
+          <w:p>
+            <w:pPr>
+              <w:rPr>
+                <w:rFonts w:cstheme="minorHAnsi"/>
+                <w:sz w:val="24"/>
+                <w:szCs w:val="24"/>
+              </w:rPr>
+            </w:pPr>
+          </w:p>
         </w:tc>
         <w:tc>
           <w:tcPr>
@@ -2795,23 +2724,13 @@
                 <w:szCs w:val="24"/>
               </w:rPr>
             </w:pPr>
-            <w:proofErr w:type="gramStart"/>
-            <w:r>
-              <w:rPr>
-                <w:rFonts w:cstheme="minorHAnsi"/>
-                <w:sz w:val="24"/>
-                <w:szCs w:val="24"/>
-              </w:rPr>
-              <w:t>[ Studio</w:t>
-            </w:r>
-            <w:proofErr w:type="gramEnd"/>
-            <w:r>
-              <w:rPr>
-                <w:rFonts w:cstheme="minorHAnsi"/>
-                <w:sz w:val="24"/>
-                <w:szCs w:val="24"/>
-              </w:rPr>
-              <w:t xml:space="preserve"> Room </w:t>
+            <w:r>
+              <w:rPr>
+                <w:rFonts w:cstheme="minorHAnsi"/>
+                <w:sz w:val="24"/>
+                <w:szCs w:val="24"/>
+              </w:rPr>
+              <w:t xml:space="preserve">[Studio Room </w:t>
             </w:r>
             <w:r>
               <w:rPr>
@@ -3048,42 +2967,6 @@
         </w:tc>
       </w:tr>
     </w:tbl>
-    <w:p>
-      <w:pPr>
-        <w:rPr>
-          <w:rFonts w:asciiTheme="majorHAnsi" w:eastAsiaTheme="majorEastAsia" w:hAnsiTheme="majorHAnsi" w:cstheme="majorBidi"/>
-          <w:b/>
-          <w:bCs/>
-          <w:color w:val="538135" w:themeColor="accent6" w:themeShade="BF"/>
-          <w:sz w:val="28"/>
-          <w:szCs w:val="28"/>
-        </w:rPr>
-      </w:pPr>
-    </w:p>
-    <w:p>
-      <w:pPr>
-        <w:rPr>
-          <w:rFonts w:asciiTheme="majorHAnsi" w:eastAsiaTheme="majorEastAsia" w:hAnsiTheme="majorHAnsi" w:cstheme="majorBidi"/>
-          <w:b/>
-          <w:bCs/>
-          <w:color w:val="538135" w:themeColor="accent6" w:themeShade="BF"/>
-          <w:sz w:val="28"/>
-          <w:szCs w:val="28"/>
-        </w:rPr>
-      </w:pPr>
-    </w:p>
-    <w:p>
-      <w:pPr>
-        <w:rPr>
-          <w:rFonts w:asciiTheme="majorHAnsi" w:eastAsiaTheme="majorEastAsia" w:hAnsiTheme="majorHAnsi" w:cstheme="majorBidi"/>
-          <w:b/>
-          <w:bCs/>
-          <w:color w:val="538135" w:themeColor="accent6" w:themeShade="BF"/>
-          <w:sz w:val="28"/>
-          <w:szCs w:val="28"/>
-        </w:rPr>
-      </w:pPr>
-    </w:p>
     <w:p>
       <w:pPr>
         <w:rPr>
@@ -3304,7 +3187,7 @@
                   <w14:round/>
                 </w14:textOutline>
               </w:rPr>
-              <w:t>3</w:t>
+              <w:t>2</w:t>
             </w:r>
             <w:r>
               <w:rPr>
@@ -3326,7 +3209,7 @@
                   <w14:round/>
                 </w14:textOutline>
               </w:rPr>
-              <w:t>rd</w:t>
+              <w:t>nd</w:t>
             </w:r>
             <w:r>
               <w:rPr>
@@ -3347,7 +3230,28 @@
                   <w14:round/>
                 </w14:textOutline>
               </w:rPr>
-              <w:t xml:space="preserve"> February 2026</w:t>
+              <w:t xml:space="preserve"> </w:t>
+            </w:r>
+            <w:r>
+              <w:rPr>
+                <w:rFonts w:ascii="Abadi" w:eastAsiaTheme="majorEastAsia" w:hAnsi="Abadi" w:cs="Aharoni"/>
+                <w:bCs/>
+                <w:smallCaps/>
+                <w:color w:val="C45911" w:themeColor="accent2" w:themeShade="BF"/>
+                <w:sz w:val="36"/>
+                <w:szCs w:val="36"/>
+                <w14:shadow w14:blurRad="38100" w14:dist="19050" w14:dir="2700000" w14:sx="100000" w14:sy="100000" w14:kx="0" w14:ky="0" w14:algn="tl">
+                  <w14:schemeClr w14:val="dk1">
+                    <w14:alpha w14:val="60000"/>
+                  </w14:schemeClr>
+                </w14:shadow>
+                <w14:textOutline w14:w="0" w14:cap="flat" w14:cmpd="sng" w14:algn="ctr">
+                  <w14:noFill/>
+                  <w14:prstDash w14:val="solid"/>
+                  <w14:round/>
+                </w14:textOutline>
+              </w:rPr>
+              <w:t>February 2026</w:t>
             </w:r>
           </w:p>
           <w:p>
@@ -3411,11 +3315,9 @@
                   <w14:round/>
                 </w14:textOutline>
               </w:rPr>
-              <w:t>enue    Dera</w:t>
-            </w:r>
-          </w:p>
-          <w:p>
-            <w:pPr>
+              <w:t xml:space="preserve">enue    </w:t>
+            </w:r>
+            <w:r>
               <w:rPr>
                 <w:rFonts w:ascii="Abadi" w:eastAsiaTheme="majorEastAsia" w:hAnsi="Abadi" w:cs="ADLaM Display"/>
                 <w:bCs/>
@@ -3434,8 +3336,11 @@
                   <w14:round/>
                 </w14:textOutline>
               </w:rPr>
-            </w:pPr>
-            <w:r>
+              <w:t>Rani BAGH</w:t>
+            </w:r>
+          </w:p>
+          <w:p>
+            <w:pPr>
               <w:rPr>
                 <w:rFonts w:ascii="Abadi" w:eastAsiaTheme="majorEastAsia" w:hAnsi="Abadi" w:cs="ADLaM Display"/>
                 <w:bCs/>
@@ -3454,16 +3359,6 @@
                   <w14:round/>
                 </w14:textOutline>
               </w:rPr>
-              <w:t>Time       11:00 AM</w:t>
-            </w:r>
-          </w:p>
-          <w:p>
-            <w:pPr>
-              <w:rPr>
-                <w:rFonts w:ascii="ADLaM Display" w:hAnsi="ADLaM Display" w:cs="ADLaM Display"/>
-                <w:sz w:val="28"/>
-                <w:szCs w:val="28"/>
-              </w:rPr>
             </w:pPr>
             <w:r>
               <w:rPr>
@@ -3484,7 +3379,7 @@
                   <w14:round/>
                 </w14:textOutline>
               </w:rPr>
-              <w:t>Event</w:t>
+              <w:t xml:space="preserve">Time       </w:t>
             </w:r>
             <w:r>
               <w:rPr>
@@ -3505,7 +3400,7 @@
                   <w14:round/>
                 </w14:textOutline>
               </w:rPr>
-              <w:t xml:space="preserve">    </w:t>
+              <w:t>05</w:t>
             </w:r>
             <w:r>
               <w:rPr>
@@ -3526,7 +3421,7 @@
                   <w14:round/>
                 </w14:textOutline>
               </w:rPr>
-              <w:t xml:space="preserve"> </w:t>
+              <w:t xml:space="preserve">:00 </w:t>
             </w:r>
             <w:r>
               <w:rPr>
@@ -3547,7 +3442,79 @@
                   <w14:round/>
                 </w14:textOutline>
               </w:rPr>
-              <w:t>Wedding</w:t>
+              <w:t>P</w:t>
+            </w:r>
+            <w:r>
+              <w:rPr>
+                <w:rFonts w:ascii="Abadi" w:eastAsiaTheme="majorEastAsia" w:hAnsi="Abadi" w:cs="ADLaM Display"/>
+                <w:bCs/>
+                <w:smallCaps/>
+                <w:color w:val="2F5496" w:themeColor="accent1" w:themeShade="BF"/>
+                <w:sz w:val="36"/>
+                <w:szCs w:val="36"/>
+                <w14:shadow w14:blurRad="38100" w14:dist="19050" w14:dir="2700000" w14:sx="100000" w14:sy="100000" w14:kx="0" w14:ky="0" w14:algn="tl">
+                  <w14:schemeClr w14:val="dk1">
+                    <w14:alpha w14:val="60000"/>
+                  </w14:schemeClr>
+                </w14:shadow>
+                <w14:textOutline w14:w="0" w14:cap="flat" w14:cmpd="sng" w14:algn="ctr">
+                  <w14:noFill/>
+                  <w14:prstDash w14:val="solid"/>
+                  <w14:round/>
+                </w14:textOutline>
+              </w:rPr>
+              <w:t>M</w:t>
+            </w:r>
+          </w:p>
+          <w:p>
+            <w:pPr>
+              <w:rPr>
+                <w:rFonts w:ascii="ADLaM Display" w:hAnsi="ADLaM Display" w:cs="ADLaM Display"/>
+                <w:sz w:val="28"/>
+                <w:szCs w:val="28"/>
+              </w:rPr>
+            </w:pPr>
+            <w:r>
+              <w:rPr>
+                <w:rFonts w:ascii="Abadi" w:eastAsiaTheme="majorEastAsia" w:hAnsi="Abadi" w:cs="ADLaM Display"/>
+                <w:bCs/>
+                <w:smallCaps/>
+                <w:color w:val="2F5496" w:themeColor="accent1" w:themeShade="BF"/>
+                <w:sz w:val="36"/>
+                <w:szCs w:val="36"/>
+                <w14:shadow w14:blurRad="38100" w14:dist="19050" w14:dir="2700000" w14:sx="100000" w14:sy="100000" w14:kx="0" w14:ky="0" w14:algn="tl">
+                  <w14:schemeClr w14:val="dk1">
+                    <w14:alpha w14:val="60000"/>
+                  </w14:schemeClr>
+                </w14:shadow>
+                <w14:textOutline w14:w="0" w14:cap="flat" w14:cmpd="sng" w14:algn="ctr">
+                  <w14:noFill/>
+                  <w14:prstDash w14:val="solid"/>
+                  <w14:round/>
+                </w14:textOutline>
+              </w:rPr>
+              <w:t xml:space="preserve">Event     </w:t>
+            </w:r>
+            <w:r>
+              <w:rPr>
+                <w:rFonts w:ascii="Abadi" w:eastAsiaTheme="majorEastAsia" w:hAnsi="Abadi" w:cs="ADLaM Display"/>
+                <w:bCs/>
+                <w:smallCaps/>
+                <w:color w:val="2F5496" w:themeColor="accent1" w:themeShade="BF"/>
+                <w:sz w:val="36"/>
+                <w:szCs w:val="36"/>
+                <w14:shadow w14:blurRad="38100" w14:dist="19050" w14:dir="2700000" w14:sx="100000" w14:sy="100000" w14:kx="0" w14:ky="0" w14:algn="tl">
+                  <w14:schemeClr w14:val="dk1">
+                    <w14:alpha w14:val="60000"/>
+                  </w14:schemeClr>
+                </w14:shadow>
+                <w14:textOutline w14:w="0" w14:cap="flat" w14:cmpd="sng" w14:algn="ctr">
+                  <w14:noFill/>
+                  <w14:prstDash w14:val="solid"/>
+                  <w14:round/>
+                </w14:textOutline>
+              </w:rPr>
+              <w:t>Sangeet [Arabian Nights]</w:t>
             </w:r>
           </w:p>
         </w:tc>
@@ -3653,15 +3620,7 @@
                 <w:sz w:val="24"/>
                 <w:szCs w:val="24"/>
               </w:rPr>
-              <w:t>Professional Anchor</w:t>
-            </w:r>
-            <w:r>
-              <w:rPr>
-                <w:rFonts w:cstheme="minorHAnsi"/>
-                <w:sz w:val="24"/>
-                <w:szCs w:val="24"/>
-              </w:rPr>
-              <w:t xml:space="preserve"> [Tina Bhel]</w:t>
+              <w:t>Professional Anchor [Tina Bhel]</w:t>
             </w:r>
           </w:p>
           <w:p>
@@ -3721,7 +3680,15 @@
                 <w:sz w:val="24"/>
                 <w:szCs w:val="24"/>
               </w:rPr>
-              <w:t>50,000 /-</w:t>
+              <w:t>35</w:t>
+            </w:r>
+            <w:r>
+              <w:rPr>
+                <w:rFonts w:cstheme="minorHAnsi"/>
+                <w:sz w:val="24"/>
+                <w:szCs w:val="24"/>
+              </w:rPr>
+              <w:t>,000 /-</w:t>
             </w:r>
           </w:p>
         </w:tc>
@@ -3756,24 +3723,41 @@
                 <w:szCs w:val="24"/>
               </w:rPr>
             </w:pPr>
-            <w:proofErr w:type="spellStart"/>
-            <w:r>
-              <w:rPr>
-                <w:rFonts w:cstheme="minorHAnsi"/>
-                <w:sz w:val="24"/>
-                <w:szCs w:val="24"/>
-              </w:rPr>
-              <w:t>Mohsick</w:t>
-            </w:r>
-            <w:proofErr w:type="spellEnd"/>
-            <w:r>
-              <w:rPr>
-                <w:rFonts w:cstheme="minorHAnsi"/>
-                <w:sz w:val="24"/>
-                <w:szCs w:val="24"/>
-              </w:rPr>
-              <w:t xml:space="preserve"> Percussionist</w:t>
-            </w:r>
+            <w:r>
+              <w:rPr>
+                <w:rFonts w:cstheme="minorHAnsi"/>
+                <w:sz w:val="24"/>
+                <w:szCs w:val="24"/>
+              </w:rPr>
+              <w:t>Mohsick Percussionist</w:t>
+            </w:r>
+          </w:p>
+          <w:p>
+            <w:pPr>
+              <w:pStyle w:val="ListParagraph"/>
+              <w:rPr>
+                <w:rFonts w:cstheme="minorHAnsi"/>
+                <w:sz w:val="24"/>
+                <w:szCs w:val="24"/>
+              </w:rPr>
+            </w:pPr>
+            <w:r>
+              <w:rPr>
+                <w:rFonts w:cstheme="minorHAnsi"/>
+                <w:sz w:val="24"/>
+                <w:szCs w:val="24"/>
+              </w:rPr>
+              <w:t>[Studio Room Required]</w:t>
+            </w:r>
+          </w:p>
+          <w:p>
+            <w:pPr>
+              <w:rPr>
+                <w:rFonts w:cstheme="minorHAnsi"/>
+                <w:sz w:val="24"/>
+                <w:szCs w:val="24"/>
+              </w:rPr>
+            </w:pPr>
           </w:p>
         </w:tc>
         <w:tc>
@@ -3846,39 +3830,25 @@
                 <w:sz w:val="24"/>
                 <w:szCs w:val="24"/>
               </w:rPr>
-              <w:t>Violin</w:t>
-            </w:r>
-            <w:r>
-              <w:rPr>
-                <w:rFonts w:cstheme="minorHAnsi"/>
-                <w:sz w:val="24"/>
-                <w:szCs w:val="24"/>
-              </w:rPr>
-              <w:t xml:space="preserve"> </w:t>
-            </w:r>
-            <w:r>
-              <w:rPr>
-                <w:rFonts w:cstheme="minorHAnsi"/>
-                <w:sz w:val="24"/>
-                <w:szCs w:val="24"/>
-              </w:rPr>
-              <w:t xml:space="preserve">With </w:t>
-            </w:r>
-            <w:r>
-              <w:rPr>
-                <w:rFonts w:cstheme="minorHAnsi"/>
-                <w:sz w:val="24"/>
-                <w:szCs w:val="24"/>
-              </w:rPr>
-              <w:t>Artist</w:t>
-            </w:r>
-            <w:r>
-              <w:rPr>
-                <w:rFonts w:cstheme="minorHAnsi"/>
-                <w:sz w:val="24"/>
-                <w:szCs w:val="24"/>
-              </w:rPr>
-              <w:t xml:space="preserve"> [Female Artist]</w:t>
+              <w:t>Bell Dancers (2)</w:t>
+            </w:r>
+          </w:p>
+          <w:p>
+            <w:pPr>
+              <w:pStyle w:val="ListParagraph"/>
+              <w:rPr>
+                <w:rFonts w:cstheme="minorHAnsi"/>
+                <w:sz w:val="24"/>
+                <w:szCs w:val="24"/>
+              </w:rPr>
+            </w:pPr>
+            <w:r>
+              <w:rPr>
+                <w:rFonts w:cstheme="minorHAnsi"/>
+                <w:sz w:val="24"/>
+                <w:szCs w:val="24"/>
+              </w:rPr>
+              <w:t>[Studio Room Required]</w:t>
             </w:r>
           </w:p>
           <w:p>
@@ -3920,34 +3890,8 @@
                 <w:sz w:val="24"/>
                 <w:szCs w:val="24"/>
               </w:rPr>
-              <w:t>3</w:t>
-            </w:r>
-            <w:r>
-              <w:rPr>
-                <w:rFonts w:cstheme="minorHAnsi"/>
-                <w:sz w:val="24"/>
-                <w:szCs w:val="24"/>
-              </w:rPr>
-              <w:t>0</w:t>
-            </w:r>
-            <w:r>
-              <w:rPr>
-                <w:rFonts w:cstheme="minorHAnsi"/>
-                <w:sz w:val="24"/>
-                <w:szCs w:val="24"/>
-              </w:rPr>
-              <w:t>,000 /-</w:t>
-            </w:r>
-          </w:p>
-          <w:p>
-            <w:pPr>
-              <w:jc w:val="center"/>
-              <w:rPr>
-                <w:rFonts w:cstheme="minorHAnsi"/>
-                <w:sz w:val="24"/>
-                <w:szCs w:val="24"/>
-              </w:rPr>
-            </w:pPr>
+              <w:t>50,000 /-</w:t>
+            </w:r>
           </w:p>
         </w:tc>
       </w:tr>
@@ -3961,63 +3905,70 @@
           </w:tcPr>
           <w:p>
             <w:pPr>
-              <w:rPr>
-                <w:rFonts w:cstheme="minorHAnsi"/>
-                <w:sz w:val="24"/>
-                <w:szCs w:val="24"/>
-              </w:rPr>
-            </w:pPr>
-          </w:p>
-          <w:p>
-            <w:pPr>
-              <w:pStyle w:val="ListParagraph"/>
-              <w:numPr>
-                <w:ilvl w:val="0"/>
-                <w:numId w:val="21"/>
-              </w:numPr>
-              <w:rPr>
-                <w:rFonts w:cstheme="minorHAnsi"/>
-                <w:sz w:val="24"/>
-                <w:szCs w:val="24"/>
-              </w:rPr>
-            </w:pPr>
-            <w:r>
-              <w:rPr>
-                <w:rFonts w:cstheme="minorHAnsi"/>
-                <w:sz w:val="24"/>
-                <w:szCs w:val="24"/>
-              </w:rPr>
-              <w:t>Kathak Dancer [Female</w:t>
-            </w:r>
-            <w:r>
-              <w:rPr>
-                <w:rFonts w:cstheme="minorHAnsi"/>
-                <w:sz w:val="24"/>
-                <w:szCs w:val="24"/>
-              </w:rPr>
-              <w:t xml:space="preserve"> &amp; </w:t>
-            </w:r>
-            <w:r>
-              <w:rPr>
-                <w:rFonts w:cstheme="minorHAnsi"/>
-                <w:sz w:val="24"/>
-                <w:szCs w:val="24"/>
-              </w:rPr>
-              <w:t>Male] [</w:t>
-            </w:r>
-            <w:r>
-              <w:rPr>
-                <w:rFonts w:cstheme="minorHAnsi"/>
-                <w:sz w:val="24"/>
-                <w:szCs w:val="24"/>
-              </w:rPr>
-              <w:t>2 Artist]</w:t>
-            </w:r>
-          </w:p>
-          <w:p>
-            <w:pPr>
-              <w:rPr>
-                <w:rFonts w:cstheme="minorHAnsi"/>
+              <w:jc w:val="center"/>
+              <w:rPr>
+                <w:rFonts w:cstheme="minorHAnsi"/>
+                <w:b/>
+                <w:bCs/>
+                <w:color w:val="C45911" w:themeColor="accent2" w:themeShade="BF"/>
+                <w:sz w:val="24"/>
+                <w:szCs w:val="24"/>
+              </w:rPr>
+            </w:pPr>
+          </w:p>
+          <w:p>
+            <w:pPr>
+              <w:jc w:val="center"/>
+              <w:rPr>
+                <w:rFonts w:cstheme="minorHAnsi"/>
+                <w:b/>
+                <w:bCs/>
+                <w:color w:val="C45911" w:themeColor="accent2" w:themeShade="BF"/>
+                <w:sz w:val="24"/>
+                <w:szCs w:val="24"/>
+              </w:rPr>
+            </w:pPr>
+            <w:r>
+              <w:rPr>
+                <w:rFonts w:cstheme="minorHAnsi"/>
+                <w:b/>
+                <w:bCs/>
+                <w:color w:val="C45911" w:themeColor="accent2" w:themeShade="BF"/>
+                <w:sz w:val="24"/>
+                <w:szCs w:val="24"/>
+              </w:rPr>
+              <w:t>TOTAL (</w:t>
+            </w:r>
+            <w:r>
+              <w:rPr>
+                <w:rFonts w:cstheme="minorHAnsi"/>
+                <w:b/>
+                <w:bCs/>
+                <w:color w:val="C45911" w:themeColor="accent2" w:themeShade="BF"/>
+                <w:sz w:val="24"/>
+                <w:szCs w:val="24"/>
+              </w:rPr>
+              <w:t>C</w:t>
+            </w:r>
+            <w:r>
+              <w:rPr>
+                <w:rFonts w:cstheme="minorHAnsi"/>
+                <w:b/>
+                <w:bCs/>
+                <w:color w:val="C45911" w:themeColor="accent2" w:themeShade="BF"/>
+                <w:sz w:val="24"/>
+                <w:szCs w:val="24"/>
+              </w:rPr>
+              <w:t>)</w:t>
+            </w:r>
+          </w:p>
+          <w:p>
+            <w:pPr>
+              <w:rPr>
+                <w:rFonts w:cstheme="minorHAnsi"/>
+                <w:b/>
+                <w:bCs/>
+                <w:color w:val="C45911" w:themeColor="accent2" w:themeShade="BF"/>
                 <w:sz w:val="24"/>
                 <w:szCs w:val="24"/>
               </w:rPr>
@@ -4033,6 +3984,9 @@
               <w:jc w:val="center"/>
               <w:rPr>
                 <w:rFonts w:cstheme="minorHAnsi"/>
+                <w:b/>
+                <w:bCs/>
+                <w:color w:val="C45911" w:themeColor="accent2" w:themeShade="BF"/>
                 <w:sz w:val="24"/>
                 <w:szCs w:val="24"/>
               </w:rPr>
@@ -4043,102 +3997,604 @@
               <w:jc w:val="center"/>
               <w:rPr>
                 <w:rFonts w:cstheme="minorHAnsi"/>
-                <w:sz w:val="24"/>
-                <w:szCs w:val="24"/>
-              </w:rPr>
-            </w:pPr>
-            <w:r>
-              <w:rPr>
-                <w:rFonts w:cstheme="minorHAnsi"/>
-                <w:sz w:val="24"/>
-                <w:szCs w:val="24"/>
-              </w:rPr>
-              <w:t>15</w:t>
-            </w:r>
-            <w:r>
-              <w:rPr>
-                <w:rFonts w:cstheme="minorHAnsi"/>
-                <w:sz w:val="24"/>
-                <w:szCs w:val="24"/>
-              </w:rPr>
-              <w:t>,000</w:t>
-            </w:r>
-            <w:r>
-              <w:rPr>
-                <w:rFonts w:cstheme="minorHAnsi"/>
-                <w:sz w:val="24"/>
-                <w:szCs w:val="24"/>
-              </w:rPr>
-              <w:t xml:space="preserve"> /- </w:t>
-            </w:r>
-            <w:r>
-              <w:rPr>
-                <w:rFonts w:cstheme="minorHAnsi"/>
-                <w:sz w:val="24"/>
-                <w:szCs w:val="24"/>
-              </w:rPr>
-              <w:t>x</w:t>
-            </w:r>
-            <w:r>
-              <w:rPr>
-                <w:rFonts w:cstheme="minorHAnsi"/>
-                <w:sz w:val="24"/>
-                <w:szCs w:val="24"/>
+                <w:b/>
+                <w:bCs/>
+                <w:color w:val="C45911" w:themeColor="accent2" w:themeShade="BF"/>
+                <w:sz w:val="24"/>
+                <w:szCs w:val="24"/>
+              </w:rPr>
+            </w:pPr>
+            <w:r>
+              <w:rPr>
+                <w:rFonts w:cstheme="minorHAnsi"/>
+                <w:b/>
+                <w:bCs/>
+                <w:color w:val="C45911" w:themeColor="accent2" w:themeShade="BF"/>
+                <w:sz w:val="24"/>
+                <w:szCs w:val="24"/>
+              </w:rPr>
+              <w:t>2,</w:t>
+            </w:r>
+            <w:r>
+              <w:rPr>
+                <w:rFonts w:cstheme="minorHAnsi"/>
+                <w:b/>
+                <w:bCs/>
+                <w:color w:val="C45911" w:themeColor="accent2" w:themeShade="BF"/>
+                <w:sz w:val="24"/>
+                <w:szCs w:val="24"/>
+              </w:rPr>
+              <w:t>35</w:t>
+            </w:r>
+            <w:r>
+              <w:rPr>
+                <w:rFonts w:cstheme="minorHAnsi"/>
+                <w:b/>
+                <w:bCs/>
+                <w:color w:val="C45911" w:themeColor="accent2" w:themeShade="BF"/>
+                <w:sz w:val="24"/>
+                <w:szCs w:val="24"/>
+              </w:rPr>
+              <w:t>,000 /-</w:t>
+            </w:r>
+          </w:p>
+        </w:tc>
+      </w:tr>
+    </w:tbl>
+    <w:p>
+      <w:pPr>
+        <w:rPr>
+          <w:rFonts w:asciiTheme="majorHAnsi" w:eastAsiaTheme="majorEastAsia" w:hAnsiTheme="majorHAnsi" w:cstheme="majorBidi"/>
+          <w:b/>
+          <w:bCs/>
+          <w:color w:val="538135" w:themeColor="accent6" w:themeShade="BF"/>
+          <w:sz w:val="28"/>
+          <w:szCs w:val="28"/>
+        </w:rPr>
+      </w:pPr>
+    </w:p>
+    <w:p>
+      <w:pPr>
+        <w:rPr>
+          <w:rFonts w:asciiTheme="majorHAnsi" w:eastAsiaTheme="majorEastAsia" w:hAnsiTheme="majorHAnsi" w:cstheme="majorBidi"/>
+          <w:b/>
+          <w:bCs/>
+          <w:color w:val="538135" w:themeColor="accent6" w:themeShade="BF"/>
+          <w:sz w:val="28"/>
+          <w:szCs w:val="28"/>
+        </w:rPr>
+      </w:pPr>
+    </w:p>
+    <w:p>
+      <w:pPr>
+        <w:rPr>
+          <w:rFonts w:asciiTheme="majorHAnsi" w:eastAsiaTheme="majorEastAsia" w:hAnsiTheme="majorHAnsi" w:cstheme="majorBidi"/>
+          <w:b/>
+          <w:bCs/>
+          <w:color w:val="538135" w:themeColor="accent6" w:themeShade="BF"/>
+          <w:sz w:val="28"/>
+          <w:szCs w:val="28"/>
+        </w:rPr>
+      </w:pPr>
+    </w:p>
+    <w:p>
+      <w:pPr>
+        <w:rPr>
+          <w:rFonts w:asciiTheme="majorHAnsi" w:eastAsiaTheme="majorEastAsia" w:hAnsiTheme="majorHAnsi" w:cstheme="majorBidi"/>
+          <w:b/>
+          <w:bCs/>
+          <w:color w:val="538135" w:themeColor="accent6" w:themeShade="BF"/>
+          <w:sz w:val="28"/>
+          <w:szCs w:val="28"/>
+        </w:rPr>
+      </w:pPr>
+    </w:p>
+    <w:p>
+      <w:pPr>
+        <w:rPr>
+          <w:rFonts w:asciiTheme="majorHAnsi" w:eastAsiaTheme="majorEastAsia" w:hAnsiTheme="majorHAnsi" w:cstheme="majorBidi"/>
+          <w:b/>
+          <w:bCs/>
+          <w:color w:val="538135" w:themeColor="accent6" w:themeShade="BF"/>
+          <w:sz w:val="28"/>
+          <w:szCs w:val="28"/>
+        </w:rPr>
+      </w:pPr>
+    </w:p>
+    <w:p>
+      <w:pPr>
+        <w:rPr>
+          <w:rFonts w:asciiTheme="majorHAnsi" w:eastAsiaTheme="majorEastAsia" w:hAnsiTheme="majorHAnsi" w:cstheme="majorBidi"/>
+          <w:b/>
+          <w:bCs/>
+          <w:color w:val="538135" w:themeColor="accent6" w:themeShade="BF"/>
+          <w:sz w:val="28"/>
+          <w:szCs w:val="28"/>
+        </w:rPr>
+      </w:pPr>
+    </w:p>
+    <w:p>
+      <w:pPr>
+        <w:rPr>
+          <w:rFonts w:asciiTheme="majorHAnsi" w:eastAsiaTheme="majorEastAsia" w:hAnsiTheme="majorHAnsi" w:cstheme="majorBidi"/>
+          <w:b/>
+          <w:bCs/>
+          <w:color w:val="538135" w:themeColor="accent6" w:themeShade="BF"/>
+          <w:sz w:val="28"/>
+          <w:szCs w:val="28"/>
+        </w:rPr>
+      </w:pPr>
+    </w:p>
+    <w:p>
+      <w:pPr>
+        <w:rPr>
+          <w:rFonts w:asciiTheme="majorHAnsi" w:eastAsiaTheme="majorEastAsia" w:hAnsiTheme="majorHAnsi" w:cstheme="majorBidi"/>
+          <w:b/>
+          <w:bCs/>
+          <w:color w:val="538135" w:themeColor="accent6" w:themeShade="BF"/>
+          <w:sz w:val="28"/>
+          <w:szCs w:val="28"/>
+        </w:rPr>
+      </w:pPr>
+    </w:p>
+    <w:tbl>
+      <w:tblPr>
+        <w:tblStyle w:val="TableGrid"/>
+        <w:tblW w:w="9358" w:type="dxa"/>
+        <w:tblLook w:val="04A0" w:firstRow="1" w:lastRow="0" w:firstColumn="1" w:lastColumn="0" w:noHBand="0" w:noVBand="1"/>
+      </w:tblPr>
+      <w:tblGrid>
+        <w:gridCol w:w="6205"/>
+        <w:gridCol w:w="3153"/>
+      </w:tblGrid>
+      <w:tr>
+        <w:trPr>
+          <w:trHeight w:val="1128"/>
+        </w:trPr>
+        <w:tc>
+          <w:tcPr>
+            <w:tcW w:w="9358" w:type="dxa"/>
+            <w:gridSpan w:val="2"/>
+            <w:shd w:val="clear" w:color="auto" w:fill="BDD6EE" w:themeFill="accent5" w:themeFillTint="66"/>
+          </w:tcPr>
+          <w:p>
+            <w:pPr>
+              <w:keepNext/>
+              <w:keepLines/>
+              <w:spacing w:before="360" w:after="40"/>
+              <w:outlineLvl w:val="0"/>
+              <w:rPr>
+                <w:rFonts w:ascii="Abadi" w:eastAsiaTheme="majorEastAsia" w:hAnsi="Abadi" w:cs="Aharoni"/>
+                <w:bCs/>
+                <w:color w:val="C45911" w:themeColor="accent2" w:themeShade="BF"/>
+                <w:sz w:val="36"/>
+                <w:szCs w:val="36"/>
+                <w14:shadow w14:blurRad="38100" w14:dist="19050" w14:dir="2700000" w14:sx="100000" w14:sy="100000" w14:kx="0" w14:ky="0" w14:algn="tl">
+                  <w14:schemeClr w14:val="dk1">
+                    <w14:alpha w14:val="60000"/>
+                  </w14:schemeClr>
+                </w14:shadow>
+                <w14:textOutline w14:w="0" w14:cap="flat" w14:cmpd="sng" w14:algn="ctr">
+                  <w14:noFill/>
+                  <w14:prstDash w14:val="solid"/>
+                  <w14:round/>
+                </w14:textOutline>
+              </w:rPr>
+            </w:pPr>
+            <w:r>
+              <w:rPr>
+                <w:rFonts w:ascii="Abadi" w:eastAsiaTheme="majorEastAsia" w:hAnsi="Abadi" w:cs="Aharoni"/>
+                <w:bCs/>
+                <w:smallCaps/>
+                <w:color w:val="C45911" w:themeColor="accent2" w:themeShade="BF"/>
+                <w:sz w:val="36"/>
+                <w:szCs w:val="36"/>
+                <w14:shadow w14:blurRad="38100" w14:dist="19050" w14:dir="2700000" w14:sx="100000" w14:sy="100000" w14:kx="0" w14:ky="0" w14:algn="tl">
+                  <w14:schemeClr w14:val="dk1">
+                    <w14:alpha w14:val="60000"/>
+                  </w14:schemeClr>
+                </w14:shadow>
+                <w14:textOutline w14:w="0" w14:cap="flat" w14:cmpd="sng" w14:algn="ctr">
+                  <w14:noFill/>
+                  <w14:prstDash w14:val="solid"/>
+                  <w14:round/>
+                </w14:textOutline>
+              </w:rPr>
+              <w:lastRenderedPageBreak/>
+              <w:t xml:space="preserve">Date   </w:t>
+            </w:r>
+            <w:r>
+              <w:rPr>
+                <w:rFonts w:ascii="Abadi" w:eastAsiaTheme="majorEastAsia" w:hAnsi="Abadi" w:cs="Aharoni"/>
+                <w:bCs/>
+                <w:smallCaps/>
+                <w:color w:val="C45911" w:themeColor="accent2" w:themeShade="BF"/>
+                <w:sz w:val="36"/>
+                <w:szCs w:val="36"/>
+                <w14:shadow w14:blurRad="38100" w14:dist="19050" w14:dir="2700000" w14:sx="100000" w14:sy="100000" w14:kx="0" w14:ky="0" w14:algn="tl">
+                  <w14:schemeClr w14:val="dk1">
+                    <w14:alpha w14:val="60000"/>
+                  </w14:schemeClr>
+                </w14:shadow>
+                <w14:textOutline w14:w="0" w14:cap="flat" w14:cmpd="sng" w14:algn="ctr">
+                  <w14:noFill/>
+                  <w14:prstDash w14:val="solid"/>
+                  <w14:round/>
+                </w14:textOutline>
+              </w:rPr>
+              <w:t xml:space="preserve">  </w:t>
+            </w:r>
+            <w:r>
+              <w:rPr>
+                <w:rFonts w:ascii="Abadi" w:eastAsiaTheme="majorEastAsia" w:hAnsi="Abadi" w:cs="Aharoni"/>
+                <w:bCs/>
+                <w:smallCaps/>
+                <w:color w:val="C45911" w:themeColor="accent2" w:themeShade="BF"/>
+                <w:sz w:val="36"/>
+                <w:szCs w:val="36"/>
+                <w14:shadow w14:blurRad="38100" w14:dist="19050" w14:dir="2700000" w14:sx="100000" w14:sy="100000" w14:kx="0" w14:ky="0" w14:algn="tl">
+                  <w14:schemeClr w14:val="dk1">
+                    <w14:alpha w14:val="60000"/>
+                  </w14:schemeClr>
+                </w14:shadow>
+                <w14:textOutline w14:w="0" w14:cap="flat" w14:cmpd="sng" w14:algn="ctr">
+                  <w14:noFill/>
+                  <w14:prstDash w14:val="solid"/>
+                  <w14:round/>
+                </w14:textOutline>
               </w:rPr>
               <w:t xml:space="preserve"> </w:t>
             </w:r>
             <w:r>
               <w:rPr>
-                <w:rFonts w:cstheme="minorHAnsi"/>
-                <w:sz w:val="24"/>
-                <w:szCs w:val="24"/>
+                <w:rFonts w:ascii="Abadi" w:eastAsiaTheme="majorEastAsia" w:hAnsi="Abadi" w:cs="Aharoni"/>
+                <w:bCs/>
+                <w:smallCaps/>
+                <w:color w:val="C45911" w:themeColor="accent2" w:themeShade="BF"/>
+                <w:sz w:val="36"/>
+                <w:szCs w:val="36"/>
+                <w14:shadow w14:blurRad="38100" w14:dist="19050" w14:dir="2700000" w14:sx="100000" w14:sy="100000" w14:kx="0" w14:ky="0" w14:algn="tl">
+                  <w14:schemeClr w14:val="dk1">
+                    <w14:alpha w14:val="60000"/>
+                  </w14:schemeClr>
+                </w14:shadow>
+                <w14:textOutline w14:w="0" w14:cap="flat" w14:cmpd="sng" w14:algn="ctr">
+                  <w14:noFill/>
+                  <w14:prstDash w14:val="solid"/>
+                  <w14:round/>
+                </w14:textOutline>
               </w:rPr>
               <w:t>2</w:t>
             </w:r>
-          </w:p>
-          <w:p>
-            <w:pPr>
+            <w:r>
+              <w:rPr>
+                <w:rFonts w:ascii="Abadi" w:eastAsiaTheme="majorEastAsia" w:hAnsi="Abadi" w:cs="Aharoni"/>
+                <w:bCs/>
+                <w:smallCaps/>
+                <w:color w:val="C45911" w:themeColor="accent2" w:themeShade="BF"/>
+                <w:sz w:val="36"/>
+                <w:szCs w:val="36"/>
+                <w14:shadow w14:blurRad="38100" w14:dist="19050" w14:dir="2700000" w14:sx="100000" w14:sy="100000" w14:kx="0" w14:ky="0" w14:algn="tl">
+                  <w14:schemeClr w14:val="dk1">
+                    <w14:alpha w14:val="60000"/>
+                  </w14:schemeClr>
+                </w14:shadow>
+                <w14:textOutline w14:w="0" w14:cap="flat" w14:cmpd="sng" w14:algn="ctr">
+                  <w14:noFill/>
+                  <w14:prstDash w14:val="solid"/>
+                  <w14:round/>
+                </w14:textOutline>
+              </w:rPr>
+              <w:t>3</w:t>
+            </w:r>
+            <w:r>
+              <w:rPr>
+                <w:rFonts w:ascii="Abadi" w:eastAsiaTheme="majorEastAsia" w:hAnsi="Abadi" w:cs="Aharoni"/>
+                <w:bCs/>
+                <w:smallCaps/>
+                <w:color w:val="C45911" w:themeColor="accent2" w:themeShade="BF"/>
+                <w:sz w:val="36"/>
+                <w:szCs w:val="36"/>
+                <w:vertAlign w:val="superscript"/>
+                <w14:shadow w14:blurRad="38100" w14:dist="19050" w14:dir="2700000" w14:sx="100000" w14:sy="100000" w14:kx="0" w14:ky="0" w14:algn="tl">
+                  <w14:schemeClr w14:val="dk1">
+                    <w14:alpha w14:val="60000"/>
+                  </w14:schemeClr>
+                </w14:shadow>
+                <w14:textOutline w14:w="0" w14:cap="flat" w14:cmpd="sng" w14:algn="ctr">
+                  <w14:noFill/>
+                  <w14:prstDash w14:val="solid"/>
+                  <w14:round/>
+                </w14:textOutline>
+              </w:rPr>
+              <w:t>rd</w:t>
+            </w:r>
+            <w:r>
+              <w:rPr>
+                <w:rFonts w:ascii="Abadi" w:eastAsiaTheme="majorEastAsia" w:hAnsi="Abadi" w:cs="Aharoni"/>
+                <w:bCs/>
+                <w:smallCaps/>
+                <w:color w:val="C45911" w:themeColor="accent2" w:themeShade="BF"/>
+                <w:sz w:val="36"/>
+                <w:szCs w:val="36"/>
+                <w14:shadow w14:blurRad="38100" w14:dist="19050" w14:dir="2700000" w14:sx="100000" w14:sy="100000" w14:kx="0" w14:ky="0" w14:algn="tl">
+                  <w14:schemeClr w14:val="dk1">
+                    <w14:alpha w14:val="60000"/>
+                  </w14:schemeClr>
+                </w14:shadow>
+                <w14:textOutline w14:w="0" w14:cap="flat" w14:cmpd="sng" w14:algn="ctr">
+                  <w14:noFill/>
+                  <w14:prstDash w14:val="solid"/>
+                  <w14:round/>
+                </w14:textOutline>
+              </w:rPr>
+              <w:t xml:space="preserve"> February 2026</w:t>
+            </w:r>
+          </w:p>
+          <w:p>
+            <w:pPr>
+              <w:rPr>
+                <w:rFonts w:ascii="Abadi" w:eastAsiaTheme="majorEastAsia" w:hAnsi="Abadi" w:cs="ADLaM Display"/>
+                <w:bCs/>
+                <w:smallCaps/>
+                <w:color w:val="2F5496" w:themeColor="accent1" w:themeShade="BF"/>
+                <w:sz w:val="36"/>
+                <w:szCs w:val="36"/>
+                <w14:shadow w14:blurRad="38100" w14:dist="19050" w14:dir="2700000" w14:sx="100000" w14:sy="100000" w14:kx="0" w14:ky="0" w14:algn="tl">
+                  <w14:schemeClr w14:val="dk1">
+                    <w14:alpha w14:val="60000"/>
+                  </w14:schemeClr>
+                </w14:shadow>
+                <w14:textOutline w14:w="0" w14:cap="flat" w14:cmpd="sng" w14:algn="ctr">
+                  <w14:noFill/>
+                  <w14:prstDash w14:val="solid"/>
+                  <w14:round/>
+                </w14:textOutline>
+              </w:rPr>
+            </w:pPr>
+            <w:r>
+              <w:rPr>
+                <w:rFonts w:ascii="Abadi" w:eastAsiaTheme="majorEastAsia" w:hAnsi="Abadi" w:cs="ADLaM Display"/>
+                <w:bCs/>
+                <w:smallCaps/>
+                <w:color w:val="2F5496" w:themeColor="accent1" w:themeShade="BF"/>
+                <w:sz w:val="36"/>
+                <w:szCs w:val="36"/>
+                <w14:shadow w14:blurRad="38100" w14:dist="19050" w14:dir="2700000" w14:sx="100000" w14:sy="100000" w14:kx="0" w14:ky="0" w14:algn="tl">
+                  <w14:schemeClr w14:val="dk1">
+                    <w14:alpha w14:val="60000"/>
+                  </w14:schemeClr>
+                </w14:shadow>
+                <w14:textOutline w14:w="0" w14:cap="flat" w14:cmpd="sng" w14:algn="ctr">
+                  <w14:noFill/>
+                  <w14:prstDash w14:val="solid"/>
+                  <w14:round/>
+                </w14:textOutline>
+              </w:rPr>
+              <w:t>V</w:t>
+            </w:r>
+            <w:r>
+              <w:rPr>
+                <w:rFonts w:ascii="Abadi" w:eastAsiaTheme="majorEastAsia" w:hAnsi="Abadi" w:cs="ADLaM Display"/>
+                <w:bCs/>
+                <w:smallCaps/>
+                <w:color w:val="2F5496" w:themeColor="accent1" w:themeShade="BF"/>
+                <w:sz w:val="36"/>
+                <w:szCs w:val="36"/>
+                <w14:shadow w14:blurRad="38100" w14:dist="19050" w14:dir="2700000" w14:sx="100000" w14:sy="100000" w14:kx="0" w14:ky="0" w14:algn="tl">
+                  <w14:schemeClr w14:val="dk1">
+                    <w14:alpha w14:val="60000"/>
+                  </w14:schemeClr>
+                </w14:shadow>
+                <w14:textOutline w14:w="0" w14:cap="flat" w14:cmpd="sng" w14:algn="ctr">
+                  <w14:noFill/>
+                  <w14:prstDash w14:val="solid"/>
+                  <w14:round/>
+                </w14:textOutline>
+              </w:rPr>
+              <w:t>enue    Dera</w:t>
+            </w:r>
+          </w:p>
+          <w:p>
+            <w:pPr>
+              <w:rPr>
+                <w:rFonts w:ascii="Abadi" w:eastAsiaTheme="majorEastAsia" w:hAnsi="Abadi" w:cs="ADLaM Display"/>
+                <w:bCs/>
+                <w:smallCaps/>
+                <w:color w:val="2F5496" w:themeColor="accent1" w:themeShade="BF"/>
+                <w:sz w:val="36"/>
+                <w:szCs w:val="36"/>
+                <w14:shadow w14:blurRad="38100" w14:dist="19050" w14:dir="2700000" w14:sx="100000" w14:sy="100000" w14:kx="0" w14:ky="0" w14:algn="tl">
+                  <w14:schemeClr w14:val="dk1">
+                    <w14:alpha w14:val="60000"/>
+                  </w14:schemeClr>
+                </w14:shadow>
+                <w14:textOutline w14:w="0" w14:cap="flat" w14:cmpd="sng" w14:algn="ctr">
+                  <w14:noFill/>
+                  <w14:prstDash w14:val="solid"/>
+                  <w14:round/>
+                </w14:textOutline>
+              </w:rPr>
+            </w:pPr>
+            <w:r>
+              <w:rPr>
+                <w:rFonts w:ascii="Abadi" w:eastAsiaTheme="majorEastAsia" w:hAnsi="Abadi" w:cs="ADLaM Display"/>
+                <w:bCs/>
+                <w:smallCaps/>
+                <w:color w:val="2F5496" w:themeColor="accent1" w:themeShade="BF"/>
+                <w:sz w:val="36"/>
+                <w:szCs w:val="36"/>
+                <w14:shadow w14:blurRad="38100" w14:dist="19050" w14:dir="2700000" w14:sx="100000" w14:sy="100000" w14:kx="0" w14:ky="0" w14:algn="tl">
+                  <w14:schemeClr w14:val="dk1">
+                    <w14:alpha w14:val="60000"/>
+                  </w14:schemeClr>
+                </w14:shadow>
+                <w14:textOutline w14:w="0" w14:cap="flat" w14:cmpd="sng" w14:algn="ctr">
+                  <w14:noFill/>
+                  <w14:prstDash w14:val="solid"/>
+                  <w14:round/>
+                </w14:textOutline>
+              </w:rPr>
+              <w:t>Time       11:00 AM</w:t>
+            </w:r>
+          </w:p>
+          <w:p>
+            <w:pPr>
+              <w:rPr>
+                <w:rFonts w:ascii="ADLaM Display" w:hAnsi="ADLaM Display" w:cs="ADLaM Display"/>
+                <w:sz w:val="28"/>
+                <w:szCs w:val="28"/>
+              </w:rPr>
+            </w:pPr>
+            <w:r>
+              <w:rPr>
+                <w:rFonts w:ascii="Abadi" w:eastAsiaTheme="majorEastAsia" w:hAnsi="Abadi" w:cs="ADLaM Display"/>
+                <w:bCs/>
+                <w:smallCaps/>
+                <w:color w:val="2F5496" w:themeColor="accent1" w:themeShade="BF"/>
+                <w:sz w:val="36"/>
+                <w:szCs w:val="36"/>
+                <w14:shadow w14:blurRad="38100" w14:dist="19050" w14:dir="2700000" w14:sx="100000" w14:sy="100000" w14:kx="0" w14:ky="0" w14:algn="tl">
+                  <w14:schemeClr w14:val="dk1">
+                    <w14:alpha w14:val="60000"/>
+                  </w14:schemeClr>
+                </w14:shadow>
+                <w14:textOutline w14:w="0" w14:cap="flat" w14:cmpd="sng" w14:algn="ctr">
+                  <w14:noFill/>
+                  <w14:prstDash w14:val="solid"/>
+                  <w14:round/>
+                </w14:textOutline>
+              </w:rPr>
+              <w:t>Event</w:t>
+            </w:r>
+            <w:r>
+              <w:rPr>
+                <w:rFonts w:ascii="Abadi" w:eastAsiaTheme="majorEastAsia" w:hAnsi="Abadi" w:cs="ADLaM Display"/>
+                <w:bCs/>
+                <w:smallCaps/>
+                <w:color w:val="2F5496" w:themeColor="accent1" w:themeShade="BF"/>
+                <w:sz w:val="36"/>
+                <w:szCs w:val="36"/>
+                <w14:shadow w14:blurRad="38100" w14:dist="19050" w14:dir="2700000" w14:sx="100000" w14:sy="100000" w14:kx="0" w14:ky="0" w14:algn="tl">
+                  <w14:schemeClr w14:val="dk1">
+                    <w14:alpha w14:val="60000"/>
+                  </w14:schemeClr>
+                </w14:shadow>
+                <w14:textOutline w14:w="0" w14:cap="flat" w14:cmpd="sng" w14:algn="ctr">
+                  <w14:noFill/>
+                  <w14:prstDash w14:val="solid"/>
+                  <w14:round/>
+                </w14:textOutline>
+              </w:rPr>
+              <w:t xml:space="preserve">    </w:t>
+            </w:r>
+            <w:r>
+              <w:rPr>
+                <w:rFonts w:ascii="Abadi" w:eastAsiaTheme="majorEastAsia" w:hAnsi="Abadi" w:cs="ADLaM Display"/>
+                <w:bCs/>
+                <w:smallCaps/>
+                <w:color w:val="2F5496" w:themeColor="accent1" w:themeShade="BF"/>
+                <w:sz w:val="36"/>
+                <w:szCs w:val="36"/>
+                <w14:shadow w14:blurRad="38100" w14:dist="19050" w14:dir="2700000" w14:sx="100000" w14:sy="100000" w14:kx="0" w14:ky="0" w14:algn="tl">
+                  <w14:schemeClr w14:val="dk1">
+                    <w14:alpha w14:val="60000"/>
+                  </w14:schemeClr>
+                </w14:shadow>
+                <w14:textOutline w14:w="0" w14:cap="flat" w14:cmpd="sng" w14:algn="ctr">
+                  <w14:noFill/>
+                  <w14:prstDash w14:val="solid"/>
+                  <w14:round/>
+                </w14:textOutline>
+              </w:rPr>
+              <w:t xml:space="preserve"> </w:t>
+            </w:r>
+            <w:r>
+              <w:rPr>
+                <w:rFonts w:ascii="Abadi" w:eastAsiaTheme="majorEastAsia" w:hAnsi="Abadi" w:cs="ADLaM Display"/>
+                <w:bCs/>
+                <w:smallCaps/>
+                <w:color w:val="2F5496" w:themeColor="accent1" w:themeShade="BF"/>
+                <w:sz w:val="36"/>
+                <w:szCs w:val="36"/>
+                <w14:shadow w14:blurRad="38100" w14:dist="19050" w14:dir="2700000" w14:sx="100000" w14:sy="100000" w14:kx="0" w14:ky="0" w14:algn="tl">
+                  <w14:schemeClr w14:val="dk1">
+                    <w14:alpha w14:val="60000"/>
+                  </w14:schemeClr>
+                </w14:shadow>
+                <w14:textOutline w14:w="0" w14:cap="flat" w14:cmpd="sng" w14:algn="ctr">
+                  <w14:noFill/>
+                  <w14:prstDash w14:val="solid"/>
+                  <w14:round/>
+                </w14:textOutline>
+              </w:rPr>
+              <w:t>Wedding</w:t>
+            </w:r>
+          </w:p>
+        </w:tc>
+      </w:tr>
+      <w:tr>
+        <w:trPr>
+          <w:trHeight w:val="663"/>
+        </w:trPr>
+        <w:tc>
+          <w:tcPr>
+            <w:tcW w:w="6205" w:type="dxa"/>
+            <w:shd w:val="clear" w:color="auto" w:fill="ED7D31" w:themeFill="accent2"/>
+          </w:tcPr>
+          <w:p>
+            <w:pPr>
+              <w:widowControl w:val="0"/>
+              <w:autoSpaceDE w:val="0"/>
+              <w:autoSpaceDN w:val="0"/>
+              <w:spacing w:before="122"/>
               <w:jc w:val="center"/>
               <w:rPr>
-                <w:rFonts w:cstheme="minorHAnsi"/>
-                <w:sz w:val="24"/>
-                <w:szCs w:val="24"/>
-              </w:rPr>
-            </w:pPr>
-            <w:r>
-              <w:rPr>
-                <w:rFonts w:cstheme="minorHAnsi"/>
-                <w:sz w:val="24"/>
-                <w:szCs w:val="24"/>
-              </w:rPr>
-              <w:t xml:space="preserve">= </w:t>
-            </w:r>
-            <w:r>
-              <w:rPr>
-                <w:rFonts w:cstheme="minorHAnsi"/>
-                <w:sz w:val="24"/>
-                <w:szCs w:val="24"/>
-              </w:rPr>
-              <w:t>30</w:t>
-            </w:r>
-            <w:r>
-              <w:rPr>
-                <w:rFonts w:cstheme="minorHAnsi"/>
-                <w:sz w:val="24"/>
-                <w:szCs w:val="24"/>
-              </w:rPr>
-              <w:t>,000 /-</w:t>
-            </w:r>
-          </w:p>
-          <w:p>
-            <w:pPr>
+                <w:rFonts w:ascii="Calibri Light" w:eastAsia="Microsoft Sans Serif" w:hAnsi="Microsoft Sans Serif" w:cs="Microsoft Sans Serif"/>
+                <w:color w:val="FFFFFF"/>
+                <w:sz w:val="28"/>
+                <w:szCs w:val="28"/>
+              </w:rPr>
+            </w:pPr>
+            <w:r>
+              <w:rPr>
+                <w:rFonts w:ascii="Calibri Light" w:eastAsia="Microsoft Sans Serif" w:hAnsi="Microsoft Sans Serif" w:cs="Microsoft Sans Serif"/>
+                <w:color w:val="FFFFFF"/>
+                <w:sz w:val="28"/>
+                <w:szCs w:val="28"/>
+              </w:rPr>
+              <w:t>OFFERINGS</w:t>
+            </w:r>
+          </w:p>
+        </w:tc>
+        <w:tc>
+          <w:tcPr>
+            <w:tcW w:w="3153" w:type="dxa"/>
+            <w:shd w:val="clear" w:color="auto" w:fill="ED7D31" w:themeFill="accent2"/>
+          </w:tcPr>
+          <w:p>
+            <w:pPr>
+              <w:widowControl w:val="0"/>
+              <w:autoSpaceDE w:val="0"/>
+              <w:autoSpaceDN w:val="0"/>
+              <w:spacing w:before="122"/>
               <w:jc w:val="center"/>
               <w:rPr>
-                <w:rFonts w:cstheme="minorHAnsi"/>
-                <w:sz w:val="24"/>
-                <w:szCs w:val="24"/>
-              </w:rPr>
-            </w:pPr>
+                <w:rFonts w:ascii="Calibri Light" w:eastAsia="Microsoft Sans Serif" w:hAnsi="Microsoft Sans Serif" w:cs="Microsoft Sans Serif"/>
+                <w:color w:val="FFFFFF"/>
+                <w:sz w:val="28"/>
+                <w:szCs w:val="28"/>
+              </w:rPr>
+            </w:pPr>
+            <w:r>
+              <w:rPr>
+                <w:rFonts w:ascii="Calibri Light" w:eastAsia="Microsoft Sans Serif" w:hAnsi="Microsoft Sans Serif" w:cs="Microsoft Sans Serif"/>
+                <w:color w:val="FFFFFF"/>
+                <w:sz w:val="28"/>
+                <w:szCs w:val="28"/>
+              </w:rPr>
+              <w:t>PRICE</w:t>
+            </w:r>
           </w:p>
         </w:tc>
       </w:tr>
@@ -4152,70 +4608,65 @@
           </w:tcPr>
           <w:p>
             <w:pPr>
-              <w:jc w:val="center"/>
-              <w:rPr>
-                <w:rFonts w:cstheme="minorHAnsi"/>
-                <w:b/>
-                <w:bCs/>
-                <w:color w:val="C45911" w:themeColor="accent2" w:themeShade="BF"/>
-                <w:sz w:val="24"/>
-                <w:szCs w:val="24"/>
-              </w:rPr>
-            </w:pPr>
-          </w:p>
-          <w:p>
-            <w:pPr>
-              <w:jc w:val="center"/>
-              <w:rPr>
-                <w:rFonts w:cstheme="minorHAnsi"/>
-                <w:b/>
-                <w:bCs/>
-                <w:color w:val="C45911" w:themeColor="accent2" w:themeShade="BF"/>
-                <w:sz w:val="24"/>
-                <w:szCs w:val="24"/>
-              </w:rPr>
-            </w:pPr>
-            <w:r>
-              <w:rPr>
-                <w:rFonts w:cstheme="minorHAnsi"/>
-                <w:b/>
-                <w:bCs/>
-                <w:color w:val="C45911" w:themeColor="accent2" w:themeShade="BF"/>
-                <w:sz w:val="24"/>
-                <w:szCs w:val="24"/>
-              </w:rPr>
-              <w:t>TOTAL (</w:t>
-            </w:r>
-            <w:r>
-              <w:rPr>
-                <w:rFonts w:cstheme="minorHAnsi"/>
-                <w:b/>
-                <w:bCs/>
-                <w:color w:val="C45911" w:themeColor="accent2" w:themeShade="BF"/>
-                <w:sz w:val="24"/>
-                <w:szCs w:val="24"/>
-              </w:rPr>
-              <w:t>C</w:t>
-            </w:r>
-            <w:r>
-              <w:rPr>
-                <w:rFonts w:cstheme="minorHAnsi"/>
-                <w:b/>
-                <w:bCs/>
-                <w:color w:val="C45911" w:themeColor="accent2" w:themeShade="BF"/>
-                <w:sz w:val="24"/>
-                <w:szCs w:val="24"/>
-              </w:rPr>
-              <w:t>)</w:t>
-            </w:r>
-          </w:p>
-          <w:p>
-            <w:pPr>
-              <w:rPr>
-                <w:rFonts w:cstheme="minorHAnsi"/>
-                <w:b/>
-                <w:bCs/>
-                <w:color w:val="C45911" w:themeColor="accent2" w:themeShade="BF"/>
+              <w:rPr>
+                <w:rFonts w:cstheme="minorHAnsi"/>
+                <w:sz w:val="24"/>
+                <w:szCs w:val="24"/>
+              </w:rPr>
+            </w:pPr>
+          </w:p>
+          <w:p>
+            <w:pPr>
+              <w:pStyle w:val="ListParagraph"/>
+              <w:numPr>
+                <w:ilvl w:val="0"/>
+                <w:numId w:val="21"/>
+              </w:numPr>
+              <w:rPr>
+                <w:rFonts w:cstheme="minorHAnsi"/>
+                <w:sz w:val="24"/>
+                <w:szCs w:val="24"/>
+              </w:rPr>
+            </w:pPr>
+            <w:r>
+              <w:rPr>
+                <w:rFonts w:cstheme="minorHAnsi"/>
+                <w:sz w:val="24"/>
+                <w:szCs w:val="24"/>
+              </w:rPr>
+              <w:t>Professional Anchor</w:t>
+            </w:r>
+            <w:r>
+              <w:rPr>
+                <w:rFonts w:cstheme="minorHAnsi"/>
+                <w:sz w:val="24"/>
+                <w:szCs w:val="24"/>
+              </w:rPr>
+              <w:t xml:space="preserve"> [Tina Bhel]</w:t>
+            </w:r>
+          </w:p>
+          <w:p>
+            <w:pPr>
+              <w:pStyle w:val="ListParagraph"/>
+              <w:rPr>
+                <w:rFonts w:cstheme="minorHAnsi"/>
+                <w:sz w:val="24"/>
+                <w:szCs w:val="24"/>
+              </w:rPr>
+            </w:pPr>
+            <w:r>
+              <w:rPr>
+                <w:rFonts w:cstheme="minorHAnsi"/>
+                <w:sz w:val="24"/>
+                <w:szCs w:val="24"/>
+              </w:rPr>
+              <w:t>[No Stay Required]</w:t>
+            </w:r>
+          </w:p>
+          <w:p>
+            <w:pPr>
+              <w:rPr>
+                <w:rFonts w:cstheme="minorHAnsi"/>
                 <w:sz w:val="24"/>
                 <w:szCs w:val="24"/>
               </w:rPr>
@@ -4231,6 +4682,376 @@
               <w:jc w:val="center"/>
               <w:rPr>
                 <w:rFonts w:cstheme="minorHAnsi"/>
+                <w:sz w:val="24"/>
+                <w:szCs w:val="24"/>
+              </w:rPr>
+            </w:pPr>
+          </w:p>
+          <w:p>
+            <w:pPr>
+              <w:jc w:val="center"/>
+              <w:rPr>
+                <w:rFonts w:cstheme="minorHAnsi"/>
+                <w:sz w:val="24"/>
+                <w:szCs w:val="24"/>
+              </w:rPr>
+            </w:pPr>
+            <w:r>
+              <w:rPr>
+                <w:rFonts w:cstheme="minorHAnsi"/>
+                <w:sz w:val="24"/>
+                <w:szCs w:val="24"/>
+              </w:rPr>
+              <w:t>50,000 /-</w:t>
+            </w:r>
+          </w:p>
+        </w:tc>
+      </w:tr>
+      <w:tr>
+        <w:trPr>
+          <w:trHeight w:val="563"/>
+        </w:trPr>
+        <w:tc>
+          <w:tcPr>
+            <w:tcW w:w="6205" w:type="dxa"/>
+          </w:tcPr>
+          <w:p>
+            <w:pPr>
+              <w:rPr>
+                <w:rFonts w:cstheme="minorHAnsi"/>
+                <w:sz w:val="24"/>
+                <w:szCs w:val="24"/>
+              </w:rPr>
+            </w:pPr>
+          </w:p>
+          <w:p>
+            <w:pPr>
+              <w:pStyle w:val="ListParagraph"/>
+              <w:numPr>
+                <w:ilvl w:val="0"/>
+                <w:numId w:val="21"/>
+              </w:numPr>
+              <w:rPr>
+                <w:rFonts w:cstheme="minorHAnsi"/>
+                <w:sz w:val="24"/>
+                <w:szCs w:val="24"/>
+              </w:rPr>
+            </w:pPr>
+            <w:r>
+              <w:rPr>
+                <w:rFonts w:cstheme="minorHAnsi"/>
+                <w:sz w:val="24"/>
+                <w:szCs w:val="24"/>
+              </w:rPr>
+              <w:t>Violin</w:t>
+            </w:r>
+            <w:r>
+              <w:rPr>
+                <w:rFonts w:cstheme="minorHAnsi"/>
+                <w:sz w:val="24"/>
+                <w:szCs w:val="24"/>
+              </w:rPr>
+              <w:t xml:space="preserve"> </w:t>
+            </w:r>
+            <w:r>
+              <w:rPr>
+                <w:rFonts w:cstheme="minorHAnsi"/>
+                <w:sz w:val="24"/>
+                <w:szCs w:val="24"/>
+              </w:rPr>
+              <w:t xml:space="preserve">With </w:t>
+            </w:r>
+            <w:r>
+              <w:rPr>
+                <w:rFonts w:cstheme="minorHAnsi"/>
+                <w:sz w:val="24"/>
+                <w:szCs w:val="24"/>
+              </w:rPr>
+              <w:t>Artist</w:t>
+            </w:r>
+            <w:r>
+              <w:rPr>
+                <w:rFonts w:cstheme="minorHAnsi"/>
+                <w:sz w:val="24"/>
+                <w:szCs w:val="24"/>
+              </w:rPr>
+              <w:t xml:space="preserve"> [Female Artist]</w:t>
+            </w:r>
+          </w:p>
+          <w:p>
+            <w:pPr>
+              <w:rPr>
+                <w:rFonts w:cstheme="minorHAnsi"/>
+                <w:sz w:val="24"/>
+                <w:szCs w:val="24"/>
+              </w:rPr>
+            </w:pPr>
+          </w:p>
+        </w:tc>
+        <w:tc>
+          <w:tcPr>
+            <w:tcW w:w="3153" w:type="dxa"/>
+          </w:tcPr>
+          <w:p>
+            <w:pPr>
+              <w:jc w:val="center"/>
+              <w:rPr>
+                <w:rFonts w:cstheme="minorHAnsi"/>
+                <w:sz w:val="24"/>
+                <w:szCs w:val="24"/>
+              </w:rPr>
+            </w:pPr>
+          </w:p>
+          <w:p>
+            <w:pPr>
+              <w:jc w:val="center"/>
+              <w:rPr>
+                <w:rFonts w:cstheme="minorHAnsi"/>
+                <w:sz w:val="24"/>
+                <w:szCs w:val="24"/>
+              </w:rPr>
+            </w:pPr>
+            <w:r>
+              <w:rPr>
+                <w:rFonts w:cstheme="minorHAnsi"/>
+                <w:sz w:val="24"/>
+                <w:szCs w:val="24"/>
+              </w:rPr>
+              <w:t>3</w:t>
+            </w:r>
+            <w:r>
+              <w:rPr>
+                <w:rFonts w:cstheme="minorHAnsi"/>
+                <w:sz w:val="24"/>
+                <w:szCs w:val="24"/>
+              </w:rPr>
+              <w:t>0</w:t>
+            </w:r>
+            <w:r>
+              <w:rPr>
+                <w:rFonts w:cstheme="minorHAnsi"/>
+                <w:sz w:val="24"/>
+                <w:szCs w:val="24"/>
+              </w:rPr>
+              <w:t>,000 /-</w:t>
+            </w:r>
+          </w:p>
+          <w:p>
+            <w:pPr>
+              <w:jc w:val="center"/>
+              <w:rPr>
+                <w:rFonts w:cstheme="minorHAnsi"/>
+                <w:sz w:val="24"/>
+                <w:szCs w:val="24"/>
+              </w:rPr>
+            </w:pPr>
+          </w:p>
+        </w:tc>
+      </w:tr>
+      <w:tr>
+        <w:trPr>
+          <w:trHeight w:val="563"/>
+        </w:trPr>
+        <w:tc>
+          <w:tcPr>
+            <w:tcW w:w="6205" w:type="dxa"/>
+          </w:tcPr>
+          <w:p>
+            <w:pPr>
+              <w:rPr>
+                <w:rFonts w:cstheme="minorHAnsi"/>
+                <w:sz w:val="24"/>
+                <w:szCs w:val="24"/>
+              </w:rPr>
+            </w:pPr>
+          </w:p>
+          <w:p>
+            <w:pPr>
+              <w:pStyle w:val="ListParagraph"/>
+              <w:numPr>
+                <w:ilvl w:val="0"/>
+                <w:numId w:val="21"/>
+              </w:numPr>
+              <w:rPr>
+                <w:rFonts w:cstheme="minorHAnsi"/>
+                <w:sz w:val="24"/>
+                <w:szCs w:val="24"/>
+              </w:rPr>
+            </w:pPr>
+            <w:r>
+              <w:rPr>
+                <w:rFonts w:cstheme="minorHAnsi"/>
+                <w:sz w:val="24"/>
+                <w:szCs w:val="24"/>
+              </w:rPr>
+              <w:t>Kathak Dancer [Female</w:t>
+            </w:r>
+            <w:r>
+              <w:rPr>
+                <w:rFonts w:cstheme="minorHAnsi"/>
+                <w:sz w:val="24"/>
+                <w:szCs w:val="24"/>
+              </w:rPr>
+              <w:t xml:space="preserve"> &amp; </w:t>
+            </w:r>
+            <w:r>
+              <w:rPr>
+                <w:rFonts w:cstheme="minorHAnsi"/>
+                <w:sz w:val="24"/>
+                <w:szCs w:val="24"/>
+              </w:rPr>
+              <w:t>Male] [</w:t>
+            </w:r>
+            <w:r>
+              <w:rPr>
+                <w:rFonts w:cstheme="minorHAnsi"/>
+                <w:sz w:val="24"/>
+                <w:szCs w:val="24"/>
+              </w:rPr>
+              <w:t>2 Artist]</w:t>
+            </w:r>
+          </w:p>
+          <w:p>
+            <w:pPr>
+              <w:rPr>
+                <w:rFonts w:cstheme="minorHAnsi"/>
+                <w:sz w:val="24"/>
+                <w:szCs w:val="24"/>
+              </w:rPr>
+            </w:pPr>
+          </w:p>
+        </w:tc>
+        <w:tc>
+          <w:tcPr>
+            <w:tcW w:w="3153" w:type="dxa"/>
+          </w:tcPr>
+          <w:p>
+            <w:pPr>
+              <w:jc w:val="center"/>
+              <w:rPr>
+                <w:rFonts w:cstheme="minorHAnsi"/>
+                <w:sz w:val="24"/>
+                <w:szCs w:val="24"/>
+              </w:rPr>
+            </w:pPr>
+          </w:p>
+          <w:p>
+            <w:pPr>
+              <w:jc w:val="center"/>
+              <w:rPr>
+                <w:rFonts w:cstheme="minorHAnsi"/>
+                <w:sz w:val="24"/>
+                <w:szCs w:val="24"/>
+              </w:rPr>
+            </w:pPr>
+            <w:r>
+              <w:rPr>
+                <w:rFonts w:cstheme="minorHAnsi"/>
+                <w:sz w:val="24"/>
+                <w:szCs w:val="24"/>
+              </w:rPr>
+              <w:t>15</w:t>
+            </w:r>
+            <w:r>
+              <w:rPr>
+                <w:rFonts w:cstheme="minorHAnsi"/>
+                <w:sz w:val="24"/>
+                <w:szCs w:val="24"/>
+              </w:rPr>
+              <w:t>,000</w:t>
+            </w:r>
+            <w:r>
+              <w:rPr>
+                <w:rFonts w:cstheme="minorHAnsi"/>
+                <w:sz w:val="24"/>
+                <w:szCs w:val="24"/>
+              </w:rPr>
+              <w:t xml:space="preserve"> /- </w:t>
+            </w:r>
+            <w:r>
+              <w:rPr>
+                <w:rFonts w:cstheme="minorHAnsi"/>
+                <w:sz w:val="24"/>
+                <w:szCs w:val="24"/>
+              </w:rPr>
+              <w:t>x</w:t>
+            </w:r>
+            <w:r>
+              <w:rPr>
+                <w:rFonts w:cstheme="minorHAnsi"/>
+                <w:sz w:val="24"/>
+                <w:szCs w:val="24"/>
+              </w:rPr>
+              <w:t xml:space="preserve"> </w:t>
+            </w:r>
+            <w:r>
+              <w:rPr>
+                <w:rFonts w:cstheme="minorHAnsi"/>
+                <w:sz w:val="24"/>
+                <w:szCs w:val="24"/>
+              </w:rPr>
+              <w:t>2</w:t>
+            </w:r>
+          </w:p>
+          <w:p>
+            <w:pPr>
+              <w:jc w:val="center"/>
+              <w:rPr>
+                <w:rFonts w:cstheme="minorHAnsi"/>
+                <w:sz w:val="24"/>
+                <w:szCs w:val="24"/>
+              </w:rPr>
+            </w:pPr>
+            <w:r>
+              <w:rPr>
+                <w:rFonts w:cstheme="minorHAnsi"/>
+                <w:sz w:val="24"/>
+                <w:szCs w:val="24"/>
+              </w:rPr>
+              <w:t xml:space="preserve">= </w:t>
+            </w:r>
+            <w:r>
+              <w:rPr>
+                <w:rFonts w:cstheme="minorHAnsi"/>
+                <w:sz w:val="24"/>
+                <w:szCs w:val="24"/>
+              </w:rPr>
+              <w:t>30</w:t>
+            </w:r>
+            <w:r>
+              <w:rPr>
+                <w:rFonts w:cstheme="minorHAnsi"/>
+                <w:sz w:val="24"/>
+                <w:szCs w:val="24"/>
+              </w:rPr>
+              <w:t>,000 /-</w:t>
+            </w:r>
+          </w:p>
+          <w:p>
+            <w:pPr>
+              <w:jc w:val="center"/>
+              <w:rPr>
+                <w:rFonts w:cstheme="minorHAnsi"/>
+                <w:sz w:val="24"/>
+                <w:szCs w:val="24"/>
+              </w:rPr>
+            </w:pPr>
+          </w:p>
+        </w:tc>
+      </w:tr>
+      <w:tr>
+        <w:trPr>
+          <w:trHeight w:val="563"/>
+        </w:trPr>
+        <w:tc>
+          <w:tcPr>
+            <w:tcW w:w="6205" w:type="dxa"/>
+          </w:tcPr>
+          <w:p>
+            <w:pPr>
+              <w:jc w:val="center"/>
+              <w:rPr>
+                <w:rFonts w:cstheme="minorHAnsi"/>
                 <w:b/>
                 <w:bCs/>
                 <w:color w:val="C45911" w:themeColor="accent2" w:themeShade="BF"/>
@@ -4260,7 +5081,7 @@
                 <w:sz w:val="24"/>
                 <w:szCs w:val="24"/>
               </w:rPr>
-              <w:t>2</w:t>
+              <w:t>TOTAL (</w:t>
             </w:r>
             <w:r>
               <w:rPr>
@@ -4271,6 +5092,82 @@
                 <w:sz w:val="24"/>
                 <w:szCs w:val="24"/>
               </w:rPr>
+              <w:t>D</w:t>
+            </w:r>
+            <w:r>
+              <w:rPr>
+                <w:rFonts w:cstheme="minorHAnsi"/>
+                <w:b/>
+                <w:bCs/>
+                <w:color w:val="C45911" w:themeColor="accent2" w:themeShade="BF"/>
+                <w:sz w:val="24"/>
+                <w:szCs w:val="24"/>
+              </w:rPr>
+              <w:t>)</w:t>
+            </w:r>
+          </w:p>
+          <w:p>
+            <w:pPr>
+              <w:rPr>
+                <w:rFonts w:cstheme="minorHAnsi"/>
+                <w:b/>
+                <w:bCs/>
+                <w:color w:val="C45911" w:themeColor="accent2" w:themeShade="BF"/>
+                <w:sz w:val="24"/>
+                <w:szCs w:val="24"/>
+              </w:rPr>
+            </w:pPr>
+          </w:p>
+        </w:tc>
+        <w:tc>
+          <w:tcPr>
+            <w:tcW w:w="3153" w:type="dxa"/>
+          </w:tcPr>
+          <w:p>
+            <w:pPr>
+              <w:jc w:val="center"/>
+              <w:rPr>
+                <w:rFonts w:cstheme="minorHAnsi"/>
+                <w:b/>
+                <w:bCs/>
+                <w:color w:val="C45911" w:themeColor="accent2" w:themeShade="BF"/>
+                <w:sz w:val="24"/>
+                <w:szCs w:val="24"/>
+              </w:rPr>
+            </w:pPr>
+          </w:p>
+          <w:p>
+            <w:pPr>
+              <w:jc w:val="center"/>
+              <w:rPr>
+                <w:rFonts w:cstheme="minorHAnsi"/>
+                <w:b/>
+                <w:bCs/>
+                <w:color w:val="C45911" w:themeColor="accent2" w:themeShade="BF"/>
+                <w:sz w:val="24"/>
+                <w:szCs w:val="24"/>
+              </w:rPr>
+            </w:pPr>
+            <w:r>
+              <w:rPr>
+                <w:rFonts w:cstheme="minorHAnsi"/>
+                <w:b/>
+                <w:bCs/>
+                <w:color w:val="C45911" w:themeColor="accent2" w:themeShade="BF"/>
+                <w:sz w:val="24"/>
+                <w:szCs w:val="24"/>
+              </w:rPr>
+              <w:t>1</w:t>
+            </w:r>
+            <w:r>
+              <w:rPr>
+                <w:rFonts w:cstheme="minorHAnsi"/>
+                <w:b/>
+                <w:bCs/>
+                <w:color w:val="C45911" w:themeColor="accent2" w:themeShade="BF"/>
+                <w:sz w:val="24"/>
+                <w:szCs w:val="24"/>
+              </w:rPr>
               <w:t>,</w:t>
             </w:r>
             <w:r>
@@ -4282,7 +5179,7 @@
                 <w:sz w:val="24"/>
                 <w:szCs w:val="24"/>
               </w:rPr>
-              <w:t>6</w:t>
+              <w:t>1</w:t>
             </w:r>
             <w:r>
               <w:rPr>
@@ -5014,7 +5911,7 @@
                 <w:sz w:val="24"/>
                 <w:szCs w:val="24"/>
               </w:rPr>
-              <w:t>D</w:t>
+              <w:t>E</w:t>
             </w:r>
             <w:r>
               <w:rPr>
@@ -5258,6 +6155,26 @@
               </w:rPr>
               <w:t>A + B + C + D</w:t>
             </w:r>
+            <w:r>
+              <w:rPr>
+                <w:rFonts w:asciiTheme="majorHAnsi" w:eastAsiaTheme="majorEastAsia" w:hAnsiTheme="majorHAnsi" w:cstheme="majorBidi"/>
+                <w:bCs/>
+                <w:color w:val="000000" w:themeColor="text1"/>
+                <w:sz w:val="36"/>
+                <w:szCs w:val="36"/>
+                <w14:shadow w14:blurRad="38100" w14:dist="19050" w14:dir="2700000" w14:sx="100000" w14:sy="100000" w14:kx="0" w14:ky="0" w14:algn="tl">
+                  <w14:schemeClr w14:val="dk1">
+                    <w14:alpha w14:val="60000"/>
+                  </w14:schemeClr>
+                </w14:shadow>
+                <w14:textOutline w14:w="0" w14:cap="flat" w14:cmpd="sng" w14:algn="ctr">
+                  <w14:noFill/>
+                  <w14:prstDash w14:val="solid"/>
+                  <w14:round/>
+                </w14:textOutline>
+              </w:rPr>
+              <w:t xml:space="preserve"> + E</w:t>
+            </w:r>
           </w:p>
         </w:tc>
       </w:tr>
@@ -5418,7 +6335,7 @@
                   <w14:round/>
                 </w14:textOutline>
               </w:rPr>
-              <w:t>5</w:t>
+              <w:t>6</w:t>
             </w:r>
             <w:r>
               <w:rPr>
@@ -5458,27 +6375,7 @@
                   <w14:round/>
                 </w14:textOutline>
               </w:rPr>
-              <w:t>3</w:t>
-            </w:r>
-            <w:r>
-              <w:rPr>
-                <w:rFonts w:asciiTheme="majorHAnsi" w:eastAsiaTheme="majorEastAsia" w:hAnsiTheme="majorHAnsi" w:cstheme="majorBidi"/>
-                <w:bCs/>
-                <w:color w:val="C45911" w:themeColor="accent2" w:themeShade="BF"/>
-                <w:sz w:val="36"/>
-                <w:szCs w:val="36"/>
-                <w14:shadow w14:blurRad="38100" w14:dist="19050" w14:dir="2700000" w14:sx="100000" w14:sy="100000" w14:kx="0" w14:ky="0" w14:algn="tl">
-                  <w14:schemeClr w14:val="dk1">
-                    <w14:alpha w14:val="60000"/>
-                  </w14:schemeClr>
-                </w14:shadow>
-                <w14:textOutline w14:w="0" w14:cap="flat" w14:cmpd="sng" w14:algn="ctr">
-                  <w14:noFill/>
-                  <w14:prstDash w14:val="solid"/>
-                  <w14:round/>
-                </w14:textOutline>
-              </w:rPr>
-              <w:t>5</w:t>
+              <w:t>40</w:t>
             </w:r>
             <w:r>
               <w:rPr>
@@ -5545,7 +6442,6 @@
           </w14:textOutline>
         </w:rPr>
       </w:pPr>
-      <w:proofErr w:type="gramStart"/>
       <w:r>
         <w:rPr>
           <w:rFonts w:asciiTheme="majorHAnsi" w:eastAsiaTheme="majorEastAsia" w:hAnsiTheme="majorHAnsi" w:cstheme="majorBidi"/>
@@ -5565,51 +6461,8 @@
             <w14:round/>
           </w14:textOutline>
         </w:rPr>
-        <w:t>NOTE :</w:t>
+        <w:t>NOTE : NO Other Hidden Charges</w:t>
       </w:r>
-      <w:proofErr w:type="gramEnd"/>
-      <w:r>
-        <w:rPr>
-          <w:rFonts w:asciiTheme="majorHAnsi" w:eastAsiaTheme="majorEastAsia" w:hAnsiTheme="majorHAnsi" w:cstheme="majorBidi"/>
-          <w:bCs/>
-          <w:color w:val="000000" w:themeColor="text1"/>
-          <w:sz w:val="36"/>
-          <w:szCs w:val="36"/>
-          <w:highlight w:val="yellow"/>
-          <w14:shadow w14:blurRad="38100" w14:dist="19050" w14:dir="2700000" w14:sx="100000" w14:sy="100000" w14:kx="0" w14:ky="0" w14:algn="tl">
-            <w14:schemeClr w14:val="dk1">
-              <w14:alpha w14:val="60000"/>
-            </w14:schemeClr>
-          </w14:shadow>
-          <w14:textOutline w14:w="0" w14:cap="flat" w14:cmpd="sng" w14:algn="ctr">
-            <w14:noFill/>
-            <w14:prstDash w14:val="solid"/>
-            <w14:round/>
-          </w14:textOutline>
-        </w:rPr>
-        <w:t xml:space="preserve"> NO Other Hidden Charges</w:t>
-      </w:r>
-    </w:p>
-    <w:p>
-      <w:pPr>
-        <w:rPr>
-          <w:rFonts w:asciiTheme="majorHAnsi" w:eastAsiaTheme="majorEastAsia" w:hAnsiTheme="majorHAnsi" w:cstheme="majorBidi"/>
-          <w:bCs/>
-          <w:color w:val="000000" w:themeColor="text1"/>
-          <w:sz w:val="36"/>
-          <w:szCs w:val="36"/>
-          <w14:shadow w14:blurRad="38100" w14:dist="19050" w14:dir="2700000" w14:sx="100000" w14:sy="100000" w14:kx="0" w14:ky="0" w14:algn="tl">
-            <w14:schemeClr w14:val="dk1">
-              <w14:alpha w14:val="60000"/>
-            </w14:schemeClr>
-          </w14:shadow>
-          <w14:textOutline w14:w="0" w14:cap="flat" w14:cmpd="sng" w14:algn="ctr">
-            <w14:noFill/>
-            <w14:prstDash w14:val="solid"/>
-            <w14:round/>
-          </w14:textOutline>
-        </w:rPr>
-      </w:pPr>
     </w:p>
     <w:sectPr>
       <w:headerReference w:type="default" r:id="rId8"/>

--- a/Quotations/Kavita Goswami 20_22_Feb_2026 artist/Quotation With Artist.docx
+++ b/Quotations/Kavita Goswami 20_22_Feb_2026 artist/Quotation With Artist.docx
@@ -132,6 +132,7 @@
               </w:rPr>
               <w:t xml:space="preserve">  </w:t>
             </w:r>
+            <w:proofErr w:type="spellStart"/>
             <w:r>
               <w:rPr>
                 <w:rStyle w:val="IntenseEmphasis"/>
@@ -174,7 +175,30 @@
                   <w14:round/>
                 </w14:textOutline>
               </w:rPr>
-              <w:t>rs Kavita</w:t>
+              <w:t>rs</w:t>
+            </w:r>
+            <w:proofErr w:type="spellEnd"/>
+            <w:r>
+              <w:rPr>
+                <w:rStyle w:val="IntenseEmphasis"/>
+                <w:rFonts w:asciiTheme="minorHAnsi" w:hAnsiTheme="minorHAnsi" w:cstheme="minorHAnsi"/>
+                <w:i w:val="0"/>
+                <w:iCs w:val="0"/>
+                <w:color w:val="000000" w:themeColor="text1"/>
+                <w:sz w:val="28"/>
+                <w:szCs w:val="28"/>
+                <w14:shadow w14:blurRad="38100" w14:dist="19050" w14:dir="2700000" w14:sx="100000" w14:sy="100000" w14:kx="0" w14:ky="0" w14:algn="tl">
+                  <w14:schemeClr w14:val="dk1">
+                    <w14:alpha w14:val="60000"/>
+                  </w14:schemeClr>
+                </w14:shadow>
+                <w14:textOutline w14:w="0" w14:cap="flat" w14:cmpd="sng" w14:algn="ctr">
+                  <w14:noFill/>
+                  <w14:prstDash w14:val="solid"/>
+                  <w14:round/>
+                </w14:textOutline>
+              </w:rPr>
+              <w:t xml:space="preserve"> Kavita</w:t>
             </w:r>
           </w:p>
         </w:tc>
@@ -1329,8 +1353,31 @@
                   <w14:round/>
                 </w14:textOutline>
               </w:rPr>
-              <w:t>Raat-E-Ishq</w:t>
-            </w:r>
+              <w:t>Raat-E-</w:t>
+            </w:r>
+            <w:proofErr w:type="spellStart"/>
+            <w:r>
+              <w:rPr>
+                <w:rFonts w:ascii="Abadi" w:eastAsiaTheme="majorEastAsia" w:hAnsi="Abadi" w:cs="ADLaM Display"/>
+                <w:bCs/>
+                <w:smallCaps/>
+                <w:color w:val="2F5496" w:themeColor="accent1" w:themeShade="BF"/>
+                <w:sz w:val="36"/>
+                <w:szCs w:val="36"/>
+                <w14:shadow w14:blurRad="38100" w14:dist="19050" w14:dir="2700000" w14:sx="100000" w14:sy="100000" w14:kx="0" w14:ky="0" w14:algn="tl">
+                  <w14:schemeClr w14:val="dk1">
+                    <w14:alpha w14:val="60000"/>
+                  </w14:schemeClr>
+                </w14:shadow>
+                <w14:textOutline w14:w="0" w14:cap="flat" w14:cmpd="sng" w14:algn="ctr">
+                  <w14:noFill/>
+                  <w14:prstDash w14:val="solid"/>
+                  <w14:round/>
+                </w14:textOutline>
+              </w:rPr>
+              <w:t>Ishq</w:t>
+            </w:r>
+            <w:proofErr w:type="spellEnd"/>
             <w:r>
               <w:rPr>
                 <w:rFonts w:ascii="Abadi" w:eastAsiaTheme="majorEastAsia" w:hAnsi="Abadi" w:cs="ADLaM Display"/>
@@ -1432,8 +1479,13 @@
             <w:pPr>
               <w:pStyle w:val="Heading1"/>
             </w:pPr>
-            <w:r>
-              <w:t>Diwam-E-Aam</w:t>
+            <w:proofErr w:type="spellStart"/>
+            <w:r>
+              <w:t>Diwam</w:t>
+            </w:r>
+            <w:proofErr w:type="spellEnd"/>
+            <w:r>
+              <w:t>-E-Aam</w:t>
             </w:r>
           </w:p>
           <w:p>
@@ -1466,6 +1518,23 @@
               </w:rPr>
               <w:t>Musical Saga Band</w:t>
             </w:r>
+            <w:r>
+              <w:rPr>
+                <w:rFonts w:cstheme="minorHAnsi"/>
+                <w:sz w:val="24"/>
+                <w:szCs w:val="24"/>
+              </w:rPr>
+              <w:t xml:space="preserve"> </w:t>
+            </w:r>
+            <w:r>
+              <w:rPr>
+                <w:rFonts w:cstheme="minorHAnsi"/>
+                <w:sz w:val="24"/>
+                <w:szCs w:val="24"/>
+                <w:highlight w:val="red"/>
+              </w:rPr>
+              <w:t>[Not Locked]</w:t>
+            </w:r>
           </w:p>
           <w:p>
             <w:pPr>
@@ -1513,15 +1582,51 @@
                 <w:sz w:val="24"/>
                 <w:szCs w:val="24"/>
               </w:rPr>
-              <w:t>Sound Setup With Tech Rider</w:t>
-            </w:r>
-            <w:r>
-              <w:rPr>
-                <w:rFonts w:cstheme="minorHAnsi"/>
-                <w:sz w:val="24"/>
-                <w:szCs w:val="24"/>
-              </w:rPr>
-              <w:t xml:space="preserve"> For Band</w:t>
+              <w:t xml:space="preserve">Sound Setup </w:t>
+            </w:r>
+            <w:proofErr w:type="gramStart"/>
+            <w:r>
+              <w:rPr>
+                <w:rFonts w:cstheme="minorHAnsi"/>
+                <w:sz w:val="24"/>
+                <w:szCs w:val="24"/>
+              </w:rPr>
+              <w:t>With</w:t>
+            </w:r>
+            <w:proofErr w:type="gramEnd"/>
+            <w:r>
+              <w:rPr>
+                <w:rFonts w:cstheme="minorHAnsi"/>
+                <w:sz w:val="24"/>
+                <w:szCs w:val="24"/>
+              </w:rPr>
+              <w:t xml:space="preserve"> Tech Rider</w:t>
+            </w:r>
+            <w:r>
+              <w:rPr>
+                <w:rFonts w:cstheme="minorHAnsi"/>
+                <w:sz w:val="24"/>
+                <w:szCs w:val="24"/>
+              </w:rPr>
+              <w:t xml:space="preserve"> </w:t>
+            </w:r>
+            <w:proofErr w:type="gramStart"/>
+            <w:r>
+              <w:rPr>
+                <w:rFonts w:cstheme="minorHAnsi"/>
+                <w:sz w:val="24"/>
+                <w:szCs w:val="24"/>
+              </w:rPr>
+              <w:t>For</w:t>
+            </w:r>
+            <w:proofErr w:type="gramEnd"/>
+            <w:r>
+              <w:rPr>
+                <w:rFonts w:cstheme="minorHAnsi"/>
+                <w:sz w:val="24"/>
+                <w:szCs w:val="24"/>
+              </w:rPr>
+              <w:t xml:space="preserve"> Band</w:t>
             </w:r>
           </w:p>
           <w:p>
@@ -1547,13 +1652,23 @@
                 <w:szCs w:val="24"/>
               </w:rPr>
             </w:pPr>
-            <w:r>
-              <w:rPr>
-                <w:rFonts w:cstheme="minorHAnsi"/>
-                <w:sz w:val="24"/>
-                <w:szCs w:val="24"/>
-              </w:rPr>
-              <w:t>Dholki For Family Rituals</w:t>
+            <w:proofErr w:type="spellStart"/>
+            <w:r>
+              <w:rPr>
+                <w:rFonts w:cstheme="minorHAnsi"/>
+                <w:sz w:val="24"/>
+                <w:szCs w:val="24"/>
+              </w:rPr>
+              <w:t>Dholki</w:t>
+            </w:r>
+            <w:proofErr w:type="spellEnd"/>
+            <w:r>
+              <w:rPr>
+                <w:rFonts w:cstheme="minorHAnsi"/>
+                <w:sz w:val="24"/>
+                <w:szCs w:val="24"/>
+              </w:rPr>
+              <w:t xml:space="preserve"> For Family Rituals</w:t>
             </w:r>
           </w:p>
           <w:p>
@@ -2432,6 +2547,24 @@
               </w:rPr>
               <w:t>]</w:t>
             </w:r>
+            <w:r>
+              <w:rPr>
+                <w:rFonts w:cstheme="minorHAnsi"/>
+                <w:sz w:val="24"/>
+                <w:szCs w:val="24"/>
+                <w:highlight w:val="yellow"/>
+              </w:rPr>
+              <w:t xml:space="preserve"> </w:t>
+            </w:r>
+            <w:r>
+              <w:rPr>
+                <w:rFonts w:cstheme="minorHAnsi"/>
+                <w:sz w:val="24"/>
+                <w:szCs w:val="24"/>
+                <w:highlight w:val="yellow"/>
+              </w:rPr>
+              <w:t>[Locked]</w:t>
+            </w:r>
           </w:p>
           <w:p>
             <w:pPr>
@@ -2447,6 +2580,7 @@
                 <w:rFonts w:cstheme="minorHAnsi"/>
                 <w:sz w:val="24"/>
                 <w:szCs w:val="24"/>
+                <w:highlight w:val="yellow"/>
               </w:rPr>
               <w:t xml:space="preserve">[No Stay </w:t>
             </w:r>
@@ -2455,6 +2589,7 @@
                 <w:rFonts w:cstheme="minorHAnsi"/>
                 <w:sz w:val="24"/>
                 <w:szCs w:val="24"/>
+                <w:highlight w:val="yellow"/>
               </w:rPr>
               <w:t>Required</w:t>
             </w:r>
@@ -2463,6 +2598,7 @@
                 <w:rFonts w:cstheme="minorHAnsi"/>
                 <w:sz w:val="24"/>
                 <w:szCs w:val="24"/>
+                <w:highlight w:val="yellow"/>
               </w:rPr>
               <w:t>]</w:t>
             </w:r>
@@ -3166,28 +3302,7 @@
                   <w14:round/>
                 </w14:textOutline>
               </w:rPr>
-              <w:t>2</w:t>
-            </w:r>
-            <w:r>
-              <w:rPr>
-                <w:rFonts w:ascii="Abadi" w:eastAsiaTheme="majorEastAsia" w:hAnsi="Abadi" w:cs="Aharoni"/>
-                <w:bCs/>
-                <w:smallCaps/>
-                <w:color w:val="C45911" w:themeColor="accent2" w:themeShade="BF"/>
-                <w:sz w:val="36"/>
-                <w:szCs w:val="36"/>
-                <w14:shadow w14:blurRad="38100" w14:dist="19050" w14:dir="2700000" w14:sx="100000" w14:sy="100000" w14:kx="0" w14:ky="0" w14:algn="tl">
-                  <w14:schemeClr w14:val="dk1">
-                    <w14:alpha w14:val="60000"/>
-                  </w14:schemeClr>
-                </w14:shadow>
-                <w14:textOutline w14:w="0" w14:cap="flat" w14:cmpd="sng" w14:algn="ctr">
-                  <w14:noFill/>
-                  <w14:prstDash w14:val="solid"/>
-                  <w14:round/>
-                </w14:textOutline>
-              </w:rPr>
-              <w:t>2</w:t>
+              <w:t>22</w:t>
             </w:r>
             <w:r>
               <w:rPr>
@@ -3230,28 +3345,7 @@
                   <w14:round/>
                 </w14:textOutline>
               </w:rPr>
-              <w:t xml:space="preserve"> </w:t>
-            </w:r>
-            <w:r>
-              <w:rPr>
-                <w:rFonts w:ascii="Abadi" w:eastAsiaTheme="majorEastAsia" w:hAnsi="Abadi" w:cs="Aharoni"/>
-                <w:bCs/>
-                <w:smallCaps/>
-                <w:color w:val="C45911" w:themeColor="accent2" w:themeShade="BF"/>
-                <w:sz w:val="36"/>
-                <w:szCs w:val="36"/>
-                <w14:shadow w14:blurRad="38100" w14:dist="19050" w14:dir="2700000" w14:sx="100000" w14:sy="100000" w14:kx="0" w14:ky="0" w14:algn="tl">
-                  <w14:schemeClr w14:val="dk1">
-                    <w14:alpha w14:val="60000"/>
-                  </w14:schemeClr>
-                </w14:shadow>
-                <w14:textOutline w14:w="0" w14:cap="flat" w14:cmpd="sng" w14:algn="ctr">
-                  <w14:noFill/>
-                  <w14:prstDash w14:val="solid"/>
-                  <w14:round/>
-                </w14:textOutline>
-              </w:rPr>
-              <w:t>February 2026</w:t>
+              <w:t xml:space="preserve"> February 2026</w:t>
             </w:r>
           </w:p>
           <w:p>
@@ -3315,28 +3409,7 @@
                   <w14:round/>
                 </w14:textOutline>
               </w:rPr>
-              <w:t xml:space="preserve">enue    </w:t>
-            </w:r>
-            <w:r>
-              <w:rPr>
-                <w:rFonts w:ascii="Abadi" w:eastAsiaTheme="majorEastAsia" w:hAnsi="Abadi" w:cs="ADLaM Display"/>
-                <w:bCs/>
-                <w:smallCaps/>
-                <w:color w:val="2F5496" w:themeColor="accent1" w:themeShade="BF"/>
-                <w:sz w:val="36"/>
-                <w:szCs w:val="36"/>
-                <w14:shadow w14:blurRad="38100" w14:dist="19050" w14:dir="2700000" w14:sx="100000" w14:sy="100000" w14:kx="0" w14:ky="0" w14:algn="tl">
-                  <w14:schemeClr w14:val="dk1">
-                    <w14:alpha w14:val="60000"/>
-                  </w14:schemeClr>
-                </w14:shadow>
-                <w14:textOutline w14:w="0" w14:cap="flat" w14:cmpd="sng" w14:algn="ctr">
-                  <w14:noFill/>
-                  <w14:prstDash w14:val="solid"/>
-                  <w14:round/>
-                </w14:textOutline>
-              </w:rPr>
-              <w:t>Rani BAGH</w:t>
+              <w:t>enue    Rani BAGH</w:t>
             </w:r>
           </w:p>
           <w:p>
@@ -3620,7 +3693,24 @@
                 <w:sz w:val="24"/>
                 <w:szCs w:val="24"/>
               </w:rPr>
-              <w:t>Professional Anchor [Tina Bhel]</w:t>
+              <w:t>Professional Anchor [</w:t>
+            </w:r>
+            <w:r>
+              <w:rPr>
+                <w:rFonts w:cstheme="minorHAnsi"/>
+                <w:sz w:val="24"/>
+                <w:szCs w:val="24"/>
+              </w:rPr>
+              <w:t>Vijay Randhawa]</w:t>
+            </w:r>
+            <w:r>
+              <w:rPr>
+                <w:rFonts w:cstheme="minorHAnsi"/>
+                <w:sz w:val="24"/>
+                <w:szCs w:val="24"/>
+                <w:highlight w:val="yellow"/>
+              </w:rPr>
+              <w:t xml:space="preserve"> [Locked]</w:t>
             </w:r>
           </w:p>
           <w:p>
@@ -3723,13 +3813,40 @@
                 <w:szCs w:val="24"/>
               </w:rPr>
             </w:pPr>
-            <w:r>
-              <w:rPr>
-                <w:rFonts w:cstheme="minorHAnsi"/>
-                <w:sz w:val="24"/>
-                <w:szCs w:val="24"/>
-              </w:rPr>
-              <w:t>Mohsick Percussionist</w:t>
+            <w:proofErr w:type="spellStart"/>
+            <w:r>
+              <w:rPr>
+                <w:rFonts w:cstheme="minorHAnsi"/>
+                <w:sz w:val="24"/>
+                <w:szCs w:val="24"/>
+              </w:rPr>
+              <w:t>Mohsick</w:t>
+            </w:r>
+            <w:proofErr w:type="spellEnd"/>
+            <w:r>
+              <w:rPr>
+                <w:rFonts w:cstheme="minorHAnsi"/>
+                <w:sz w:val="24"/>
+                <w:szCs w:val="24"/>
+              </w:rPr>
+              <w:t xml:space="preserve"> Percussionist</w:t>
+            </w:r>
+            <w:r>
+              <w:rPr>
+                <w:rFonts w:cstheme="minorHAnsi"/>
+                <w:sz w:val="24"/>
+                <w:szCs w:val="24"/>
+              </w:rPr>
+              <w:t xml:space="preserve"> </w:t>
+            </w:r>
+            <w:r>
+              <w:rPr>
+                <w:rFonts w:cstheme="minorHAnsi"/>
+                <w:sz w:val="24"/>
+                <w:szCs w:val="24"/>
+                <w:highlight w:val="yellow"/>
+              </w:rPr>
+              <w:t>[Locked]</w:t>
             </w:r>
           </w:p>
           <w:p>
@@ -4644,6 +4761,23 @@
               </w:rPr>
               <w:t xml:space="preserve"> [Tina Bhel]</w:t>
             </w:r>
+            <w:r>
+              <w:rPr>
+                <w:rFonts w:cstheme="minorHAnsi"/>
+                <w:sz w:val="24"/>
+                <w:szCs w:val="24"/>
+              </w:rPr>
+              <w:t xml:space="preserve"> </w:t>
+            </w:r>
+            <w:r>
+              <w:rPr>
+                <w:rFonts w:cstheme="minorHAnsi"/>
+                <w:sz w:val="24"/>
+                <w:szCs w:val="24"/>
+                <w:highlight w:val="yellow"/>
+              </w:rPr>
+              <w:t>[Locked]</w:t>
+            </w:r>
           </w:p>
           <w:p>
             <w:pPr>
@@ -4659,6 +4793,7 @@
                 <w:rFonts w:cstheme="minorHAnsi"/>
                 <w:sz w:val="24"/>
                 <w:szCs w:val="24"/>
+                <w:highlight w:val="yellow"/>
               </w:rPr>
               <w:t>[No Stay Required]</w:t>
             </w:r>
@@ -4908,7 +5043,35 @@
                 <w:sz w:val="24"/>
                 <w:szCs w:val="24"/>
               </w:rPr>
-              <w:t>2 Artist]</w:t>
+              <w:t xml:space="preserve">2 </w:t>
+            </w:r>
+            <w:proofErr w:type="gramStart"/>
+            <w:r>
+              <w:rPr>
+                <w:rFonts w:cstheme="minorHAnsi"/>
+                <w:sz w:val="24"/>
+                <w:szCs w:val="24"/>
+              </w:rPr>
+              <w:t>Artist]</w:t>
+            </w:r>
+            <w:r>
+              <w:rPr>
+                <w:rFonts w:cstheme="minorHAnsi"/>
+                <w:sz w:val="24"/>
+                <w:szCs w:val="24"/>
+                <w:highlight w:val="yellow"/>
+              </w:rPr>
+              <w:t>[</w:t>
+            </w:r>
+            <w:proofErr w:type="gramEnd"/>
+            <w:r>
+              <w:rPr>
+                <w:rFonts w:cstheme="minorHAnsi"/>
+                <w:sz w:val="24"/>
+                <w:szCs w:val="24"/>
+                <w:highlight w:val="yellow"/>
+              </w:rPr>
+              <w:t>Locked]</w:t>
             </w:r>
           </w:p>
           <w:p>
@@ -5801,7 +5964,24 @@
                 <w:sz w:val="24"/>
                 <w:szCs w:val="24"/>
               </w:rPr>
-              <w:t xml:space="preserve"> [Tina Bhel]</w:t>
+              <w:t xml:space="preserve"> [Tina </w:t>
+            </w:r>
+            <w:r>
+              <w:rPr>
+                <w:rFonts w:cstheme="minorHAnsi"/>
+                <w:sz w:val="24"/>
+                <w:szCs w:val="24"/>
+              </w:rPr>
+              <w:t>Bhel]</w:t>
+            </w:r>
+            <w:r>
+              <w:rPr>
+                <w:rFonts w:cstheme="minorHAnsi"/>
+                <w:sz w:val="24"/>
+                <w:szCs w:val="24"/>
+                <w:highlight w:val="yellow"/>
+              </w:rPr>
+              <w:t xml:space="preserve"> [Locked]</w:t>
             </w:r>
           </w:p>
           <w:p>
@@ -6442,6 +6622,7 @@
           </w14:textOutline>
         </w:rPr>
       </w:pPr>
+      <w:proofErr w:type="gramStart"/>
       <w:r>
         <w:rPr>
           <w:rFonts w:asciiTheme="majorHAnsi" w:eastAsiaTheme="majorEastAsia" w:hAnsiTheme="majorHAnsi" w:cstheme="majorBidi"/>
@@ -6461,7 +6642,29 @@
             <w14:round/>
           </w14:textOutline>
         </w:rPr>
-        <w:t>NOTE : NO Other Hidden Charges</w:t>
+        <w:t>NOTE :</w:t>
+      </w:r>
+      <w:proofErr w:type="gramEnd"/>
+      <w:r>
+        <w:rPr>
+          <w:rFonts w:asciiTheme="majorHAnsi" w:eastAsiaTheme="majorEastAsia" w:hAnsiTheme="majorHAnsi" w:cstheme="majorBidi"/>
+          <w:bCs/>
+          <w:color w:val="000000" w:themeColor="text1"/>
+          <w:sz w:val="36"/>
+          <w:szCs w:val="36"/>
+          <w:highlight w:val="yellow"/>
+          <w14:shadow w14:blurRad="38100" w14:dist="19050" w14:dir="2700000" w14:sx="100000" w14:sy="100000" w14:kx="0" w14:ky="0" w14:algn="tl">
+            <w14:schemeClr w14:val="dk1">
+              <w14:alpha w14:val="60000"/>
+            </w14:schemeClr>
+          </w14:shadow>
+          <w14:textOutline w14:w="0" w14:cap="flat" w14:cmpd="sng" w14:algn="ctr">
+            <w14:noFill/>
+            <w14:prstDash w14:val="solid"/>
+            <w14:round/>
+          </w14:textOutline>
+        </w:rPr>
+        <w:t xml:space="preserve"> NO Other Hidden Charges</w:t>
       </w:r>
     </w:p>
     <w:sectPr>

--- a/Quotations/Kavita Goswami 20_22_Feb_2026 artist/Quotation With Artist.docx
+++ b/Quotations/Kavita Goswami 20_22_Feb_2026 artist/Quotation With Artist.docx
@@ -2582,7 +2582,7 @@
                 <w:szCs w:val="24"/>
                 <w:highlight w:val="yellow"/>
               </w:rPr>
-              <w:t xml:space="preserve">[No Stay </w:t>
+              <w:t>[</w:t>
             </w:r>
             <w:r>
               <w:rPr>
@@ -2591,7 +2591,27 @@
                 <w:szCs w:val="24"/>
                 <w:highlight w:val="yellow"/>
               </w:rPr>
-              <w:t>Required</w:t>
+              <w:t xml:space="preserve">Travel &amp; Stay </w:t>
+            </w:r>
+            <w:proofErr w:type="gramStart"/>
+            <w:r>
+              <w:rPr>
+                <w:rFonts w:cstheme="minorHAnsi"/>
+                <w:sz w:val="24"/>
+                <w:szCs w:val="24"/>
+                <w:highlight w:val="yellow"/>
+              </w:rPr>
+              <w:t>By</w:t>
+            </w:r>
+            <w:proofErr w:type="gramEnd"/>
+            <w:r>
+              <w:rPr>
+                <w:rFonts w:cstheme="minorHAnsi"/>
+                <w:sz w:val="24"/>
+                <w:szCs w:val="24"/>
+                <w:highlight w:val="yellow"/>
+              </w:rPr>
+              <w:t xml:space="preserve"> Soulmate Events</w:t>
             </w:r>
             <w:r>
               <w:rPr>
@@ -2700,6 +2720,7 @@
                 <w:rFonts w:cstheme="minorHAnsi"/>
                 <w:sz w:val="24"/>
                 <w:szCs w:val="24"/>
+                <w:highlight w:val="green"/>
               </w:rPr>
               <w:t xml:space="preserve">[Studio Room </w:t>
             </w:r>
@@ -2708,6 +2729,7 @@
                 <w:rFonts w:cstheme="minorHAnsi"/>
                 <w:sz w:val="24"/>
                 <w:szCs w:val="24"/>
+                <w:highlight w:val="green"/>
               </w:rPr>
               <w:t>Required</w:t>
             </w:r>
@@ -2716,6 +2738,7 @@
                 <w:rFonts w:cstheme="minorHAnsi"/>
                 <w:sz w:val="24"/>
                 <w:szCs w:val="24"/>
+                <w:highlight w:val="green"/>
               </w:rPr>
               <w:t>]</w:t>
             </w:r>
@@ -2865,6 +2888,7 @@
                 <w:rFonts w:cstheme="minorHAnsi"/>
                 <w:sz w:val="24"/>
                 <w:szCs w:val="24"/>
+                <w:highlight w:val="green"/>
               </w:rPr>
               <w:t xml:space="preserve">[Studio Room </w:t>
             </w:r>
@@ -2873,6 +2897,7 @@
                 <w:rFonts w:cstheme="minorHAnsi"/>
                 <w:sz w:val="24"/>
                 <w:szCs w:val="24"/>
+                <w:highlight w:val="green"/>
               </w:rPr>
               <w:t>Required</w:t>
             </w:r>
@@ -2881,6 +2906,7 @@
                 <w:rFonts w:cstheme="minorHAnsi"/>
                 <w:sz w:val="24"/>
                 <w:szCs w:val="24"/>
+                <w:highlight w:val="green"/>
               </w:rPr>
               <w:t>]</w:t>
             </w:r>
@@ -3727,8 +3753,47 @@
                 <w:rFonts w:cstheme="minorHAnsi"/>
                 <w:sz w:val="24"/>
                 <w:szCs w:val="24"/>
-              </w:rPr>
-              <w:t>[No Stay Required]</w:t>
+                <w:highlight w:val="yellow"/>
+              </w:rPr>
+              <w:t>[</w:t>
+            </w:r>
+            <w:r>
+              <w:rPr>
+                <w:rFonts w:cstheme="minorHAnsi"/>
+                <w:sz w:val="24"/>
+                <w:szCs w:val="24"/>
+                <w:highlight w:val="yellow"/>
+              </w:rPr>
+              <w:t xml:space="preserve">Travel &amp; Stay </w:t>
+            </w:r>
+            <w:proofErr w:type="gramStart"/>
+            <w:r>
+              <w:rPr>
+                <w:rFonts w:cstheme="minorHAnsi"/>
+                <w:sz w:val="24"/>
+                <w:szCs w:val="24"/>
+                <w:highlight w:val="yellow"/>
+              </w:rPr>
+              <w:t>By</w:t>
+            </w:r>
+            <w:proofErr w:type="gramEnd"/>
+            <w:r>
+              <w:rPr>
+                <w:rFonts w:cstheme="minorHAnsi"/>
+                <w:sz w:val="24"/>
+                <w:szCs w:val="24"/>
+                <w:highlight w:val="yellow"/>
+              </w:rPr>
+              <w:t xml:space="preserve"> Soulmate Events</w:t>
+            </w:r>
+            <w:r>
+              <w:rPr>
+                <w:rFonts w:cstheme="minorHAnsi"/>
+                <w:sz w:val="24"/>
+                <w:szCs w:val="24"/>
+                <w:highlight w:val="yellow"/>
+              </w:rPr>
+              <w:t>]</w:t>
             </w:r>
           </w:p>
           <w:p>
@@ -3863,8 +3928,47 @@
                 <w:rFonts w:cstheme="minorHAnsi"/>
                 <w:sz w:val="24"/>
                 <w:szCs w:val="24"/>
-              </w:rPr>
-              <w:t>[Studio Room Required]</w:t>
+                <w:highlight w:val="yellow"/>
+              </w:rPr>
+              <w:t>[</w:t>
+            </w:r>
+            <w:r>
+              <w:rPr>
+                <w:rFonts w:cstheme="minorHAnsi"/>
+                <w:sz w:val="24"/>
+                <w:szCs w:val="24"/>
+                <w:highlight w:val="yellow"/>
+              </w:rPr>
+              <w:t xml:space="preserve">Travel &amp; Stay </w:t>
+            </w:r>
+            <w:proofErr w:type="gramStart"/>
+            <w:r>
+              <w:rPr>
+                <w:rFonts w:cstheme="minorHAnsi"/>
+                <w:sz w:val="24"/>
+                <w:szCs w:val="24"/>
+                <w:highlight w:val="yellow"/>
+              </w:rPr>
+              <w:t>By</w:t>
+            </w:r>
+            <w:proofErr w:type="gramEnd"/>
+            <w:r>
+              <w:rPr>
+                <w:rFonts w:cstheme="minorHAnsi"/>
+                <w:sz w:val="24"/>
+                <w:szCs w:val="24"/>
+                <w:highlight w:val="yellow"/>
+              </w:rPr>
+              <w:t xml:space="preserve"> Soulmate Events</w:t>
+            </w:r>
+            <w:r>
+              <w:rPr>
+                <w:rFonts w:cstheme="minorHAnsi"/>
+                <w:sz w:val="24"/>
+                <w:szCs w:val="24"/>
+                <w:highlight w:val="yellow"/>
+              </w:rPr>
+              <w:t>]</w:t>
             </w:r>
           </w:p>
           <w:p>
@@ -3947,7 +4051,23 @@
                 <w:sz w:val="24"/>
                 <w:szCs w:val="24"/>
               </w:rPr>
-              <w:t>Bell Dancers (2)</w:t>
+              <w:t>Bell Dancers (</w:t>
+            </w:r>
+            <w:r>
+              <w:rPr>
+                <w:rFonts w:cstheme="minorHAnsi"/>
+                <w:sz w:val="24"/>
+                <w:szCs w:val="24"/>
+              </w:rPr>
+              <w:t>1</w:t>
+            </w:r>
+            <w:r>
+              <w:rPr>
+                <w:rFonts w:cstheme="minorHAnsi"/>
+                <w:sz w:val="24"/>
+                <w:szCs w:val="24"/>
+              </w:rPr>
+              <w:t>)</w:t>
             </w:r>
           </w:p>
           <w:p>
@@ -3964,6 +4084,7 @@
                 <w:rFonts w:cstheme="minorHAnsi"/>
                 <w:sz w:val="24"/>
                 <w:szCs w:val="24"/>
+                <w:highlight w:val="green"/>
               </w:rPr>
               <w:t>[Studio Room Required]</w:t>
             </w:r>
@@ -4007,7 +4128,15 @@
                 <w:sz w:val="24"/>
                 <w:szCs w:val="24"/>
               </w:rPr>
-              <w:t>50,000 /-</w:t>
+              <w:t>25</w:t>
+            </w:r>
+            <w:r>
+              <w:rPr>
+                <w:rFonts w:cstheme="minorHAnsi"/>
+                <w:sz w:val="24"/>
+                <w:szCs w:val="24"/>
+              </w:rPr>
+              <w:t>,000 /-</w:t>
             </w:r>
           </w:p>
         </w:tc>
@@ -4141,7 +4270,7 @@
                 <w:sz w:val="24"/>
                 <w:szCs w:val="24"/>
               </w:rPr>
-              <w:t>35</w:t>
+              <w:t>10</w:t>
             </w:r>
             <w:r>
               <w:rPr>
@@ -4795,7 +4924,45 @@
                 <w:szCs w:val="24"/>
                 <w:highlight w:val="yellow"/>
               </w:rPr>
-              <w:t>[No Stay Required]</w:t>
+              <w:t>[</w:t>
+            </w:r>
+            <w:r>
+              <w:rPr>
+                <w:rFonts w:cstheme="minorHAnsi"/>
+                <w:sz w:val="24"/>
+                <w:szCs w:val="24"/>
+                <w:highlight w:val="yellow"/>
+              </w:rPr>
+              <w:t xml:space="preserve">Travel &amp; Stay </w:t>
+            </w:r>
+            <w:proofErr w:type="gramStart"/>
+            <w:r>
+              <w:rPr>
+                <w:rFonts w:cstheme="minorHAnsi"/>
+                <w:sz w:val="24"/>
+                <w:szCs w:val="24"/>
+                <w:highlight w:val="yellow"/>
+              </w:rPr>
+              <w:t>By</w:t>
+            </w:r>
+            <w:proofErr w:type="gramEnd"/>
+            <w:r>
+              <w:rPr>
+                <w:rFonts w:cstheme="minorHAnsi"/>
+                <w:sz w:val="24"/>
+                <w:szCs w:val="24"/>
+                <w:highlight w:val="yellow"/>
+              </w:rPr>
+              <w:t xml:space="preserve"> Soulmate Events</w:t>
+            </w:r>
+            <w:r>
+              <w:rPr>
+                <w:rFonts w:cstheme="minorHAnsi"/>
+                <w:sz w:val="24"/>
+                <w:szCs w:val="24"/>
+                <w:highlight w:val="yellow"/>
+              </w:rPr>
+              <w:t>]</w:t>
             </w:r>
           </w:p>
           <w:p>
@@ -4837,7 +5004,15 @@
                 <w:sz w:val="24"/>
                 <w:szCs w:val="24"/>
               </w:rPr>
-              <w:t>50,000 /-</w:t>
+              <w:t>45</w:t>
+            </w:r>
+            <w:r>
+              <w:rPr>
+                <w:rFonts w:cstheme="minorHAnsi"/>
+                <w:sz w:val="24"/>
+                <w:szCs w:val="24"/>
+              </w:rPr>
+              <w:t>,000 /-</w:t>
             </w:r>
           </w:p>
         </w:tc>
@@ -4915,6 +5090,25 @@
           </w:p>
           <w:p>
             <w:pPr>
+              <w:pStyle w:val="ListParagraph"/>
+              <w:rPr>
+                <w:rFonts w:cstheme="minorHAnsi"/>
+                <w:sz w:val="24"/>
+                <w:szCs w:val="24"/>
+              </w:rPr>
+            </w:pPr>
+            <w:r>
+              <w:rPr>
+                <w:rFonts w:cstheme="minorHAnsi"/>
+                <w:sz w:val="24"/>
+                <w:szCs w:val="24"/>
+                <w:highlight w:val="green"/>
+              </w:rPr>
+              <w:t>[Studio Room Required]</w:t>
+            </w:r>
+          </w:p>
+          <w:p>
+            <w:pPr>
               <w:rPr>
                 <w:rFonts w:cstheme="minorHAnsi"/>
                 <w:sz w:val="24"/>
@@ -5076,6 +5270,25 @@
           </w:p>
           <w:p>
             <w:pPr>
+              <w:pStyle w:val="ListParagraph"/>
+              <w:rPr>
+                <w:rFonts w:cstheme="minorHAnsi"/>
+                <w:sz w:val="24"/>
+                <w:szCs w:val="24"/>
+              </w:rPr>
+            </w:pPr>
+            <w:r>
+              <w:rPr>
+                <w:rFonts w:cstheme="minorHAnsi"/>
+                <w:sz w:val="24"/>
+                <w:szCs w:val="24"/>
+                <w:highlight w:val="green"/>
+              </w:rPr>
+              <w:t>[Studio Room Required]</w:t>
+            </w:r>
+          </w:p>
+          <w:p>
+            <w:pPr>
               <w:rPr>
                 <w:rFonts w:cstheme="minorHAnsi"/>
                 <w:sz w:val="24"/>
@@ -5342,7 +5555,7 @@
                 <w:sz w:val="24"/>
                 <w:szCs w:val="24"/>
               </w:rPr>
-              <w:t>1</w:t>
+              <w:t>0</w:t>
             </w:r>
             <w:r>
               <w:rPr>
@@ -5353,7 +5566,7 @@
                 <w:sz w:val="24"/>
                 <w:szCs w:val="24"/>
               </w:rPr>
-              <w:t>0</w:t>
+              <w:t>5</w:t>
             </w:r>
             <w:r>
               <w:rPr>
@@ -6000,8 +6213,56 @@
                 <w:szCs w:val="24"/>
                 <w:highlight w:val="yellow"/>
               </w:rPr>
-              <w:t>[No Stay Required]</w:t>
-            </w:r>
+              <w:t>[</w:t>
+            </w:r>
+            <w:r>
+              <w:rPr>
+                <w:rFonts w:cstheme="minorHAnsi"/>
+                <w:sz w:val="24"/>
+                <w:szCs w:val="24"/>
+                <w:highlight w:val="yellow"/>
+              </w:rPr>
+              <w:t xml:space="preserve">Travel &amp; Stay </w:t>
+            </w:r>
+            <w:proofErr w:type="gramStart"/>
+            <w:r>
+              <w:rPr>
+                <w:rFonts w:cstheme="minorHAnsi"/>
+                <w:sz w:val="24"/>
+                <w:szCs w:val="24"/>
+                <w:highlight w:val="yellow"/>
+              </w:rPr>
+              <w:t>By</w:t>
+            </w:r>
+            <w:proofErr w:type="gramEnd"/>
+            <w:r>
+              <w:rPr>
+                <w:rFonts w:cstheme="minorHAnsi"/>
+                <w:sz w:val="24"/>
+                <w:szCs w:val="24"/>
+                <w:highlight w:val="yellow"/>
+              </w:rPr>
+              <w:t xml:space="preserve"> Soulmate Events</w:t>
+            </w:r>
+            <w:r>
+              <w:rPr>
+                <w:rFonts w:cstheme="minorHAnsi"/>
+                <w:sz w:val="24"/>
+                <w:szCs w:val="24"/>
+                <w:highlight w:val="yellow"/>
+              </w:rPr>
+              <w:t>]</w:t>
+            </w:r>
+          </w:p>
+          <w:p>
+            <w:pPr>
+              <w:pStyle w:val="ListParagraph"/>
+              <w:rPr>
+                <w:rFonts w:cstheme="minorHAnsi"/>
+                <w:sz w:val="24"/>
+                <w:szCs w:val="24"/>
+              </w:rPr>
+            </w:pPr>
           </w:p>
         </w:tc>
         <w:tc>
@@ -6033,7 +6294,15 @@
                 <w:sz w:val="24"/>
                 <w:szCs w:val="24"/>
               </w:rPr>
-              <w:t>50,000 /-</w:t>
+              <w:t>4</w:t>
+            </w:r>
+            <w:r>
+              <w:rPr>
+                <w:rFonts w:cstheme="minorHAnsi"/>
+                <w:sz w:val="24"/>
+                <w:szCs w:val="24"/>
+              </w:rPr>
+              <w:t>5,000 /-</w:t>
             </w:r>
           </w:p>
         </w:tc>
@@ -6173,7 +6442,18 @@
                 <w:sz w:val="24"/>
                 <w:szCs w:val="24"/>
               </w:rPr>
-              <w:t>50</w:t>
+              <w:t>4</w:t>
+            </w:r>
+            <w:r>
+              <w:rPr>
+                <w:rFonts w:cstheme="minorHAnsi"/>
+                <w:b/>
+                <w:bCs/>
+                <w:color w:val="C45911" w:themeColor="accent2" w:themeShade="BF"/>
+                <w:sz w:val="24"/>
+                <w:szCs w:val="24"/>
+              </w:rPr>
+              <w:t>0</w:t>
             </w:r>
             <w:r>
               <w:rPr>
@@ -6555,7 +6835,27 @@
                   <w14:round/>
                 </w14:textOutline>
               </w:rPr>
-              <w:t>40</w:t>
+              <w:t>0</w:t>
+            </w:r>
+            <w:r>
+              <w:rPr>
+                <w:rFonts w:asciiTheme="majorHAnsi" w:eastAsiaTheme="majorEastAsia" w:hAnsiTheme="majorHAnsi" w:cstheme="majorBidi"/>
+                <w:bCs/>
+                <w:color w:val="C45911" w:themeColor="accent2" w:themeShade="BF"/>
+                <w:sz w:val="36"/>
+                <w:szCs w:val="36"/>
+                <w14:shadow w14:blurRad="38100" w14:dist="19050" w14:dir="2700000" w14:sx="100000" w14:sy="100000" w14:kx="0" w14:ky="0" w14:algn="tl">
+                  <w14:schemeClr w14:val="dk1">
+                    <w14:alpha w14:val="60000"/>
+                  </w14:schemeClr>
+                </w14:shadow>
+                <w14:textOutline w14:w="0" w14:cap="flat" w14:cmpd="sng" w14:algn="ctr">
+                  <w14:noFill/>
+                  <w14:prstDash w14:val="solid"/>
+                  <w14:round/>
+                </w14:textOutline>
+              </w:rPr>
+              <w:t>0</w:t>
             </w:r>
             <w:r>
               <w:rPr>

--- a/Quotations/Kavita Goswami 20_22_Feb_2026 artist/Quotation With Artist.docx
+++ b/Quotations/Kavita Goswami 20_22_Feb_2026 artist/Quotation With Artist.docx
@@ -132,7 +132,6 @@
               </w:rPr>
               <w:t xml:space="preserve">  </w:t>
             </w:r>
-            <w:proofErr w:type="spellStart"/>
             <w:r>
               <w:rPr>
                 <w:rStyle w:val="IntenseEmphasis"/>
@@ -175,30 +174,7 @@
                   <w14:round/>
                 </w14:textOutline>
               </w:rPr>
-              <w:t>rs</w:t>
-            </w:r>
-            <w:proofErr w:type="spellEnd"/>
-            <w:r>
-              <w:rPr>
-                <w:rStyle w:val="IntenseEmphasis"/>
-                <w:rFonts w:asciiTheme="minorHAnsi" w:hAnsiTheme="minorHAnsi" w:cstheme="minorHAnsi"/>
-                <w:i w:val="0"/>
-                <w:iCs w:val="0"/>
-                <w:color w:val="000000" w:themeColor="text1"/>
-                <w:sz w:val="28"/>
-                <w:szCs w:val="28"/>
-                <w14:shadow w14:blurRad="38100" w14:dist="19050" w14:dir="2700000" w14:sx="100000" w14:sy="100000" w14:kx="0" w14:ky="0" w14:algn="tl">
-                  <w14:schemeClr w14:val="dk1">
-                    <w14:alpha w14:val="60000"/>
-                  </w14:schemeClr>
-                </w14:shadow>
-                <w14:textOutline w14:w="0" w14:cap="flat" w14:cmpd="sng" w14:algn="ctr">
-                  <w14:noFill/>
-                  <w14:prstDash w14:val="solid"/>
-                  <w14:round/>
-                </w14:textOutline>
-              </w:rPr>
-              <w:t xml:space="preserve"> Kavita</w:t>
+              <w:t>rs Kavita</w:t>
             </w:r>
           </w:p>
         </w:tc>
@@ -1353,31 +1329,8 @@
                   <w14:round/>
                 </w14:textOutline>
               </w:rPr>
-              <w:t>Raat-E-</w:t>
-            </w:r>
-            <w:proofErr w:type="spellStart"/>
-            <w:r>
-              <w:rPr>
-                <w:rFonts w:ascii="Abadi" w:eastAsiaTheme="majorEastAsia" w:hAnsi="Abadi" w:cs="ADLaM Display"/>
-                <w:bCs/>
-                <w:smallCaps/>
-                <w:color w:val="2F5496" w:themeColor="accent1" w:themeShade="BF"/>
-                <w:sz w:val="36"/>
-                <w:szCs w:val="36"/>
-                <w14:shadow w14:blurRad="38100" w14:dist="19050" w14:dir="2700000" w14:sx="100000" w14:sy="100000" w14:kx="0" w14:ky="0" w14:algn="tl">
-                  <w14:schemeClr w14:val="dk1">
-                    <w14:alpha w14:val="60000"/>
-                  </w14:schemeClr>
-                </w14:shadow>
-                <w14:textOutline w14:w="0" w14:cap="flat" w14:cmpd="sng" w14:algn="ctr">
-                  <w14:noFill/>
-                  <w14:prstDash w14:val="solid"/>
-                  <w14:round/>
-                </w14:textOutline>
-              </w:rPr>
-              <w:t>Ishq</w:t>
-            </w:r>
-            <w:proofErr w:type="spellEnd"/>
+              <w:t>Raat-E-Ishq</w:t>
+            </w:r>
             <w:r>
               <w:rPr>
                 <w:rFonts w:ascii="Abadi" w:eastAsiaTheme="majorEastAsia" w:hAnsi="Abadi" w:cs="ADLaM Display"/>
@@ -1479,13 +1432,8 @@
             <w:pPr>
               <w:pStyle w:val="Heading1"/>
             </w:pPr>
-            <w:proofErr w:type="spellStart"/>
-            <w:r>
-              <w:t>Diwam</w:t>
-            </w:r>
-            <w:proofErr w:type="spellEnd"/>
-            <w:r>
-              <w:t>-E-Aam</w:t>
+            <w:r>
+              <w:t>Diwam-E-Aam</w:t>
             </w:r>
           </w:p>
           <w:p>
@@ -1582,51 +1530,15 @@
                 <w:sz w:val="24"/>
                 <w:szCs w:val="24"/>
               </w:rPr>
-              <w:t xml:space="preserve">Sound Setup </w:t>
-            </w:r>
-            <w:proofErr w:type="gramStart"/>
-            <w:r>
-              <w:rPr>
-                <w:rFonts w:cstheme="minorHAnsi"/>
-                <w:sz w:val="24"/>
-                <w:szCs w:val="24"/>
-              </w:rPr>
-              <w:t>With</w:t>
-            </w:r>
-            <w:proofErr w:type="gramEnd"/>
-            <w:r>
-              <w:rPr>
-                <w:rFonts w:cstheme="minorHAnsi"/>
-                <w:sz w:val="24"/>
-                <w:szCs w:val="24"/>
-              </w:rPr>
-              <w:t xml:space="preserve"> Tech Rider</w:t>
-            </w:r>
-            <w:r>
-              <w:rPr>
-                <w:rFonts w:cstheme="minorHAnsi"/>
-                <w:sz w:val="24"/>
-                <w:szCs w:val="24"/>
-              </w:rPr>
-              <w:t xml:space="preserve"> </w:t>
-            </w:r>
-            <w:proofErr w:type="gramStart"/>
-            <w:r>
-              <w:rPr>
-                <w:rFonts w:cstheme="minorHAnsi"/>
-                <w:sz w:val="24"/>
-                <w:szCs w:val="24"/>
-              </w:rPr>
-              <w:t>For</w:t>
-            </w:r>
-            <w:proofErr w:type="gramEnd"/>
-            <w:r>
-              <w:rPr>
-                <w:rFonts w:cstheme="minorHAnsi"/>
-                <w:sz w:val="24"/>
-                <w:szCs w:val="24"/>
-              </w:rPr>
-              <w:t xml:space="preserve"> Band</w:t>
+              <w:t>Sound Setup With Tech Rider</w:t>
+            </w:r>
+            <w:r>
+              <w:rPr>
+                <w:rFonts w:cstheme="minorHAnsi"/>
+                <w:sz w:val="24"/>
+                <w:szCs w:val="24"/>
+              </w:rPr>
+              <w:t xml:space="preserve"> For Band</w:t>
             </w:r>
           </w:p>
           <w:p>
@@ -1652,23 +1564,13 @@
                 <w:szCs w:val="24"/>
               </w:rPr>
             </w:pPr>
-            <w:proofErr w:type="spellStart"/>
-            <w:r>
-              <w:rPr>
-                <w:rFonts w:cstheme="minorHAnsi"/>
-                <w:sz w:val="24"/>
-                <w:szCs w:val="24"/>
-              </w:rPr>
-              <w:t>Dholki</w:t>
-            </w:r>
-            <w:proofErr w:type="spellEnd"/>
-            <w:r>
-              <w:rPr>
-                <w:rFonts w:cstheme="minorHAnsi"/>
-                <w:sz w:val="24"/>
-                <w:szCs w:val="24"/>
-              </w:rPr>
-              <w:t xml:space="preserve"> For Family Rituals</w:t>
+            <w:r>
+              <w:rPr>
+                <w:rFonts w:cstheme="minorHAnsi"/>
+                <w:sz w:val="24"/>
+                <w:szCs w:val="24"/>
+              </w:rPr>
+              <w:t>Dholki For Family Rituals</w:t>
             </w:r>
           </w:p>
           <w:p>
@@ -2554,8 +2456,18 @@
                 <w:szCs w:val="24"/>
                 <w:highlight w:val="yellow"/>
               </w:rPr>
-              <w:t xml:space="preserve"> </w:t>
-            </w:r>
+              <w:t xml:space="preserve"> [Locked]</w:t>
+            </w:r>
+          </w:p>
+          <w:p>
+            <w:pPr>
+              <w:pStyle w:val="ListParagraph"/>
+              <w:rPr>
+                <w:rFonts w:cstheme="minorHAnsi"/>
+                <w:sz w:val="24"/>
+                <w:szCs w:val="24"/>
+              </w:rPr>
+            </w:pPr>
             <w:r>
               <w:rPr>
                 <w:rFonts w:cstheme="minorHAnsi"/>
@@ -2563,18 +2475,8 @@
                 <w:szCs w:val="24"/>
                 <w:highlight w:val="yellow"/>
               </w:rPr>
-              <w:t>[Locked]</w:t>
-            </w:r>
-          </w:p>
-          <w:p>
-            <w:pPr>
-              <w:pStyle w:val="ListParagraph"/>
-              <w:rPr>
-                <w:rFonts w:cstheme="minorHAnsi"/>
-                <w:sz w:val="24"/>
-                <w:szCs w:val="24"/>
-              </w:rPr>
-            </w:pPr>
+              <w:t>[</w:t>
+            </w:r>
             <w:r>
               <w:rPr>
                 <w:rFonts w:cstheme="minorHAnsi"/>
@@ -2582,36 +2484,7 @@
                 <w:szCs w:val="24"/>
                 <w:highlight w:val="yellow"/>
               </w:rPr>
-              <w:t>[</w:t>
-            </w:r>
-            <w:r>
-              <w:rPr>
-                <w:rFonts w:cstheme="minorHAnsi"/>
-                <w:sz w:val="24"/>
-                <w:szCs w:val="24"/>
-                <w:highlight w:val="yellow"/>
-              </w:rPr>
-              <w:t xml:space="preserve">Travel &amp; Stay </w:t>
-            </w:r>
-            <w:proofErr w:type="gramStart"/>
-            <w:r>
-              <w:rPr>
-                <w:rFonts w:cstheme="minorHAnsi"/>
-                <w:sz w:val="24"/>
-                <w:szCs w:val="24"/>
-                <w:highlight w:val="yellow"/>
-              </w:rPr>
-              <w:t>By</w:t>
-            </w:r>
-            <w:proofErr w:type="gramEnd"/>
-            <w:r>
-              <w:rPr>
-                <w:rFonts w:cstheme="minorHAnsi"/>
-                <w:sz w:val="24"/>
-                <w:szCs w:val="24"/>
-                <w:highlight w:val="yellow"/>
-              </w:rPr>
-              <w:t xml:space="preserve"> Soulmate Events</w:t>
+              <w:t>Travel &amp; Stay By Soulmate Events</w:t>
             </w:r>
             <w:r>
               <w:rPr>
@@ -3764,27 +3637,7 @@
                 <w:szCs w:val="24"/>
                 <w:highlight w:val="yellow"/>
               </w:rPr>
-              <w:t xml:space="preserve">Travel &amp; Stay </w:t>
-            </w:r>
-            <w:proofErr w:type="gramStart"/>
-            <w:r>
-              <w:rPr>
-                <w:rFonts w:cstheme="minorHAnsi"/>
-                <w:sz w:val="24"/>
-                <w:szCs w:val="24"/>
-                <w:highlight w:val="yellow"/>
-              </w:rPr>
-              <w:t>By</w:t>
-            </w:r>
-            <w:proofErr w:type="gramEnd"/>
-            <w:r>
-              <w:rPr>
-                <w:rFonts w:cstheme="minorHAnsi"/>
-                <w:sz w:val="24"/>
-                <w:szCs w:val="24"/>
-                <w:highlight w:val="yellow"/>
-              </w:rPr>
-              <w:t xml:space="preserve"> Soulmate Events</w:t>
+              <w:t>Travel &amp; Stay By Soulmate Events</w:t>
             </w:r>
             <w:r>
               <w:rPr>
@@ -3878,23 +3731,13 @@
                 <w:szCs w:val="24"/>
               </w:rPr>
             </w:pPr>
-            <w:proofErr w:type="spellStart"/>
-            <w:r>
-              <w:rPr>
-                <w:rFonts w:cstheme="minorHAnsi"/>
-                <w:sz w:val="24"/>
-                <w:szCs w:val="24"/>
-              </w:rPr>
-              <w:t>Mohsick</w:t>
-            </w:r>
-            <w:proofErr w:type="spellEnd"/>
-            <w:r>
-              <w:rPr>
-                <w:rFonts w:cstheme="minorHAnsi"/>
-                <w:sz w:val="24"/>
-                <w:szCs w:val="24"/>
-              </w:rPr>
-              <w:t xml:space="preserve"> Percussionist</w:t>
+            <w:r>
+              <w:rPr>
+                <w:rFonts w:cstheme="minorHAnsi"/>
+                <w:sz w:val="24"/>
+                <w:szCs w:val="24"/>
+              </w:rPr>
+              <w:t>Mohsick Percussionist</w:t>
             </w:r>
             <w:r>
               <w:rPr>
@@ -3939,27 +3782,7 @@
                 <w:szCs w:val="24"/>
                 <w:highlight w:val="yellow"/>
               </w:rPr>
-              <w:t xml:space="preserve">Travel &amp; Stay </w:t>
-            </w:r>
-            <w:proofErr w:type="gramStart"/>
-            <w:r>
-              <w:rPr>
-                <w:rFonts w:cstheme="minorHAnsi"/>
-                <w:sz w:val="24"/>
-                <w:szCs w:val="24"/>
-                <w:highlight w:val="yellow"/>
-              </w:rPr>
-              <w:t>By</w:t>
-            </w:r>
-            <w:proofErr w:type="gramEnd"/>
-            <w:r>
-              <w:rPr>
-                <w:rFonts w:cstheme="minorHAnsi"/>
-                <w:sz w:val="24"/>
-                <w:szCs w:val="24"/>
-                <w:highlight w:val="yellow"/>
-              </w:rPr>
-              <w:t xml:space="preserve"> Soulmate Events</w:t>
+              <w:t>Travel &amp; Stay By Soulmate Events</w:t>
             </w:r>
             <w:r>
               <w:rPr>
@@ -4933,27 +4756,7 @@
                 <w:szCs w:val="24"/>
                 <w:highlight w:val="yellow"/>
               </w:rPr>
-              <w:t xml:space="preserve">Travel &amp; Stay </w:t>
-            </w:r>
-            <w:proofErr w:type="gramStart"/>
-            <w:r>
-              <w:rPr>
-                <w:rFonts w:cstheme="minorHAnsi"/>
-                <w:sz w:val="24"/>
-                <w:szCs w:val="24"/>
-                <w:highlight w:val="yellow"/>
-              </w:rPr>
-              <w:t>By</w:t>
-            </w:r>
-            <w:proofErr w:type="gramEnd"/>
-            <w:r>
-              <w:rPr>
-                <w:rFonts w:cstheme="minorHAnsi"/>
-                <w:sz w:val="24"/>
-                <w:szCs w:val="24"/>
-                <w:highlight w:val="yellow"/>
-              </w:rPr>
-              <w:t xml:space="preserve"> Soulmate Events</w:t>
+              <w:t>Travel &amp; Stay By Soulmate Events</w:t>
             </w:r>
             <w:r>
               <w:rPr>
@@ -5237,16 +5040,7 @@
                 <w:sz w:val="24"/>
                 <w:szCs w:val="24"/>
               </w:rPr>
-              <w:t xml:space="preserve">2 </w:t>
-            </w:r>
-            <w:proofErr w:type="gramStart"/>
-            <w:r>
-              <w:rPr>
-                <w:rFonts w:cstheme="minorHAnsi"/>
-                <w:sz w:val="24"/>
-                <w:szCs w:val="24"/>
-              </w:rPr>
-              <w:t>Artist]</w:t>
+              <w:t>2 Artist]</w:t>
             </w:r>
             <w:r>
               <w:rPr>
@@ -5255,17 +5049,7 @@
                 <w:szCs w:val="24"/>
                 <w:highlight w:val="yellow"/>
               </w:rPr>
-              <w:t>[</w:t>
-            </w:r>
-            <w:proofErr w:type="gramEnd"/>
-            <w:r>
-              <w:rPr>
-                <w:rFonts w:cstheme="minorHAnsi"/>
-                <w:sz w:val="24"/>
-                <w:szCs w:val="24"/>
-                <w:highlight w:val="yellow"/>
-              </w:rPr>
-              <w:t>Locked]</w:t>
+              <w:t>[Locked]</w:t>
             </w:r>
           </w:p>
           <w:p>
@@ -6222,27 +6006,7 @@
                 <w:szCs w:val="24"/>
                 <w:highlight w:val="yellow"/>
               </w:rPr>
-              <w:t xml:space="preserve">Travel &amp; Stay </w:t>
-            </w:r>
-            <w:proofErr w:type="gramStart"/>
-            <w:r>
-              <w:rPr>
-                <w:rFonts w:cstheme="minorHAnsi"/>
-                <w:sz w:val="24"/>
-                <w:szCs w:val="24"/>
-                <w:highlight w:val="yellow"/>
-              </w:rPr>
-              <w:t>By</w:t>
-            </w:r>
-            <w:proofErr w:type="gramEnd"/>
-            <w:r>
-              <w:rPr>
-                <w:rFonts w:cstheme="minorHAnsi"/>
-                <w:sz w:val="24"/>
-                <w:szCs w:val="24"/>
-                <w:highlight w:val="yellow"/>
-              </w:rPr>
-              <w:t xml:space="preserve"> Soulmate Events</w:t>
+              <w:t>Travel &amp; Stay By Soulmate Events</w:t>
             </w:r>
             <w:r>
               <w:rPr>
@@ -6453,7 +6217,7 @@
                 <w:sz w:val="24"/>
                 <w:szCs w:val="24"/>
               </w:rPr>
-              <w:t>0</w:t>
+              <w:t>5</w:t>
             </w:r>
             <w:r>
               <w:rPr>
@@ -6922,7 +6686,6 @@
           </w14:textOutline>
         </w:rPr>
       </w:pPr>
-      <w:proofErr w:type="gramStart"/>
       <w:r>
         <w:rPr>
           <w:rFonts w:asciiTheme="majorHAnsi" w:eastAsiaTheme="majorEastAsia" w:hAnsiTheme="majorHAnsi" w:cstheme="majorBidi"/>
@@ -6942,29 +6705,7 @@
             <w14:round/>
           </w14:textOutline>
         </w:rPr>
-        <w:t>NOTE :</w:t>
-      </w:r>
-      <w:proofErr w:type="gramEnd"/>
-      <w:r>
-        <w:rPr>
-          <w:rFonts w:asciiTheme="majorHAnsi" w:eastAsiaTheme="majorEastAsia" w:hAnsiTheme="majorHAnsi" w:cstheme="majorBidi"/>
-          <w:bCs/>
-          <w:color w:val="000000" w:themeColor="text1"/>
-          <w:sz w:val="36"/>
-          <w:szCs w:val="36"/>
-          <w:highlight w:val="yellow"/>
-          <w14:shadow w14:blurRad="38100" w14:dist="19050" w14:dir="2700000" w14:sx="100000" w14:sy="100000" w14:kx="0" w14:ky="0" w14:algn="tl">
-            <w14:schemeClr w14:val="dk1">
-              <w14:alpha w14:val="60000"/>
-            </w14:schemeClr>
-          </w14:shadow>
-          <w14:textOutline w14:w="0" w14:cap="flat" w14:cmpd="sng" w14:algn="ctr">
-            <w14:noFill/>
-            <w14:prstDash w14:val="solid"/>
-            <w14:round/>
-          </w14:textOutline>
-        </w:rPr>
-        <w:t xml:space="preserve"> NO Other Hidden Charges</w:t>
+        <w:t>NOTE : NO Other Hidden Charges</w:t>
       </w:r>
     </w:p>
     <w:sectPr>

--- a/Quotations/Kavita Goswami 20_22_Feb_2026 artist/Quotation With Artist.docx
+++ b/Quotations/Kavita Goswami 20_22_Feb_2026 artist/Quotation With Artist.docx
@@ -6619,7 +6619,7 @@
                   <w14:round/>
                 </w14:textOutline>
               </w:rPr>
-              <w:t>0</w:t>
+              <w:t>5</w:t>
             </w:r>
             <w:r>
               <w:rPr>

--- a/Quotations/Kavita Goswami 20_22_Feb_2026 artist/Quotation With Artist.docx
+++ b/Quotations/Kavita Goswami 20_22_Feb_2026 artist/Quotation With Artist.docx
@@ -1479,9 +1479,18 @@
                 <w:rFonts w:cstheme="minorHAnsi"/>
                 <w:sz w:val="24"/>
                 <w:szCs w:val="24"/>
-                <w:highlight w:val="red"/>
-              </w:rPr>
-              <w:t>[Not Locked]</w:t>
+                <w:highlight w:val="yellow"/>
+              </w:rPr>
+              <w:t>[</w:t>
+            </w:r>
+            <w:r>
+              <w:rPr>
+                <w:rFonts w:cstheme="minorHAnsi"/>
+                <w:sz w:val="24"/>
+                <w:szCs w:val="24"/>
+                <w:highlight w:val="yellow"/>
+              </w:rPr>
+              <w:t>Locked]</w:t>
             </w:r>
           </w:p>
           <w:p>
@@ -1498,8 +1507,27 @@
                 <w:rFonts w:cstheme="minorHAnsi"/>
                 <w:sz w:val="24"/>
                 <w:szCs w:val="24"/>
-              </w:rPr>
-              <w:t>[Stay Required]</w:t>
+                <w:highlight w:val="green"/>
+              </w:rPr>
+              <w:t>[</w:t>
+            </w:r>
+            <w:r>
+              <w:rPr>
+                <w:rFonts w:cstheme="minorHAnsi"/>
+                <w:sz w:val="24"/>
+                <w:szCs w:val="24"/>
+                <w:highlight w:val="green"/>
+              </w:rPr>
+              <w:t xml:space="preserve">Studio </w:t>
+            </w:r>
+            <w:r>
+              <w:rPr>
+                <w:rFonts w:cstheme="minorHAnsi"/>
+                <w:sz w:val="24"/>
+                <w:szCs w:val="24"/>
+                <w:highlight w:val="green"/>
+              </w:rPr>
+              <w:t>Stay Required]</w:t>
             </w:r>
           </w:p>
           <w:p>
@@ -1641,7 +1669,7 @@
                 <w:sz w:val="24"/>
                 <w:szCs w:val="24"/>
               </w:rPr>
-              <w:t>9</w:t>
+              <w:t>7</w:t>
             </w:r>
             <w:r>
               <w:rPr>
@@ -1667,7 +1695,15 @@
                 <w:sz w:val="24"/>
                 <w:szCs w:val="24"/>
               </w:rPr>
-              <w:t>(Include Travel)</w:t>
+              <w:t xml:space="preserve">(Plus, </w:t>
+            </w:r>
+            <w:r>
+              <w:rPr>
+                <w:rFonts w:cstheme="minorHAnsi"/>
+                <w:sz w:val="24"/>
+                <w:szCs w:val="24"/>
+              </w:rPr>
+              <w:t>Travel)</w:t>
             </w:r>
           </w:p>
           <w:p>
@@ -1831,7 +1867,7 @@
                 <w:sz w:val="24"/>
                 <w:szCs w:val="24"/>
               </w:rPr>
-              <w:t>2</w:t>
+              <w:t>0</w:t>
             </w:r>
             <w:r>
               <w:rPr>
@@ -5209,70 +5245,66 @@
           </w:tcPr>
           <w:p>
             <w:pPr>
-              <w:jc w:val="center"/>
-              <w:rPr>
-                <w:rFonts w:cstheme="minorHAnsi"/>
-                <w:b/>
-                <w:bCs/>
-                <w:color w:val="C45911" w:themeColor="accent2" w:themeShade="BF"/>
-                <w:sz w:val="24"/>
-                <w:szCs w:val="24"/>
-              </w:rPr>
-            </w:pPr>
-          </w:p>
-          <w:p>
-            <w:pPr>
-              <w:jc w:val="center"/>
-              <w:rPr>
-                <w:rFonts w:cstheme="minorHAnsi"/>
-                <w:b/>
-                <w:bCs/>
-                <w:color w:val="C45911" w:themeColor="accent2" w:themeShade="BF"/>
-                <w:sz w:val="24"/>
-                <w:szCs w:val="24"/>
-              </w:rPr>
-            </w:pPr>
-            <w:r>
-              <w:rPr>
-                <w:rFonts w:cstheme="minorHAnsi"/>
-                <w:b/>
-                <w:bCs/>
-                <w:color w:val="C45911" w:themeColor="accent2" w:themeShade="BF"/>
-                <w:sz w:val="24"/>
-                <w:szCs w:val="24"/>
-              </w:rPr>
-              <w:t>TOTAL (</w:t>
-            </w:r>
-            <w:r>
-              <w:rPr>
-                <w:rFonts w:cstheme="minorHAnsi"/>
-                <w:b/>
-                <w:bCs/>
-                <w:color w:val="C45911" w:themeColor="accent2" w:themeShade="BF"/>
-                <w:sz w:val="24"/>
-                <w:szCs w:val="24"/>
-              </w:rPr>
-              <w:t>D</w:t>
-            </w:r>
-            <w:r>
-              <w:rPr>
-                <w:rFonts w:cstheme="minorHAnsi"/>
-                <w:b/>
-                <w:bCs/>
-                <w:color w:val="C45911" w:themeColor="accent2" w:themeShade="BF"/>
-                <w:sz w:val="24"/>
-                <w:szCs w:val="24"/>
-              </w:rPr>
-              <w:t>)</w:t>
-            </w:r>
-          </w:p>
-          <w:p>
-            <w:pPr>
-              <w:rPr>
-                <w:rFonts w:cstheme="minorHAnsi"/>
-                <w:b/>
-                <w:bCs/>
-                <w:color w:val="C45911" w:themeColor="accent2" w:themeShade="BF"/>
+              <w:rPr>
+                <w:rFonts w:cstheme="minorHAnsi"/>
+                <w:sz w:val="24"/>
+                <w:szCs w:val="24"/>
+              </w:rPr>
+            </w:pPr>
+          </w:p>
+          <w:p>
+            <w:pPr>
+              <w:pStyle w:val="ListParagraph"/>
+              <w:numPr>
+                <w:ilvl w:val="0"/>
+                <w:numId w:val="21"/>
+              </w:numPr>
+              <w:rPr>
+                <w:rFonts w:cstheme="minorHAnsi"/>
+                <w:sz w:val="24"/>
+                <w:szCs w:val="24"/>
+              </w:rPr>
+            </w:pPr>
+            <w:r>
+              <w:rPr>
+                <w:rFonts w:cstheme="minorHAnsi"/>
+                <w:sz w:val="24"/>
+                <w:szCs w:val="24"/>
+              </w:rPr>
+              <w:t xml:space="preserve">White Piano </w:t>
+            </w:r>
+            <w:r>
+              <w:rPr>
+                <w:rFonts w:cstheme="minorHAnsi"/>
+                <w:sz w:val="24"/>
+                <w:szCs w:val="24"/>
+                <w:highlight w:val="yellow"/>
+              </w:rPr>
+              <w:t>[Locked]</w:t>
+            </w:r>
+          </w:p>
+          <w:p>
+            <w:pPr>
+              <w:pStyle w:val="ListParagraph"/>
+              <w:rPr>
+                <w:rFonts w:cstheme="minorHAnsi"/>
+                <w:sz w:val="24"/>
+                <w:szCs w:val="24"/>
+              </w:rPr>
+            </w:pPr>
+            <w:r>
+              <w:rPr>
+                <w:rFonts w:cstheme="minorHAnsi"/>
+                <w:sz w:val="24"/>
+                <w:szCs w:val="24"/>
+              </w:rPr>
+              <w:t>(including Travel)</w:t>
+            </w:r>
+          </w:p>
+          <w:p>
+            <w:pPr>
+              <w:rPr>
+                <w:rFonts w:cstheme="minorHAnsi"/>
                 <w:sz w:val="24"/>
                 <w:szCs w:val="24"/>
               </w:rPr>
@@ -5288,6 +5320,54 @@
               <w:jc w:val="center"/>
               <w:rPr>
                 <w:rFonts w:cstheme="minorHAnsi"/>
+                <w:sz w:val="24"/>
+                <w:szCs w:val="24"/>
+              </w:rPr>
+            </w:pPr>
+          </w:p>
+          <w:p>
+            <w:pPr>
+              <w:jc w:val="center"/>
+              <w:rPr>
+                <w:rFonts w:cstheme="minorHAnsi"/>
+                <w:sz w:val="24"/>
+                <w:szCs w:val="24"/>
+              </w:rPr>
+            </w:pPr>
+          </w:p>
+          <w:p>
+            <w:pPr>
+              <w:jc w:val="center"/>
+              <w:rPr>
+                <w:rFonts w:cstheme="minorHAnsi"/>
+                <w:sz w:val="24"/>
+                <w:szCs w:val="24"/>
+              </w:rPr>
+            </w:pPr>
+            <w:r>
+              <w:rPr>
+                <w:rFonts w:cstheme="minorHAnsi"/>
+                <w:sz w:val="24"/>
+                <w:szCs w:val="24"/>
+              </w:rPr>
+              <w:t>70,000 /-</w:t>
+            </w:r>
+          </w:p>
+        </w:tc>
+      </w:tr>
+      <w:tr>
+        <w:trPr>
+          <w:trHeight w:val="563"/>
+        </w:trPr>
+        <w:tc>
+          <w:tcPr>
+            <w:tcW w:w="6205" w:type="dxa"/>
+          </w:tcPr>
+          <w:p>
+            <w:pPr>
+              <w:jc w:val="center"/>
+              <w:rPr>
+                <w:rFonts w:cstheme="minorHAnsi"/>
                 <w:b/>
                 <w:bCs/>
                 <w:color w:val="C45911" w:themeColor="accent2" w:themeShade="BF"/>
@@ -5317,6 +5397,82 @@
                 <w:sz w:val="24"/>
                 <w:szCs w:val="24"/>
               </w:rPr>
+              <w:t>TOTAL (</w:t>
+            </w:r>
+            <w:r>
+              <w:rPr>
+                <w:rFonts w:cstheme="minorHAnsi"/>
+                <w:b/>
+                <w:bCs/>
+                <w:color w:val="C45911" w:themeColor="accent2" w:themeShade="BF"/>
+                <w:sz w:val="24"/>
+                <w:szCs w:val="24"/>
+              </w:rPr>
+              <w:t>D</w:t>
+            </w:r>
+            <w:r>
+              <w:rPr>
+                <w:rFonts w:cstheme="minorHAnsi"/>
+                <w:b/>
+                <w:bCs/>
+                <w:color w:val="C45911" w:themeColor="accent2" w:themeShade="BF"/>
+                <w:sz w:val="24"/>
+                <w:szCs w:val="24"/>
+              </w:rPr>
+              <w:t>)</w:t>
+            </w:r>
+          </w:p>
+          <w:p>
+            <w:pPr>
+              <w:rPr>
+                <w:rFonts w:cstheme="minorHAnsi"/>
+                <w:b/>
+                <w:bCs/>
+                <w:color w:val="C45911" w:themeColor="accent2" w:themeShade="BF"/>
+                <w:sz w:val="24"/>
+                <w:szCs w:val="24"/>
+              </w:rPr>
+            </w:pPr>
+          </w:p>
+        </w:tc>
+        <w:tc>
+          <w:tcPr>
+            <w:tcW w:w="3153" w:type="dxa"/>
+          </w:tcPr>
+          <w:p>
+            <w:pPr>
+              <w:jc w:val="center"/>
+              <w:rPr>
+                <w:rFonts w:cstheme="minorHAnsi"/>
+                <w:b/>
+                <w:bCs/>
+                <w:color w:val="C45911" w:themeColor="accent2" w:themeShade="BF"/>
+                <w:sz w:val="24"/>
+                <w:szCs w:val="24"/>
+              </w:rPr>
+            </w:pPr>
+          </w:p>
+          <w:p>
+            <w:pPr>
+              <w:jc w:val="center"/>
+              <w:rPr>
+                <w:rFonts w:cstheme="minorHAnsi"/>
+                <w:b/>
+                <w:bCs/>
+                <w:color w:val="C45911" w:themeColor="accent2" w:themeShade="BF"/>
+                <w:sz w:val="24"/>
+                <w:szCs w:val="24"/>
+              </w:rPr>
+            </w:pPr>
+            <w:r>
+              <w:rPr>
+                <w:rFonts w:cstheme="minorHAnsi"/>
+                <w:b/>
+                <w:bCs/>
+                <w:color w:val="C45911" w:themeColor="accent2" w:themeShade="BF"/>
+                <w:sz w:val="24"/>
+                <w:szCs w:val="24"/>
+              </w:rPr>
               <w:t>1</w:t>
             </w:r>
             <w:r>
@@ -5339,7 +5495,7 @@
                 <w:sz w:val="24"/>
                 <w:szCs w:val="24"/>
               </w:rPr>
-              <w:t>0</w:t>
+              <w:t>7</w:t>
             </w:r>
             <w:r>
               <w:rPr>
@@ -5422,54 +5578,6 @@
           <w:b/>
           <w:bCs/>
           <w:color w:val="538135" w:themeColor="accent6" w:themeShade="BF"/>
-          <w:sz w:val="28"/>
-          <w:szCs w:val="28"/>
-        </w:rPr>
-      </w:pPr>
-    </w:p>
-    <w:p>
-      <w:pPr>
-        <w:rPr>
-          <w:rFonts w:asciiTheme="majorHAnsi" w:eastAsiaTheme="majorEastAsia" w:hAnsiTheme="majorHAnsi" w:cstheme="majorBidi"/>
-          <w:b/>
-          <w:bCs/>
-          <w:color w:val="385623" w:themeColor="accent6" w:themeShade="80"/>
-          <w:sz w:val="28"/>
-          <w:szCs w:val="28"/>
-        </w:rPr>
-      </w:pPr>
-    </w:p>
-    <w:p>
-      <w:pPr>
-        <w:rPr>
-          <w:rFonts w:asciiTheme="majorHAnsi" w:eastAsiaTheme="majorEastAsia" w:hAnsiTheme="majorHAnsi" w:cstheme="majorBidi"/>
-          <w:b/>
-          <w:bCs/>
-          <w:color w:val="385623" w:themeColor="accent6" w:themeShade="80"/>
-          <w:sz w:val="28"/>
-          <w:szCs w:val="28"/>
-        </w:rPr>
-      </w:pPr>
-    </w:p>
-    <w:p>
-      <w:pPr>
-        <w:rPr>
-          <w:rFonts w:asciiTheme="majorHAnsi" w:eastAsiaTheme="majorEastAsia" w:hAnsiTheme="majorHAnsi" w:cstheme="majorBidi"/>
-          <w:b/>
-          <w:bCs/>
-          <w:color w:val="385623" w:themeColor="accent6" w:themeShade="80"/>
-          <w:sz w:val="28"/>
-          <w:szCs w:val="28"/>
-        </w:rPr>
-      </w:pPr>
-    </w:p>
-    <w:p>
-      <w:pPr>
-        <w:rPr>
-          <w:rFonts w:asciiTheme="majorHAnsi" w:eastAsiaTheme="majorEastAsia" w:hAnsiTheme="majorHAnsi" w:cstheme="majorBidi"/>
-          <w:b/>
-          <w:bCs/>
-          <w:color w:val="385623" w:themeColor="accent6" w:themeShade="80"/>
           <w:sz w:val="28"/>
           <w:szCs w:val="28"/>
         </w:rPr>
@@ -5562,6 +5670,7 @@
                   <w14:round/>
                 </w14:textOutline>
               </w:rPr>
+              <w:lastRenderedPageBreak/>
               <w:t xml:space="preserve">Date   </w:t>
             </w:r>
             <w:r>
@@ -6255,27 +6364,6 @@
         </w:rPr>
       </w:pPr>
     </w:p>
-    <w:p>
-      <w:pPr>
-        <w:rPr>
-          <w:rFonts w:asciiTheme="majorHAnsi" w:eastAsiaTheme="majorEastAsia" w:hAnsiTheme="majorHAnsi" w:cstheme="majorBidi"/>
-          <w:bCs/>
-          <w:color w:val="000000" w:themeColor="text1"/>
-          <w:sz w:val="36"/>
-          <w:szCs w:val="36"/>
-          <w14:shadow w14:blurRad="38100" w14:dist="19050" w14:dir="2700000" w14:sx="100000" w14:sy="100000" w14:kx="0" w14:ky="0" w14:algn="tl">
-            <w14:schemeClr w14:val="dk1">
-              <w14:alpha w14:val="60000"/>
-            </w14:schemeClr>
-          </w14:shadow>
-          <w14:textOutline w14:w="0" w14:cap="flat" w14:cmpd="sng" w14:algn="ctr">
-            <w14:noFill/>
-            <w14:prstDash w14:val="solid"/>
-            <w14:round/>
-          </w14:textOutline>
-        </w:rPr>
-      </w:pPr>
-    </w:p>
     <w:tbl>
       <w:tblPr>
         <w:tblStyle w:val="TableGrid"/>
@@ -6599,7 +6687,7 @@
                   <w14:round/>
                 </w14:textOutline>
               </w:rPr>
-              <w:t>0</w:t>
+              <w:t>5</w:t>
             </w:r>
             <w:r>
               <w:rPr>

--- a/Quotations/Kavita Goswami 20_22_Feb_2026 artist/Quotation With Artist.docx
+++ b/Quotations/Kavita Goswami 20_22_Feb_2026 artist/Quotation With Artist.docx
@@ -2614,6 +2614,25 @@
               </w:rPr>
               <w:t>Saxophone Artist</w:t>
             </w:r>
+            <w:r>
+              <w:rPr>
+                <w:rFonts w:cstheme="minorHAnsi"/>
+                <w:sz w:val="24"/>
+                <w:szCs w:val="24"/>
+              </w:rPr>
+              <w:t xml:space="preserve"> </w:t>
+            </w:r>
+            <w:r>
+              <w:rPr>
+                <w:rFonts w:cstheme="minorHAnsi"/>
+                <w:b/>
+                <w:bCs/>
+                <w:color w:val="EE0000"/>
+                <w:sz w:val="24"/>
+                <w:szCs w:val="24"/>
+              </w:rPr>
+              <w:t>[Not Locked]</w:t>
+            </w:r>
           </w:p>
           <w:p>
             <w:pPr>
@@ -2688,10 +2707,24 @@
             <w:r>
               <w:rPr>
                 <w:rFonts w:cstheme="minorHAnsi"/>
-                <w:sz w:val="24"/>
-                <w:szCs w:val="24"/>
-              </w:rPr>
-              <w:t>40,000 /-</w:t>
+                <w:b/>
+                <w:bCs/>
+                <w:color w:val="EE0000"/>
+                <w:sz w:val="24"/>
+                <w:szCs w:val="24"/>
+              </w:rPr>
+              <w:t>(Not Locked</w:t>
+            </w:r>
+            <w:r>
+              <w:rPr>
+                <w:rFonts w:cstheme="minorHAnsi"/>
+                <w:b/>
+                <w:bCs/>
+                <w:color w:val="EE0000"/>
+                <w:sz w:val="24"/>
+                <w:szCs w:val="24"/>
+              </w:rPr>
+              <w:t>)</w:t>
             </w:r>
           </w:p>
         </w:tc>
@@ -2706,124 +2739,49 @@
           </w:tcPr>
           <w:p>
             <w:pPr>
-              <w:rPr>
-                <w:rFonts w:cstheme="minorHAnsi"/>
-                <w:sz w:val="24"/>
-                <w:szCs w:val="24"/>
-              </w:rPr>
-            </w:pPr>
-          </w:p>
-          <w:p>
-            <w:pPr>
-              <w:pStyle w:val="ListParagraph"/>
-              <w:numPr>
-                <w:ilvl w:val="0"/>
-                <w:numId w:val="23"/>
-              </w:numPr>
-              <w:rPr>
-                <w:rFonts w:cstheme="minorHAnsi"/>
-                <w:sz w:val="24"/>
-                <w:szCs w:val="24"/>
-              </w:rPr>
-            </w:pPr>
-            <w:r>
-              <w:rPr>
-                <w:rFonts w:cstheme="minorHAnsi"/>
-                <w:sz w:val="24"/>
-                <w:szCs w:val="24"/>
-              </w:rPr>
-              <w:t>Artists [</w:t>
-            </w:r>
-            <w:r>
-              <w:rPr>
-                <w:rFonts w:cstheme="minorHAnsi"/>
-                <w:sz w:val="24"/>
-                <w:szCs w:val="24"/>
-              </w:rPr>
-              <w:t>2</w:t>
-            </w:r>
-            <w:r>
-              <w:rPr>
-                <w:rFonts w:cstheme="minorHAnsi"/>
-                <w:sz w:val="24"/>
-                <w:szCs w:val="24"/>
-              </w:rPr>
-              <w:t xml:space="preserve">] </w:t>
-            </w:r>
-            <w:r>
-              <w:rPr>
-                <w:rFonts w:cstheme="minorHAnsi"/>
-                <w:sz w:val="24"/>
-                <w:szCs w:val="24"/>
-              </w:rPr>
-              <w:t>[</w:t>
-            </w:r>
-            <w:r>
-              <w:rPr>
-                <w:rFonts w:cstheme="minorHAnsi"/>
-                <w:sz w:val="24"/>
-                <w:szCs w:val="24"/>
-              </w:rPr>
-              <w:t>Jiving &amp; Swing Dancing</w:t>
-            </w:r>
-            <w:r>
-              <w:rPr>
-                <w:rFonts w:cstheme="minorHAnsi"/>
-                <w:sz w:val="24"/>
-                <w:szCs w:val="24"/>
-              </w:rPr>
-              <w:t>]</w:t>
-            </w:r>
-            <w:r>
-              <w:rPr>
-                <w:rFonts w:cstheme="minorHAnsi"/>
-                <w:sz w:val="24"/>
-                <w:szCs w:val="24"/>
-              </w:rPr>
-              <w:t xml:space="preserve"> </w:t>
-            </w:r>
-          </w:p>
-          <w:p>
-            <w:pPr>
-              <w:pStyle w:val="ListParagraph"/>
-              <w:rPr>
-                <w:rFonts w:cstheme="minorHAnsi"/>
-                <w:sz w:val="24"/>
-                <w:szCs w:val="24"/>
-              </w:rPr>
-            </w:pPr>
-            <w:r>
-              <w:rPr>
-                <w:rFonts w:cstheme="minorHAnsi"/>
-                <w:sz w:val="24"/>
-                <w:szCs w:val="24"/>
-                <w:highlight w:val="green"/>
-              </w:rPr>
-              <w:t xml:space="preserve">[Studio Room </w:t>
-            </w:r>
-            <w:r>
-              <w:rPr>
-                <w:rFonts w:cstheme="minorHAnsi"/>
-                <w:sz w:val="24"/>
-                <w:szCs w:val="24"/>
-                <w:highlight w:val="green"/>
-              </w:rPr>
-              <w:t>Required</w:t>
-            </w:r>
-            <w:r>
-              <w:rPr>
-                <w:rFonts w:cstheme="minorHAnsi"/>
-                <w:sz w:val="24"/>
-                <w:szCs w:val="24"/>
-                <w:highlight w:val="green"/>
-              </w:rPr>
-              <w:t>]</w:t>
-            </w:r>
-          </w:p>
-          <w:p>
-            <w:pPr>
-              <w:rPr>
-                <w:rFonts w:cstheme="minorHAnsi"/>
+              <w:jc w:val="center"/>
+              <w:rPr>
+                <w:rFonts w:cstheme="minorHAnsi"/>
+                <w:b/>
+                <w:bCs/>
+                <w:color w:val="C45911" w:themeColor="accent2" w:themeShade="BF"/>
+                <w:sz w:val="24"/>
+                <w:szCs w:val="24"/>
+              </w:rPr>
+            </w:pPr>
+          </w:p>
+          <w:p>
+            <w:pPr>
+              <w:jc w:val="center"/>
+              <w:rPr>
+                <w:rFonts w:cstheme="minorHAnsi"/>
+                <w:b/>
+                <w:bCs/>
+                <w:color w:val="C45911" w:themeColor="accent2" w:themeShade="BF"/>
+                <w:sz w:val="24"/>
+                <w:szCs w:val="24"/>
+              </w:rPr>
+            </w:pPr>
+            <w:r>
+              <w:rPr>
+                <w:rFonts w:cstheme="minorHAnsi"/>
+                <w:b/>
+                <w:bCs/>
+                <w:color w:val="C45911" w:themeColor="accent2" w:themeShade="BF"/>
+                <w:sz w:val="24"/>
+                <w:szCs w:val="24"/>
+              </w:rPr>
+              <w:t>TOTAL (B)</w:t>
+            </w:r>
+          </w:p>
+          <w:p>
+            <w:pPr>
+              <w:jc w:val="center"/>
+              <w:rPr>
+                <w:rFonts w:cstheme="minorHAnsi"/>
+                <w:b/>
+                <w:bCs/>
+                <w:color w:val="C45911" w:themeColor="accent2" w:themeShade="BF"/>
                 <w:sz w:val="24"/>
                 <w:szCs w:val="24"/>
               </w:rPr>
@@ -2839,126 +2797,6 @@
               <w:jc w:val="center"/>
               <w:rPr>
                 <w:rFonts w:cstheme="minorHAnsi"/>
-                <w:sz w:val="24"/>
-                <w:szCs w:val="24"/>
-              </w:rPr>
-            </w:pPr>
-          </w:p>
-          <w:p>
-            <w:pPr>
-              <w:tabs>
-                <w:tab w:val="left" w:pos="648"/>
-                <w:tab w:val="center" w:pos="1287"/>
-              </w:tabs>
-              <w:rPr>
-                <w:rFonts w:cstheme="minorHAnsi"/>
-                <w:sz w:val="24"/>
-                <w:szCs w:val="24"/>
-              </w:rPr>
-            </w:pPr>
-            <w:r>
-              <w:rPr>
-                <w:rFonts w:cstheme="minorHAnsi"/>
-                <w:sz w:val="24"/>
-                <w:szCs w:val="24"/>
-              </w:rPr>
-              <w:tab/>
-            </w:r>
-            <w:r>
-              <w:rPr>
-                <w:rFonts w:cstheme="minorHAnsi"/>
-                <w:sz w:val="24"/>
-                <w:szCs w:val="24"/>
-              </w:rPr>
-              <w:tab/>
-            </w:r>
-            <w:r>
-              <w:rPr>
-                <w:rFonts w:cstheme="minorHAnsi"/>
-                <w:sz w:val="24"/>
-                <w:szCs w:val="24"/>
-              </w:rPr>
-              <w:t>50</w:t>
-            </w:r>
-            <w:r>
-              <w:rPr>
-                <w:rFonts w:cstheme="minorHAnsi"/>
-                <w:sz w:val="24"/>
-                <w:szCs w:val="24"/>
-              </w:rPr>
-              <w:t>,000 /-</w:t>
-            </w:r>
-          </w:p>
-        </w:tc>
-      </w:tr>
-      <w:tr>
-        <w:trPr>
-          <w:trHeight w:val="563"/>
-        </w:trPr>
-        <w:tc>
-          <w:tcPr>
-            <w:tcW w:w="6745" w:type="dxa"/>
-          </w:tcPr>
-          <w:p>
-            <w:pPr>
-              <w:jc w:val="center"/>
-              <w:rPr>
-                <w:rFonts w:cstheme="minorHAnsi"/>
-                <w:b/>
-                <w:bCs/>
-                <w:color w:val="C45911" w:themeColor="accent2" w:themeShade="BF"/>
-                <w:sz w:val="24"/>
-                <w:szCs w:val="24"/>
-              </w:rPr>
-            </w:pPr>
-          </w:p>
-          <w:p>
-            <w:pPr>
-              <w:jc w:val="center"/>
-              <w:rPr>
-                <w:rFonts w:cstheme="minorHAnsi"/>
-                <w:b/>
-                <w:bCs/>
-                <w:color w:val="C45911" w:themeColor="accent2" w:themeShade="BF"/>
-                <w:sz w:val="24"/>
-                <w:szCs w:val="24"/>
-              </w:rPr>
-            </w:pPr>
-            <w:r>
-              <w:rPr>
-                <w:rFonts w:cstheme="minorHAnsi"/>
-                <w:b/>
-                <w:bCs/>
-                <w:color w:val="C45911" w:themeColor="accent2" w:themeShade="BF"/>
-                <w:sz w:val="24"/>
-                <w:szCs w:val="24"/>
-              </w:rPr>
-              <w:t>TOTAL (B)</w:t>
-            </w:r>
-          </w:p>
-          <w:p>
-            <w:pPr>
-              <w:jc w:val="center"/>
-              <w:rPr>
-                <w:rFonts w:cstheme="minorHAnsi"/>
-                <w:b/>
-                <w:bCs/>
-                <w:color w:val="C45911" w:themeColor="accent2" w:themeShade="BF"/>
-                <w:sz w:val="24"/>
-                <w:szCs w:val="24"/>
-              </w:rPr>
-            </w:pPr>
-          </w:p>
-        </w:tc>
-        <w:tc>
-          <w:tcPr>
-            <w:tcW w:w="2790" w:type="dxa"/>
-          </w:tcPr>
-          <w:p>
-            <w:pPr>
-              <w:jc w:val="center"/>
-              <w:rPr>
-                <w:rFonts w:cstheme="minorHAnsi"/>
                 <w:b/>
                 <w:bCs/>
                 <w:color w:val="C45911" w:themeColor="accent2" w:themeShade="BF"/>
@@ -2988,29 +2826,7 @@
                 <w:sz w:val="24"/>
                 <w:szCs w:val="24"/>
               </w:rPr>
-              <w:t>1</w:t>
-            </w:r>
-            <w:r>
-              <w:rPr>
-                <w:rFonts w:cstheme="minorHAnsi"/>
-                <w:b/>
-                <w:bCs/>
-                <w:color w:val="C45911" w:themeColor="accent2" w:themeShade="BF"/>
-                <w:sz w:val="24"/>
-                <w:szCs w:val="24"/>
-              </w:rPr>
-              <w:t>,</w:t>
-            </w:r>
-            <w:r>
-              <w:rPr>
-                <w:rFonts w:cstheme="minorHAnsi"/>
-                <w:b/>
-                <w:bCs/>
-                <w:color w:val="C45911" w:themeColor="accent2" w:themeShade="BF"/>
-                <w:sz w:val="24"/>
-                <w:szCs w:val="24"/>
-              </w:rPr>
-              <w:t>2</w:t>
+              <w:t>3</w:t>
             </w:r>
             <w:r>
               <w:rPr>
@@ -3038,6 +2854,18 @@
         </w:tc>
       </w:tr>
     </w:tbl>
+    <w:p>
+      <w:pPr>
+        <w:rPr>
+          <w:rFonts w:asciiTheme="majorHAnsi" w:eastAsiaTheme="majorEastAsia" w:hAnsiTheme="majorHAnsi" w:cstheme="majorBidi"/>
+          <w:b/>
+          <w:bCs/>
+          <w:color w:val="538135" w:themeColor="accent6" w:themeShade="BF"/>
+          <w:sz w:val="28"/>
+          <w:szCs w:val="28"/>
+        </w:rPr>
+      </w:pPr>
+    </w:p>
     <w:p>
       <w:pPr>
         <w:rPr>
@@ -3987,7 +3815,15 @@
                 <w:sz w:val="24"/>
                 <w:szCs w:val="24"/>
               </w:rPr>
-              <w:t>25</w:t>
+              <w:t>3</w:t>
+            </w:r>
+            <w:r>
+              <w:rPr>
+                <w:rFonts w:cstheme="minorHAnsi"/>
+                <w:sz w:val="24"/>
+                <w:szCs w:val="24"/>
+              </w:rPr>
+              <w:t>5</w:t>
             </w:r>
             <w:r>
               <w:rPr>
@@ -4129,7 +3965,18 @@
                 <w:sz w:val="24"/>
                 <w:szCs w:val="24"/>
               </w:rPr>
-              <w:t>10</w:t>
+              <w:t>2</w:t>
+            </w:r>
+            <w:r>
+              <w:rPr>
+                <w:rFonts w:cstheme="minorHAnsi"/>
+                <w:b/>
+                <w:bCs/>
+                <w:color w:val="C45911" w:themeColor="accent2" w:themeShade="BF"/>
+                <w:sz w:val="24"/>
+                <w:szCs w:val="24"/>
+              </w:rPr>
+              <w:t>0</w:t>
             </w:r>
             <w:r>
               <w:rPr>
@@ -4892,39 +4739,40 @@
                 <w:sz w:val="24"/>
                 <w:szCs w:val="24"/>
               </w:rPr>
-              <w:t>Violin</w:t>
-            </w:r>
-            <w:r>
-              <w:rPr>
-                <w:rFonts w:cstheme="minorHAnsi"/>
-                <w:sz w:val="24"/>
-                <w:szCs w:val="24"/>
-              </w:rPr>
-              <w:t xml:space="preserve"> </w:t>
-            </w:r>
-            <w:r>
-              <w:rPr>
-                <w:rFonts w:cstheme="minorHAnsi"/>
-                <w:sz w:val="24"/>
-                <w:szCs w:val="24"/>
-              </w:rPr>
-              <w:t xml:space="preserve">With </w:t>
-            </w:r>
-            <w:r>
-              <w:rPr>
-                <w:rFonts w:cstheme="minorHAnsi"/>
-                <w:sz w:val="24"/>
-                <w:szCs w:val="24"/>
-              </w:rPr>
-              <w:t>Artist</w:t>
-            </w:r>
-            <w:r>
-              <w:rPr>
-                <w:rFonts w:cstheme="minorHAnsi"/>
-                <w:sz w:val="24"/>
-                <w:szCs w:val="24"/>
-              </w:rPr>
-              <w:t xml:space="preserve"> [Female Artist]</w:t>
+              <w:t>Kathak Dancer [Female</w:t>
+            </w:r>
+            <w:r>
+              <w:rPr>
+                <w:rFonts w:cstheme="minorHAnsi"/>
+                <w:sz w:val="24"/>
+                <w:szCs w:val="24"/>
+              </w:rPr>
+              <w:t xml:space="preserve"> &amp; </w:t>
+            </w:r>
+            <w:r>
+              <w:rPr>
+                <w:rFonts w:cstheme="minorHAnsi"/>
+                <w:sz w:val="24"/>
+                <w:szCs w:val="24"/>
+              </w:rPr>
+              <w:t>Male] [</w:t>
+            </w:r>
+            <w:r>
+              <w:rPr>
+                <w:rFonts w:cstheme="minorHAnsi"/>
+                <w:sz w:val="24"/>
+                <w:szCs w:val="24"/>
+              </w:rPr>
+              <w:t>2 Artist]</w:t>
+            </w:r>
+            <w:r>
+              <w:rPr>
+                <w:rFonts w:cstheme="minorHAnsi"/>
+                <w:sz w:val="24"/>
+                <w:szCs w:val="24"/>
+                <w:highlight w:val="yellow"/>
+              </w:rPr>
+              <w:t>[Locked]</w:t>
             </w:r>
           </w:p>
           <w:p>
@@ -4985,15 +4833,73 @@
                 <w:sz w:val="24"/>
                 <w:szCs w:val="24"/>
               </w:rPr>
-              <w:t>3</w:t>
-            </w:r>
-            <w:r>
-              <w:rPr>
-                <w:rFonts w:cstheme="minorHAnsi"/>
-                <w:sz w:val="24"/>
-                <w:szCs w:val="24"/>
-              </w:rPr>
-              <w:t>0</w:t>
+              <w:t>15</w:t>
+            </w:r>
+            <w:r>
+              <w:rPr>
+                <w:rFonts w:cstheme="minorHAnsi"/>
+                <w:sz w:val="24"/>
+                <w:szCs w:val="24"/>
+              </w:rPr>
+              <w:t>,000</w:t>
+            </w:r>
+            <w:r>
+              <w:rPr>
+                <w:rFonts w:cstheme="minorHAnsi"/>
+                <w:sz w:val="24"/>
+                <w:szCs w:val="24"/>
+              </w:rPr>
+              <w:t xml:space="preserve"> /- </w:t>
+            </w:r>
+            <w:r>
+              <w:rPr>
+                <w:rFonts w:cstheme="minorHAnsi"/>
+                <w:sz w:val="24"/>
+                <w:szCs w:val="24"/>
+              </w:rPr>
+              <w:t>x</w:t>
+            </w:r>
+            <w:r>
+              <w:rPr>
+                <w:rFonts w:cstheme="minorHAnsi"/>
+                <w:sz w:val="24"/>
+                <w:szCs w:val="24"/>
+              </w:rPr>
+              <w:t xml:space="preserve"> </w:t>
+            </w:r>
+            <w:r>
+              <w:rPr>
+                <w:rFonts w:cstheme="minorHAnsi"/>
+                <w:sz w:val="24"/>
+                <w:szCs w:val="24"/>
+              </w:rPr>
+              <w:t>2</w:t>
+            </w:r>
+          </w:p>
+          <w:p>
+            <w:pPr>
+              <w:jc w:val="center"/>
+              <w:rPr>
+                <w:rFonts w:cstheme="minorHAnsi"/>
+                <w:sz w:val="24"/>
+                <w:szCs w:val="24"/>
+              </w:rPr>
+            </w:pPr>
+            <w:r>
+              <w:rPr>
+                <w:rFonts w:cstheme="minorHAnsi"/>
+                <w:sz w:val="24"/>
+                <w:szCs w:val="24"/>
+              </w:rPr>
+              <w:t xml:space="preserve">= </w:t>
+            </w:r>
+            <w:r>
+              <w:rPr>
+                <w:rFonts w:cstheme="minorHAnsi"/>
+                <w:sz w:val="24"/>
+                <w:szCs w:val="24"/>
+              </w:rPr>
+              <w:t>30</w:t>
             </w:r>
             <w:r>
               <w:rPr>
@@ -5052,31 +4958,7 @@
                 <w:sz w:val="24"/>
                 <w:szCs w:val="24"/>
               </w:rPr>
-              <w:t>Kathak Dancer [Female</w:t>
-            </w:r>
-            <w:r>
-              <w:rPr>
-                <w:rFonts w:cstheme="minorHAnsi"/>
-                <w:sz w:val="24"/>
-                <w:szCs w:val="24"/>
-              </w:rPr>
-              <w:t xml:space="preserve"> &amp; </w:t>
-            </w:r>
-            <w:r>
-              <w:rPr>
-                <w:rFonts w:cstheme="minorHAnsi"/>
-                <w:sz w:val="24"/>
-                <w:szCs w:val="24"/>
-              </w:rPr>
-              <w:t>Male] [</w:t>
-            </w:r>
-            <w:r>
-              <w:rPr>
-                <w:rFonts w:cstheme="minorHAnsi"/>
-                <w:sz w:val="24"/>
-                <w:szCs w:val="24"/>
-              </w:rPr>
-              <w:t>2 Artist]</w:t>
+              <w:t xml:space="preserve">White Piano </w:t>
             </w:r>
             <w:r>
               <w:rPr>
@@ -5102,9 +4984,8 @@
                 <w:rFonts w:cstheme="minorHAnsi"/>
                 <w:sz w:val="24"/>
                 <w:szCs w:val="24"/>
-                <w:highlight w:val="green"/>
-              </w:rPr>
-              <w:t>[Studio Room Required]</w:t>
+              </w:rPr>
+              <w:t>(including Travel)</w:t>
             </w:r>
           </w:p>
           <w:p>
@@ -5140,54 +5021,6 @@
                 <w:szCs w:val="24"/>
               </w:rPr>
             </w:pPr>
-            <w:r>
-              <w:rPr>
-                <w:rFonts w:cstheme="minorHAnsi"/>
-                <w:sz w:val="24"/>
-                <w:szCs w:val="24"/>
-              </w:rPr>
-              <w:t>15</w:t>
-            </w:r>
-            <w:r>
-              <w:rPr>
-                <w:rFonts w:cstheme="minorHAnsi"/>
-                <w:sz w:val="24"/>
-                <w:szCs w:val="24"/>
-              </w:rPr>
-              <w:t>,000</w:t>
-            </w:r>
-            <w:r>
-              <w:rPr>
-                <w:rFonts w:cstheme="minorHAnsi"/>
-                <w:sz w:val="24"/>
-                <w:szCs w:val="24"/>
-              </w:rPr>
-              <w:t xml:space="preserve"> /- </w:t>
-            </w:r>
-            <w:r>
-              <w:rPr>
-                <w:rFonts w:cstheme="minorHAnsi"/>
-                <w:sz w:val="24"/>
-                <w:szCs w:val="24"/>
-              </w:rPr>
-              <w:t>x</w:t>
-            </w:r>
-            <w:r>
-              <w:rPr>
-                <w:rFonts w:cstheme="minorHAnsi"/>
-                <w:sz w:val="24"/>
-                <w:szCs w:val="24"/>
-              </w:rPr>
-              <w:t xml:space="preserve"> </w:t>
-            </w:r>
-            <w:r>
-              <w:rPr>
-                <w:rFonts w:cstheme="minorHAnsi"/>
-                <w:sz w:val="24"/>
-                <w:szCs w:val="24"/>
-              </w:rPr>
-              <w:t>2</w:t>
-            </w:r>
           </w:p>
           <w:p>
             <w:pPr>
@@ -5204,34 +5037,8 @@
                 <w:sz w:val="24"/>
                 <w:szCs w:val="24"/>
               </w:rPr>
-              <w:t xml:space="preserve">= </w:t>
-            </w:r>
-            <w:r>
-              <w:rPr>
-                <w:rFonts w:cstheme="minorHAnsi"/>
-                <w:sz w:val="24"/>
-                <w:szCs w:val="24"/>
-              </w:rPr>
-              <w:t>30</w:t>
-            </w:r>
-            <w:r>
-              <w:rPr>
-                <w:rFonts w:cstheme="minorHAnsi"/>
-                <w:sz w:val="24"/>
-                <w:szCs w:val="24"/>
-              </w:rPr>
-              <w:t>,000 /-</w:t>
-            </w:r>
-          </w:p>
-          <w:p>
-            <w:pPr>
-              <w:jc w:val="center"/>
-              <w:rPr>
-                <w:rFonts w:cstheme="minorHAnsi"/>
-                <w:sz w:val="24"/>
-                <w:szCs w:val="24"/>
-              </w:rPr>
-            </w:pPr>
+              <w:t>70,000 /-</w:t>
+            </w:r>
           </w:p>
         </w:tc>
       </w:tr>
@@ -5245,66 +5052,70 @@
           </w:tcPr>
           <w:p>
             <w:pPr>
-              <w:rPr>
-                <w:rFonts w:cstheme="minorHAnsi"/>
-                <w:sz w:val="24"/>
-                <w:szCs w:val="24"/>
-              </w:rPr>
-            </w:pPr>
-          </w:p>
-          <w:p>
-            <w:pPr>
-              <w:pStyle w:val="ListParagraph"/>
-              <w:numPr>
-                <w:ilvl w:val="0"/>
-                <w:numId w:val="21"/>
-              </w:numPr>
-              <w:rPr>
-                <w:rFonts w:cstheme="minorHAnsi"/>
-                <w:sz w:val="24"/>
-                <w:szCs w:val="24"/>
-              </w:rPr>
-            </w:pPr>
-            <w:r>
-              <w:rPr>
-                <w:rFonts w:cstheme="minorHAnsi"/>
-                <w:sz w:val="24"/>
-                <w:szCs w:val="24"/>
-              </w:rPr>
-              <w:t xml:space="preserve">White Piano </w:t>
-            </w:r>
-            <w:r>
-              <w:rPr>
-                <w:rFonts w:cstheme="minorHAnsi"/>
-                <w:sz w:val="24"/>
-                <w:szCs w:val="24"/>
-                <w:highlight w:val="yellow"/>
-              </w:rPr>
-              <w:t>[Locked]</w:t>
-            </w:r>
-          </w:p>
-          <w:p>
-            <w:pPr>
-              <w:pStyle w:val="ListParagraph"/>
-              <w:rPr>
-                <w:rFonts w:cstheme="minorHAnsi"/>
-                <w:sz w:val="24"/>
-                <w:szCs w:val="24"/>
-              </w:rPr>
-            </w:pPr>
-            <w:r>
-              <w:rPr>
-                <w:rFonts w:cstheme="minorHAnsi"/>
-                <w:sz w:val="24"/>
-                <w:szCs w:val="24"/>
-              </w:rPr>
-              <w:t>(including Travel)</w:t>
-            </w:r>
-          </w:p>
-          <w:p>
-            <w:pPr>
-              <w:rPr>
-                <w:rFonts w:cstheme="minorHAnsi"/>
+              <w:jc w:val="center"/>
+              <w:rPr>
+                <w:rFonts w:cstheme="minorHAnsi"/>
+                <w:b/>
+                <w:bCs/>
+                <w:color w:val="C45911" w:themeColor="accent2" w:themeShade="BF"/>
+                <w:sz w:val="24"/>
+                <w:szCs w:val="24"/>
+              </w:rPr>
+            </w:pPr>
+          </w:p>
+          <w:p>
+            <w:pPr>
+              <w:jc w:val="center"/>
+              <w:rPr>
+                <w:rFonts w:cstheme="minorHAnsi"/>
+                <w:b/>
+                <w:bCs/>
+                <w:color w:val="C45911" w:themeColor="accent2" w:themeShade="BF"/>
+                <w:sz w:val="24"/>
+                <w:szCs w:val="24"/>
+              </w:rPr>
+            </w:pPr>
+            <w:r>
+              <w:rPr>
+                <w:rFonts w:cstheme="minorHAnsi"/>
+                <w:b/>
+                <w:bCs/>
+                <w:color w:val="C45911" w:themeColor="accent2" w:themeShade="BF"/>
+                <w:sz w:val="24"/>
+                <w:szCs w:val="24"/>
+              </w:rPr>
+              <w:t>TOTAL (</w:t>
+            </w:r>
+            <w:r>
+              <w:rPr>
+                <w:rFonts w:cstheme="minorHAnsi"/>
+                <w:b/>
+                <w:bCs/>
+                <w:color w:val="C45911" w:themeColor="accent2" w:themeShade="BF"/>
+                <w:sz w:val="24"/>
+                <w:szCs w:val="24"/>
+              </w:rPr>
+              <w:t>D</w:t>
+            </w:r>
+            <w:r>
+              <w:rPr>
+                <w:rFonts w:cstheme="minorHAnsi"/>
+                <w:b/>
+                <w:bCs/>
+                <w:color w:val="C45911" w:themeColor="accent2" w:themeShade="BF"/>
+                <w:sz w:val="24"/>
+                <w:szCs w:val="24"/>
+              </w:rPr>
+              <w:t>)</w:t>
+            </w:r>
+          </w:p>
+          <w:p>
+            <w:pPr>
+              <w:rPr>
+                <w:rFonts w:cstheme="minorHAnsi"/>
+                <w:b/>
+                <w:bCs/>
+                <w:color w:val="C45911" w:themeColor="accent2" w:themeShade="BF"/>
                 <w:sz w:val="24"/>
                 <w:szCs w:val="24"/>
               </w:rPr>
@@ -5320,6 +5131,9 @@
               <w:jc w:val="center"/>
               <w:rPr>
                 <w:rFonts w:cstheme="minorHAnsi"/>
+                <w:b/>
+                <w:bCs/>
+                <w:color w:val="C45911" w:themeColor="accent2" w:themeShade="BF"/>
                 <w:sz w:val="24"/>
                 <w:szCs w:val="24"/>
               </w:rPr>
@@ -5330,44 +5144,6 @@
               <w:jc w:val="center"/>
               <w:rPr>
                 <w:rFonts w:cstheme="minorHAnsi"/>
-                <w:sz w:val="24"/>
-                <w:szCs w:val="24"/>
-              </w:rPr>
-            </w:pPr>
-          </w:p>
-          <w:p>
-            <w:pPr>
-              <w:jc w:val="center"/>
-              <w:rPr>
-                <w:rFonts w:cstheme="minorHAnsi"/>
-                <w:sz w:val="24"/>
-                <w:szCs w:val="24"/>
-              </w:rPr>
-            </w:pPr>
-            <w:r>
-              <w:rPr>
-                <w:rFonts w:cstheme="minorHAnsi"/>
-                <w:sz w:val="24"/>
-                <w:szCs w:val="24"/>
-              </w:rPr>
-              <w:t>70,000 /-</w:t>
-            </w:r>
-          </w:p>
-        </w:tc>
-      </w:tr>
-      <w:tr>
-        <w:trPr>
-          <w:trHeight w:val="563"/>
-        </w:trPr>
-        <w:tc>
-          <w:tcPr>
-            <w:tcW w:w="6205" w:type="dxa"/>
-          </w:tcPr>
-          <w:p>
-            <w:pPr>
-              <w:jc w:val="center"/>
-              <w:rPr>
-                <w:rFonts w:cstheme="minorHAnsi"/>
                 <w:b/>
                 <w:bCs/>
                 <w:color w:val="C45911" w:themeColor="accent2" w:themeShade="BF"/>
@@ -5375,10 +5151,7 @@
                 <w:szCs w:val="24"/>
               </w:rPr>
             </w:pPr>
-          </w:p>
-          <w:p>
-            <w:pPr>
-              <w:jc w:val="center"/>
+            <w:r>
               <w:rPr>
                 <w:rFonts w:cstheme="minorHAnsi"/>
                 <w:b/>
@@ -5387,7 +5160,8 @@
                 <w:sz w:val="24"/>
                 <w:szCs w:val="24"/>
               </w:rPr>
-            </w:pPr>
+              <w:t>1</w:t>
+            </w:r>
             <w:r>
               <w:rPr>
                 <w:rFonts w:cstheme="minorHAnsi"/>
@@ -5397,7 +5171,7 @@
                 <w:sz w:val="24"/>
                 <w:szCs w:val="24"/>
               </w:rPr>
-              <w:t>TOTAL (</w:t>
+              <w:t>,</w:t>
             </w:r>
             <w:r>
               <w:rPr>
@@ -5408,94 +5182,7 @@
                 <w:sz w:val="24"/>
                 <w:szCs w:val="24"/>
               </w:rPr>
-              <w:t>D</w:t>
-            </w:r>
-            <w:r>
-              <w:rPr>
-                <w:rFonts w:cstheme="minorHAnsi"/>
-                <w:b/>
-                <w:bCs/>
-                <w:color w:val="C45911" w:themeColor="accent2" w:themeShade="BF"/>
-                <w:sz w:val="24"/>
-                <w:szCs w:val="24"/>
-              </w:rPr>
-              <w:t>)</w:t>
-            </w:r>
-          </w:p>
-          <w:p>
-            <w:pPr>
-              <w:rPr>
-                <w:rFonts w:cstheme="minorHAnsi"/>
-                <w:b/>
-                <w:bCs/>
-                <w:color w:val="C45911" w:themeColor="accent2" w:themeShade="BF"/>
-                <w:sz w:val="24"/>
-                <w:szCs w:val="24"/>
-              </w:rPr>
-            </w:pPr>
-          </w:p>
-        </w:tc>
-        <w:tc>
-          <w:tcPr>
-            <w:tcW w:w="3153" w:type="dxa"/>
-          </w:tcPr>
-          <w:p>
-            <w:pPr>
-              <w:jc w:val="center"/>
-              <w:rPr>
-                <w:rFonts w:cstheme="minorHAnsi"/>
-                <w:b/>
-                <w:bCs/>
-                <w:color w:val="C45911" w:themeColor="accent2" w:themeShade="BF"/>
-                <w:sz w:val="24"/>
-                <w:szCs w:val="24"/>
-              </w:rPr>
-            </w:pPr>
-          </w:p>
-          <w:p>
-            <w:pPr>
-              <w:jc w:val="center"/>
-              <w:rPr>
-                <w:rFonts w:cstheme="minorHAnsi"/>
-                <w:b/>
-                <w:bCs/>
-                <w:color w:val="C45911" w:themeColor="accent2" w:themeShade="BF"/>
-                <w:sz w:val="24"/>
-                <w:szCs w:val="24"/>
-              </w:rPr>
-            </w:pPr>
-            <w:r>
-              <w:rPr>
-                <w:rFonts w:cstheme="minorHAnsi"/>
-                <w:b/>
-                <w:bCs/>
-                <w:color w:val="C45911" w:themeColor="accent2" w:themeShade="BF"/>
-                <w:sz w:val="24"/>
-                <w:szCs w:val="24"/>
-              </w:rPr>
-              <w:t>1</w:t>
-            </w:r>
-            <w:r>
-              <w:rPr>
-                <w:rFonts w:cstheme="minorHAnsi"/>
-                <w:b/>
-                <w:bCs/>
-                <w:color w:val="C45911" w:themeColor="accent2" w:themeShade="BF"/>
-                <w:sz w:val="24"/>
-                <w:szCs w:val="24"/>
-              </w:rPr>
-              <w:t>,</w:t>
-            </w:r>
-            <w:r>
-              <w:rPr>
-                <w:rFonts w:cstheme="minorHAnsi"/>
-                <w:b/>
-                <w:bCs/>
-                <w:color w:val="C45911" w:themeColor="accent2" w:themeShade="BF"/>
-                <w:sz w:val="24"/>
-                <w:szCs w:val="24"/>
-              </w:rPr>
-              <w:t>7</w:t>
+              <w:t>4</w:t>
             </w:r>
             <w:r>
               <w:rPr>
@@ -6647,47 +6334,7 @@
                   <w14:round/>
                 </w14:textOutline>
               </w:rPr>
-              <w:t>6</w:t>
-            </w:r>
-            <w:r>
-              <w:rPr>
-                <w:rFonts w:asciiTheme="majorHAnsi" w:eastAsiaTheme="majorEastAsia" w:hAnsiTheme="majorHAnsi" w:cstheme="majorBidi"/>
-                <w:bCs/>
-                <w:color w:val="C45911" w:themeColor="accent2" w:themeShade="BF"/>
-                <w:sz w:val="36"/>
-                <w:szCs w:val="36"/>
-                <w14:shadow w14:blurRad="38100" w14:dist="19050" w14:dir="2700000" w14:sx="100000" w14:sy="100000" w14:kx="0" w14:ky="0" w14:algn="tl">
-                  <w14:schemeClr w14:val="dk1">
-                    <w14:alpha w14:val="60000"/>
-                  </w14:schemeClr>
-                </w14:shadow>
-                <w14:textOutline w14:w="0" w14:cap="flat" w14:cmpd="sng" w14:algn="ctr">
-                  <w14:noFill/>
-                  <w14:prstDash w14:val="solid"/>
-                  <w14:round/>
-                </w14:textOutline>
-              </w:rPr>
-              <w:t>,</w:t>
-            </w:r>
-            <w:r>
-              <w:rPr>
-                <w:rFonts w:asciiTheme="majorHAnsi" w:eastAsiaTheme="majorEastAsia" w:hAnsiTheme="majorHAnsi" w:cstheme="majorBidi"/>
-                <w:bCs/>
-                <w:color w:val="C45911" w:themeColor="accent2" w:themeShade="BF"/>
-                <w:sz w:val="36"/>
-                <w:szCs w:val="36"/>
-                <w14:shadow w14:blurRad="38100" w14:dist="19050" w14:dir="2700000" w14:sx="100000" w14:sy="100000" w14:kx="0" w14:ky="0" w14:algn="tl">
-                  <w14:schemeClr w14:val="dk1">
-                    <w14:alpha w14:val="60000"/>
-                  </w14:schemeClr>
-                </w14:shadow>
-                <w14:textOutline w14:w="0" w14:cap="flat" w14:cmpd="sng" w14:algn="ctr">
-                  <w14:noFill/>
-                  <w14:prstDash w14:val="solid"/>
-                  <w14:round/>
-                </w14:textOutline>
-              </w:rPr>
-              <w:t>5</w:t>
+              <w:t>5,4</w:t>
             </w:r>
             <w:r>
               <w:rPr>

--- a/Quotations/Kavita Goswami 20_22_Feb_2026 artist/Quotation With Artist.docx
+++ b/Quotations/Kavita Goswami 20_22_Feb_2026 artist/Quotation With Artist.docx
@@ -1173,7 +1173,7 @@
                   <w14:round/>
                 </w14:textOutline>
               </w:rPr>
-              <w:t>7</w:t>
+              <w:t>5</w:t>
             </w:r>
             <w:r>
               <w:rPr>
@@ -4387,7 +4387,49 @@
                   <w14:round/>
                 </w14:textOutline>
               </w:rPr>
-              <w:t>Time       11:00 AM</w:t>
+              <w:t xml:space="preserve">Time       </w:t>
+            </w:r>
+            <w:r>
+              <w:rPr>
+                <w:rFonts w:ascii="Abadi" w:eastAsiaTheme="majorEastAsia" w:hAnsi="Abadi" w:cs="ADLaM Display"/>
+                <w:bCs/>
+                <w:smallCaps/>
+                <w:color w:val="2F5496" w:themeColor="accent1" w:themeShade="BF"/>
+                <w:sz w:val="36"/>
+                <w:szCs w:val="36"/>
+                <w14:shadow w14:blurRad="38100" w14:dist="19050" w14:dir="2700000" w14:sx="100000" w14:sy="100000" w14:kx="0" w14:ky="0" w14:algn="tl">
+                  <w14:schemeClr w14:val="dk1">
+                    <w14:alpha w14:val="60000"/>
+                  </w14:schemeClr>
+                </w14:shadow>
+                <w14:textOutline w14:w="0" w14:cap="flat" w14:cmpd="sng" w14:algn="ctr">
+                  <w14:noFill/>
+                  <w14:prstDash w14:val="solid"/>
+                  <w14:round/>
+                </w14:textOutline>
+              </w:rPr>
+              <w:t>09</w:t>
+            </w:r>
+            <w:r>
+              <w:rPr>
+                <w:rFonts w:ascii="Abadi" w:eastAsiaTheme="majorEastAsia" w:hAnsi="Abadi" w:cs="ADLaM Display"/>
+                <w:bCs/>
+                <w:smallCaps/>
+                <w:color w:val="2F5496" w:themeColor="accent1" w:themeShade="BF"/>
+                <w:sz w:val="36"/>
+                <w:szCs w:val="36"/>
+                <w14:shadow w14:blurRad="38100" w14:dist="19050" w14:dir="2700000" w14:sx="100000" w14:sy="100000" w14:kx="0" w14:ky="0" w14:algn="tl">
+                  <w14:schemeClr w14:val="dk1">
+                    <w14:alpha w14:val="60000"/>
+                  </w14:schemeClr>
+                </w14:shadow>
+                <w14:textOutline w14:w="0" w14:cap="flat" w14:cmpd="sng" w14:algn="ctr">
+                  <w14:noFill/>
+                  <w14:prstDash w14:val="solid"/>
+                  <w14:round/>
+                </w14:textOutline>
+              </w:rPr>
+              <w:t>:00 AM</w:t>
             </w:r>
           </w:p>
           <w:p>
@@ -5592,7 +5634,49 @@
                   <w14:round/>
                 </w14:textOutline>
               </w:rPr>
-              <w:t>Time       07:00 PM</w:t>
+              <w:t>Time       0</w:t>
+            </w:r>
+            <w:r>
+              <w:rPr>
+                <w:rFonts w:ascii="Abadi" w:eastAsiaTheme="majorEastAsia" w:hAnsi="Abadi" w:cs="ADLaM Display"/>
+                <w:bCs/>
+                <w:smallCaps/>
+                <w:color w:val="2F5496" w:themeColor="accent1" w:themeShade="BF"/>
+                <w:sz w:val="36"/>
+                <w:szCs w:val="36"/>
+                <w14:shadow w14:blurRad="38100" w14:dist="19050" w14:dir="2700000" w14:sx="100000" w14:sy="100000" w14:kx="0" w14:ky="0" w14:algn="tl">
+                  <w14:schemeClr w14:val="dk1">
+                    <w14:alpha w14:val="60000"/>
+                  </w14:schemeClr>
+                </w14:shadow>
+                <w14:textOutline w14:w="0" w14:cap="flat" w14:cmpd="sng" w14:algn="ctr">
+                  <w14:noFill/>
+                  <w14:prstDash w14:val="solid"/>
+                  <w14:round/>
+                </w14:textOutline>
+              </w:rPr>
+              <w:t>5</w:t>
+            </w:r>
+            <w:r>
+              <w:rPr>
+                <w:rFonts w:ascii="Abadi" w:eastAsiaTheme="majorEastAsia" w:hAnsi="Abadi" w:cs="ADLaM Display"/>
+                <w:bCs/>
+                <w:smallCaps/>
+                <w:color w:val="2F5496" w:themeColor="accent1" w:themeShade="BF"/>
+                <w:sz w:val="36"/>
+                <w:szCs w:val="36"/>
+                <w14:shadow w14:blurRad="38100" w14:dist="19050" w14:dir="2700000" w14:sx="100000" w14:sy="100000" w14:kx="0" w14:ky="0" w14:algn="tl">
+                  <w14:schemeClr w14:val="dk1">
+                    <w14:alpha w14:val="60000"/>
+                  </w14:schemeClr>
+                </w14:shadow>
+                <w14:textOutline w14:w="0" w14:cap="flat" w14:cmpd="sng" w14:algn="ctr">
+                  <w14:noFill/>
+                  <w14:prstDash w14:val="solid"/>
+                  <w14:round/>
+                </w14:textOutline>
+              </w:rPr>
+              <w:t>:00 PM</w:t>
             </w:r>
           </w:p>
           <w:p>
